--- a/3_Documentazione/Documentazione_Sprint2.docx
+++ b/3_Documentazione/Documentazione_Sprint2.docx
@@ -632,7 +632,9 @@
               <w:tab w:val="right" w:leader="dot" w:pos="9628"/>
             </w:tabs>
             <w:rPr>
+              <w:rFonts w:eastAsiaTheme="minorEastAsia"/>
               <w:noProof/>
+              <w:lang w:eastAsia="it-CH"/>
             </w:rPr>
           </w:pPr>
           <w:r>
@@ -644,13 +646,13 @@
           <w:r>
             <w:fldChar w:fldCharType="separate"/>
           </w:r>
-          <w:hyperlink w:anchor="_Toc190865549" w:history="1">
+          <w:hyperlink w:anchor="_Toc193888254" w:history="1">
             <w:r>
               <w:rPr>
                 <w:rStyle w:val="Collegamentoipertestuale"/>
                 <w:noProof/>
               </w:rPr>
-              <w:t>Pianificazione Gantt</w:t>
+              <w:t>Obbiettivo principale</w:t>
             </w:r>
             <w:r>
               <w:rPr>
@@ -671,7 +673,7 @@
                 <w:noProof/>
                 <w:webHidden/>
               </w:rPr>
-              <w:instrText xml:space="preserve"> PAGEREF _Toc190865549 \h </w:instrText>
+              <w:instrText xml:space="preserve"> PAGEREF _Toc193888254 \h </w:instrText>
             </w:r>
             <w:r>
               <w:rPr>
@@ -709,16 +711,18 @@
               <w:tab w:val="right" w:leader="dot" w:pos="9628"/>
             </w:tabs>
             <w:rPr>
+              <w:rFonts w:eastAsiaTheme="minorEastAsia"/>
               <w:noProof/>
+              <w:lang w:eastAsia="it-CH"/>
             </w:rPr>
           </w:pPr>
-          <w:hyperlink w:anchor="_Toc190865550" w:history="1">
+          <w:hyperlink w:anchor="_Toc193888255" w:history="1">
             <w:r>
               <w:rPr>
                 <w:rStyle w:val="Collegamentoipertestuale"/>
                 <w:noProof/>
               </w:rPr>
-              <w:t>Progettazione</w:t>
+              <w:t>Pianificazione Gantt</w:t>
             </w:r>
             <w:r>
               <w:rPr>
@@ -739,7 +743,7 @@
                 <w:noProof/>
                 <w:webHidden/>
               </w:rPr>
-              <w:instrText xml:space="preserve"> PAGEREF _Toc190865550 \h </w:instrText>
+              <w:instrText xml:space="preserve"> PAGEREF _Toc193888255 \h </w:instrText>
             </w:r>
             <w:r>
               <w:rPr>
@@ -759,7 +763,7 @@
                 <w:noProof/>
                 <w:webHidden/>
               </w:rPr>
-              <w:t>3</w:t>
+              <w:t>2</w:t>
             </w:r>
             <w:r>
               <w:rPr>
@@ -777,16 +781,18 @@
               <w:tab w:val="right" w:leader="dot" w:pos="9628"/>
             </w:tabs>
             <w:rPr>
+              <w:rFonts w:eastAsiaTheme="minorEastAsia"/>
               <w:noProof/>
+              <w:lang w:eastAsia="it-CH"/>
             </w:rPr>
           </w:pPr>
-          <w:hyperlink w:anchor="_Toc190865551" w:history="1">
+          <w:hyperlink w:anchor="_Toc193888256" w:history="1">
             <w:r>
               <w:rPr>
                 <w:rStyle w:val="Collegamentoipertestuale"/>
                 <w:noProof/>
               </w:rPr>
-              <w:t>Design dell’architettura del sistema</w:t>
+              <w:t>Design delle interfacce</w:t>
             </w:r>
             <w:r>
               <w:rPr>
@@ -807,7 +813,7 @@
                 <w:noProof/>
                 <w:webHidden/>
               </w:rPr>
-              <w:instrText xml:space="preserve"> PAGEREF _Toc190865551 \h </w:instrText>
+              <w:instrText xml:space="preserve"> PAGEREF _Toc193888256 \h </w:instrText>
             </w:r>
             <w:r>
               <w:rPr>
@@ -845,16 +851,18 @@
               <w:tab w:val="right" w:leader="dot" w:pos="9628"/>
             </w:tabs>
             <w:rPr>
+              <w:rFonts w:eastAsiaTheme="minorEastAsia"/>
               <w:noProof/>
+              <w:lang w:eastAsia="it-CH"/>
             </w:rPr>
           </w:pPr>
-          <w:hyperlink w:anchor="_Toc190865552" w:history="1">
+          <w:hyperlink w:anchor="_Toc193888257" w:history="1">
             <w:r>
               <w:rPr>
                 <w:rStyle w:val="Collegamentoipertestuale"/>
                 <w:noProof/>
               </w:rPr>
-              <w:t>Swimlanes</w:t>
+              <w:t>Registrazione utente</w:t>
             </w:r>
             <w:r>
               <w:rPr>
@@ -875,7 +883,7 @@
                 <w:noProof/>
                 <w:webHidden/>
               </w:rPr>
-              <w:instrText xml:space="preserve"> PAGEREF _Toc190865552 \h </w:instrText>
+              <w:instrText xml:space="preserve"> PAGEREF _Toc193888257 \h </w:instrText>
             </w:r>
             <w:r>
               <w:rPr>
@@ -895,7 +903,217 @@
                 <w:noProof/>
                 <w:webHidden/>
               </w:rPr>
+              <w:t>3</w:t>
+            </w:r>
+            <w:r>
+              <w:rPr>
+                <w:noProof/>
+                <w:webHidden/>
+              </w:rPr>
+              <w:fldChar w:fldCharType="end"/>
+            </w:r>
+          </w:hyperlink>
+        </w:p>
+        <w:p>
+          <w:pPr>
+            <w:pStyle w:val="Sommario3"/>
+            <w:tabs>
+              <w:tab w:val="right" w:leader="dot" w:pos="9628"/>
+            </w:tabs>
+            <w:rPr>
+              <w:rFonts w:eastAsiaTheme="minorEastAsia"/>
+              <w:noProof/>
+              <w:lang w:eastAsia="it-CH"/>
+            </w:rPr>
+          </w:pPr>
+          <w:hyperlink w:anchor="_Toc193888258" w:history="1">
+            <w:r>
+              <w:rPr>
+                <w:rStyle w:val="Collegamentoipertestuale"/>
+                <w:noProof/>
+              </w:rPr>
+              <w:t>Login utente</w:t>
+            </w:r>
+            <w:r>
+              <w:rPr>
+                <w:noProof/>
+                <w:webHidden/>
+              </w:rPr>
+              <w:tab/>
+            </w:r>
+            <w:r>
+              <w:rPr>
+                <w:noProof/>
+                <w:webHidden/>
+              </w:rPr>
+              <w:fldChar w:fldCharType="begin"/>
+            </w:r>
+            <w:r>
+              <w:rPr>
+                <w:noProof/>
+                <w:webHidden/>
+              </w:rPr>
+              <w:instrText xml:space="preserve"> PAGEREF _Toc193888258 \h </w:instrText>
+            </w:r>
+            <w:r>
+              <w:rPr>
+                <w:noProof/>
+                <w:webHidden/>
+              </w:rPr>
+            </w:r>
+            <w:r>
+              <w:rPr>
+                <w:noProof/>
+                <w:webHidden/>
+              </w:rPr>
+              <w:fldChar w:fldCharType="separate"/>
+            </w:r>
+            <w:r>
+              <w:rPr>
+                <w:noProof/>
+                <w:webHidden/>
+              </w:rPr>
               <w:t>4</w:t>
+            </w:r>
+            <w:r>
+              <w:rPr>
+                <w:noProof/>
+                <w:webHidden/>
+              </w:rPr>
+              <w:fldChar w:fldCharType="end"/>
+            </w:r>
+          </w:hyperlink>
+        </w:p>
+        <w:p>
+          <w:pPr>
+            <w:pStyle w:val="Sommario3"/>
+            <w:tabs>
+              <w:tab w:val="right" w:leader="dot" w:pos="9628"/>
+            </w:tabs>
+            <w:rPr>
+              <w:rFonts w:eastAsiaTheme="minorEastAsia"/>
+              <w:noProof/>
+              <w:lang w:eastAsia="it-CH"/>
+            </w:rPr>
+          </w:pPr>
+          <w:hyperlink w:anchor="_Toc193888259" w:history="1">
+            <w:r>
+              <w:rPr>
+                <w:rStyle w:val="Collegamentoipertestuale"/>
+                <w:noProof/>
+              </w:rPr>
+              <w:t>Visualizzazione note</w:t>
+            </w:r>
+            <w:r>
+              <w:rPr>
+                <w:noProof/>
+                <w:webHidden/>
+              </w:rPr>
+              <w:tab/>
+            </w:r>
+            <w:r>
+              <w:rPr>
+                <w:noProof/>
+                <w:webHidden/>
+              </w:rPr>
+              <w:fldChar w:fldCharType="begin"/>
+            </w:r>
+            <w:r>
+              <w:rPr>
+                <w:noProof/>
+                <w:webHidden/>
+              </w:rPr>
+              <w:instrText xml:space="preserve"> PAGEREF _Toc193888259 \h </w:instrText>
+            </w:r>
+            <w:r>
+              <w:rPr>
+                <w:noProof/>
+                <w:webHidden/>
+              </w:rPr>
+            </w:r>
+            <w:r>
+              <w:rPr>
+                <w:noProof/>
+                <w:webHidden/>
+              </w:rPr>
+              <w:fldChar w:fldCharType="separate"/>
+            </w:r>
+            <w:r>
+              <w:rPr>
+                <w:noProof/>
+                <w:webHidden/>
+              </w:rPr>
+              <w:t>5</w:t>
+            </w:r>
+            <w:r>
+              <w:rPr>
+                <w:noProof/>
+                <w:webHidden/>
+              </w:rPr>
+              <w:fldChar w:fldCharType="end"/>
+            </w:r>
+          </w:hyperlink>
+        </w:p>
+        <w:p>
+          <w:pPr>
+            <w:pStyle w:val="Sommario1"/>
+            <w:tabs>
+              <w:tab w:val="right" w:leader="dot" w:pos="9628"/>
+            </w:tabs>
+            <w:rPr>
+              <w:rFonts w:eastAsiaTheme="minorEastAsia"/>
+              <w:noProof/>
+              <w:lang w:eastAsia="it-CH"/>
+            </w:rPr>
+          </w:pPr>
+          <w:hyperlink w:anchor="_Toc193888260" w:history="1">
+            <w:r>
+              <w:rPr>
+                <w:rStyle w:val="Collegamentoipertestuale"/>
+                <w:noProof/>
+              </w:rPr>
+              <w:t>Implementazione</w:t>
+            </w:r>
+            <w:r>
+              <w:rPr>
+                <w:noProof/>
+                <w:webHidden/>
+              </w:rPr>
+              <w:tab/>
+            </w:r>
+            <w:r>
+              <w:rPr>
+                <w:noProof/>
+                <w:webHidden/>
+              </w:rPr>
+              <w:fldChar w:fldCharType="begin"/>
+            </w:r>
+            <w:r>
+              <w:rPr>
+                <w:noProof/>
+                <w:webHidden/>
+              </w:rPr>
+              <w:instrText xml:space="preserve"> PAGEREF _Toc193888260 \h </w:instrText>
+            </w:r>
+            <w:r>
+              <w:rPr>
+                <w:noProof/>
+                <w:webHidden/>
+              </w:rPr>
+            </w:r>
+            <w:r>
+              <w:rPr>
+                <w:noProof/>
+                <w:webHidden/>
+              </w:rPr>
+              <w:fldChar w:fldCharType="separate"/>
+            </w:r>
+            <w:r>
+              <w:rPr>
+                <w:noProof/>
+                <w:webHidden/>
+              </w:rPr>
+              <w:t>6</w:t>
             </w:r>
             <w:r>
               <w:rPr>
@@ -913,16 +1131,18 @@
               <w:tab w:val="right" w:leader="dot" w:pos="9628"/>
             </w:tabs>
             <w:rPr>
+              <w:rFonts w:eastAsiaTheme="minorEastAsia"/>
               <w:noProof/>
+              <w:lang w:eastAsia="it-CH"/>
             </w:rPr>
           </w:pPr>
-          <w:hyperlink w:anchor="_Toc190865553" w:history="1">
+          <w:hyperlink w:anchor="_Toc193888261" w:history="1">
             <w:r>
               <w:rPr>
                 <w:rStyle w:val="Collegamentoipertestuale"/>
                 <w:noProof/>
               </w:rPr>
-              <w:t>Design dei dati e database</w:t>
+              <w:t>Database</w:t>
             </w:r>
             <w:r>
               <w:rPr>
@@ -943,7 +1163,7 @@
                 <w:noProof/>
                 <w:webHidden/>
               </w:rPr>
-              <w:instrText xml:space="preserve"> PAGEREF _Toc190865553 \h </w:instrText>
+              <w:instrText xml:space="preserve"> PAGEREF _Toc193888261 \h </w:instrText>
             </w:r>
             <w:r>
               <w:rPr>
@@ -963,7 +1183,7 @@
                 <w:noProof/>
                 <w:webHidden/>
               </w:rPr>
-              <w:t>7</w:t>
+              <w:t>6</w:t>
             </w:r>
             <w:r>
               <w:rPr>
@@ -981,16 +1201,18 @@
               <w:tab w:val="right" w:leader="dot" w:pos="9628"/>
             </w:tabs>
             <w:rPr>
+              <w:rFonts w:eastAsiaTheme="minorEastAsia"/>
               <w:noProof/>
+              <w:lang w:eastAsia="it-CH"/>
             </w:rPr>
           </w:pPr>
-          <w:hyperlink w:anchor="_Toc190865554" w:history="1">
+          <w:hyperlink w:anchor="_Toc193888262" w:history="1">
             <w:r>
               <w:rPr>
                 <w:rStyle w:val="Collegamentoipertestuale"/>
                 <w:noProof/>
               </w:rPr>
-              <w:t>Design delle interfacce</w:t>
+              <w:t>Login e Registrazione</w:t>
             </w:r>
             <w:r>
               <w:rPr>
@@ -1011,7 +1233,7 @@
                 <w:noProof/>
                 <w:webHidden/>
               </w:rPr>
-              <w:instrText xml:space="preserve"> PAGEREF _Toc190865554 \h </w:instrText>
+              <w:instrText xml:space="preserve"> PAGEREF _Toc193888262 \h </w:instrText>
             </w:r>
             <w:r>
               <w:rPr>
@@ -1031,7 +1253,7 @@
                 <w:noProof/>
                 <w:webHidden/>
               </w:rPr>
-              <w:t>7</w:t>
+              <w:t>6</w:t>
             </w:r>
             <w:r>
               <w:rPr>
@@ -1044,21 +1266,23 @@
         </w:p>
         <w:p>
           <w:pPr>
-            <w:pStyle w:val="Sommario3"/>
+            <w:pStyle w:val="Sommario2"/>
             <w:tabs>
               <w:tab w:val="right" w:leader="dot" w:pos="9628"/>
             </w:tabs>
             <w:rPr>
+              <w:rFonts w:eastAsiaTheme="minorEastAsia"/>
               <w:noProof/>
+              <w:lang w:eastAsia="it-CH"/>
             </w:rPr>
           </w:pPr>
-          <w:hyperlink w:anchor="_Toc190865555" w:history="1">
+          <w:hyperlink w:anchor="_Toc193888263" w:history="1">
             <w:r>
               <w:rPr>
                 <w:rStyle w:val="Collegamentoipertestuale"/>
                 <w:noProof/>
               </w:rPr>
-              <w:t>Registrazione utente</w:t>
+              <w:t>Funzionalità</w:t>
             </w:r>
             <w:r>
               <w:rPr>
@@ -1079,7 +1303,7 @@
                 <w:noProof/>
                 <w:webHidden/>
               </w:rPr>
-              <w:instrText xml:space="preserve"> PAGEREF _Toc190865555 \h </w:instrText>
+              <w:instrText xml:space="preserve"> PAGEREF _Toc193888263 \h </w:instrText>
             </w:r>
             <w:r>
               <w:rPr>
@@ -1099,347 +1323,7 @@
                 <w:noProof/>
                 <w:webHidden/>
               </w:rPr>
-              <w:t>7</w:t>
-            </w:r>
-            <w:r>
-              <w:rPr>
-                <w:noProof/>
-                <w:webHidden/>
-              </w:rPr>
-              <w:fldChar w:fldCharType="end"/>
-            </w:r>
-          </w:hyperlink>
-        </w:p>
-        <w:p>
-          <w:pPr>
-            <w:pStyle w:val="Sommario3"/>
-            <w:tabs>
-              <w:tab w:val="right" w:leader="dot" w:pos="9628"/>
-            </w:tabs>
-            <w:rPr>
-              <w:noProof/>
-            </w:rPr>
-          </w:pPr>
-          <w:hyperlink w:anchor="_Toc190865556" w:history="1">
-            <w:r>
-              <w:rPr>
-                <w:rStyle w:val="Collegamentoipertestuale"/>
-                <w:noProof/>
-              </w:rPr>
-              <w:t>Login utente</w:t>
-            </w:r>
-            <w:r>
-              <w:rPr>
-                <w:noProof/>
-                <w:webHidden/>
-              </w:rPr>
-              <w:tab/>
-            </w:r>
-            <w:r>
-              <w:rPr>
-                <w:noProof/>
-                <w:webHidden/>
-              </w:rPr>
-              <w:fldChar w:fldCharType="begin"/>
-            </w:r>
-            <w:r>
-              <w:rPr>
-                <w:noProof/>
-                <w:webHidden/>
-              </w:rPr>
-              <w:instrText xml:space="preserve"> PAGEREF _Toc190865556 \h </w:instrText>
-            </w:r>
-            <w:r>
-              <w:rPr>
-                <w:noProof/>
-                <w:webHidden/>
-              </w:rPr>
-            </w:r>
-            <w:r>
-              <w:rPr>
-                <w:noProof/>
-                <w:webHidden/>
-              </w:rPr>
-              <w:fldChar w:fldCharType="separate"/>
-            </w:r>
-            <w:r>
-              <w:rPr>
-                <w:noProof/>
-                <w:webHidden/>
-              </w:rPr>
-              <w:t>8</w:t>
-            </w:r>
-            <w:r>
-              <w:rPr>
-                <w:noProof/>
-                <w:webHidden/>
-              </w:rPr>
-              <w:fldChar w:fldCharType="end"/>
-            </w:r>
-          </w:hyperlink>
-        </w:p>
-        <w:p>
-          <w:pPr>
-            <w:pStyle w:val="Sommario3"/>
-            <w:tabs>
-              <w:tab w:val="right" w:leader="dot" w:pos="9628"/>
-            </w:tabs>
-            <w:rPr>
-              <w:noProof/>
-            </w:rPr>
-          </w:pPr>
-          <w:hyperlink w:anchor="_Toc190865557" w:history="1">
-            <w:r>
-              <w:rPr>
-                <w:rStyle w:val="Collegamentoipertestuale"/>
-                <w:noProof/>
-              </w:rPr>
-              <w:t>Home</w:t>
-            </w:r>
-            <w:r>
-              <w:rPr>
-                <w:noProof/>
-                <w:webHidden/>
-              </w:rPr>
-              <w:tab/>
-            </w:r>
-            <w:r>
-              <w:rPr>
-                <w:noProof/>
-                <w:webHidden/>
-              </w:rPr>
-              <w:fldChar w:fldCharType="begin"/>
-            </w:r>
-            <w:r>
-              <w:rPr>
-                <w:noProof/>
-                <w:webHidden/>
-              </w:rPr>
-              <w:instrText xml:space="preserve"> PAGEREF _Toc190865557 \h </w:instrText>
-            </w:r>
-            <w:r>
-              <w:rPr>
-                <w:noProof/>
-                <w:webHidden/>
-              </w:rPr>
-            </w:r>
-            <w:r>
-              <w:rPr>
-                <w:noProof/>
-                <w:webHidden/>
-              </w:rPr>
-              <w:fldChar w:fldCharType="separate"/>
-            </w:r>
-            <w:r>
-              <w:rPr>
-                <w:noProof/>
-                <w:webHidden/>
-              </w:rPr>
-              <w:t>9</w:t>
-            </w:r>
-            <w:r>
-              <w:rPr>
-                <w:noProof/>
-                <w:webHidden/>
-              </w:rPr>
-              <w:fldChar w:fldCharType="end"/>
-            </w:r>
-          </w:hyperlink>
-        </w:p>
-        <w:p>
-          <w:pPr>
-            <w:pStyle w:val="Sommario3"/>
-            <w:tabs>
-              <w:tab w:val="right" w:leader="dot" w:pos="9628"/>
-            </w:tabs>
-            <w:rPr>
-              <w:noProof/>
-            </w:rPr>
-          </w:pPr>
-          <w:hyperlink w:anchor="_Toc190865558" w:history="1">
-            <w:r>
-              <w:rPr>
-                <w:rStyle w:val="Collegamentoipertestuale"/>
-                <w:noProof/>
-              </w:rPr>
-              <w:t>Creazione nota</w:t>
-            </w:r>
-            <w:r>
-              <w:rPr>
-                <w:noProof/>
-                <w:webHidden/>
-              </w:rPr>
-              <w:tab/>
-            </w:r>
-            <w:r>
-              <w:rPr>
-                <w:noProof/>
-                <w:webHidden/>
-              </w:rPr>
-              <w:fldChar w:fldCharType="begin"/>
-            </w:r>
-            <w:r>
-              <w:rPr>
-                <w:noProof/>
-                <w:webHidden/>
-              </w:rPr>
-              <w:instrText xml:space="preserve"> PAGEREF _Toc190865558 \h </w:instrText>
-            </w:r>
-            <w:r>
-              <w:rPr>
-                <w:noProof/>
-                <w:webHidden/>
-              </w:rPr>
-            </w:r>
-            <w:r>
-              <w:rPr>
-                <w:noProof/>
-                <w:webHidden/>
-              </w:rPr>
-              <w:fldChar w:fldCharType="separate"/>
-            </w:r>
-            <w:r>
-              <w:rPr>
-                <w:noProof/>
-                <w:webHidden/>
-              </w:rPr>
-              <w:t>10</w:t>
-            </w:r>
-            <w:r>
-              <w:rPr>
-                <w:noProof/>
-                <w:webHidden/>
-              </w:rPr>
-              <w:fldChar w:fldCharType="end"/>
-            </w:r>
-          </w:hyperlink>
-        </w:p>
-        <w:p>
-          <w:pPr>
-            <w:pStyle w:val="Sommario3"/>
-            <w:tabs>
-              <w:tab w:val="right" w:leader="dot" w:pos="9628"/>
-            </w:tabs>
-            <w:rPr>
-              <w:noProof/>
-            </w:rPr>
-          </w:pPr>
-          <w:hyperlink w:anchor="_Toc190865559" w:history="1">
-            <w:r>
-              <w:rPr>
-                <w:rStyle w:val="Collegamentoipertestuale"/>
-                <w:noProof/>
-              </w:rPr>
-              <w:t>Visualizzazione note</w:t>
-            </w:r>
-            <w:r>
-              <w:rPr>
-                <w:noProof/>
-                <w:webHidden/>
-              </w:rPr>
-              <w:tab/>
-            </w:r>
-            <w:r>
-              <w:rPr>
-                <w:noProof/>
-                <w:webHidden/>
-              </w:rPr>
-              <w:fldChar w:fldCharType="begin"/>
-            </w:r>
-            <w:r>
-              <w:rPr>
-                <w:noProof/>
-                <w:webHidden/>
-              </w:rPr>
-              <w:instrText xml:space="preserve"> PAGEREF _Toc190865559 \h </w:instrText>
-            </w:r>
-            <w:r>
-              <w:rPr>
-                <w:noProof/>
-                <w:webHidden/>
-              </w:rPr>
-            </w:r>
-            <w:r>
-              <w:rPr>
-                <w:noProof/>
-                <w:webHidden/>
-              </w:rPr>
-              <w:fldChar w:fldCharType="separate"/>
-            </w:r>
-            <w:r>
-              <w:rPr>
-                <w:noProof/>
-                <w:webHidden/>
-              </w:rPr>
-              <w:t>11</w:t>
-            </w:r>
-            <w:r>
-              <w:rPr>
-                <w:noProof/>
-                <w:webHidden/>
-              </w:rPr>
-              <w:fldChar w:fldCharType="end"/>
-            </w:r>
-          </w:hyperlink>
-        </w:p>
-        <w:p>
-          <w:pPr>
-            <w:pStyle w:val="Sommario3"/>
-            <w:tabs>
-              <w:tab w:val="right" w:leader="dot" w:pos="9628"/>
-            </w:tabs>
-            <w:rPr>
-              <w:noProof/>
-            </w:rPr>
-          </w:pPr>
-          <w:hyperlink w:anchor="_Toc190865560" w:history="1">
-            <w:r>
-              <w:rPr>
-                <w:rStyle w:val="Collegamentoipertestuale"/>
-                <w:noProof/>
-              </w:rPr>
-              <w:t>Registrazione audio</w:t>
-            </w:r>
-            <w:r>
-              <w:rPr>
-                <w:noProof/>
-                <w:webHidden/>
-              </w:rPr>
-              <w:tab/>
-            </w:r>
-            <w:r>
-              <w:rPr>
-                <w:noProof/>
-                <w:webHidden/>
-              </w:rPr>
-              <w:fldChar w:fldCharType="begin"/>
-            </w:r>
-            <w:r>
-              <w:rPr>
-                <w:noProof/>
-                <w:webHidden/>
-              </w:rPr>
-              <w:instrText xml:space="preserve"> PAGEREF _Toc190865560 \h </w:instrText>
-            </w:r>
-            <w:r>
-              <w:rPr>
-                <w:noProof/>
-                <w:webHidden/>
-              </w:rPr>
-            </w:r>
-            <w:r>
-              <w:rPr>
-                <w:noProof/>
-                <w:webHidden/>
-              </w:rPr>
-              <w:fldChar w:fldCharType="separate"/>
-            </w:r>
-            <w:r>
-              <w:rPr>
-                <w:noProof/>
-                <w:webHidden/>
-              </w:rPr>
-              <w:t>12</w:t>
+              <w:t>6</w:t>
             </w:r>
             <w:r>
               <w:rPr>
@@ -1457,16 +1341,18 @@
               <w:tab w:val="right" w:leader="dot" w:pos="9628"/>
             </w:tabs>
             <w:rPr>
+              <w:rFonts w:eastAsiaTheme="minorEastAsia"/>
               <w:noProof/>
+              <w:lang w:eastAsia="it-CH"/>
             </w:rPr>
           </w:pPr>
-          <w:hyperlink w:anchor="_Toc190865561" w:history="1">
+          <w:hyperlink w:anchor="_Toc193888264" w:history="1">
             <w:r>
               <w:rPr>
                 <w:rStyle w:val="Collegamentoipertestuale"/>
                 <w:noProof/>
               </w:rPr>
-              <w:t>Implementazione</w:t>
+              <w:t>Test</w:t>
             </w:r>
             <w:r>
               <w:rPr>
@@ -1487,7 +1373,7 @@
                 <w:noProof/>
                 <w:webHidden/>
               </w:rPr>
-              <w:instrText xml:space="preserve"> PAGEREF _Toc190865561 \h </w:instrText>
+              <w:instrText xml:space="preserve"> PAGEREF _Toc193888264 \h </w:instrText>
             </w:r>
             <w:r>
               <w:rPr>
@@ -1507,7 +1393,7 @@
                 <w:noProof/>
                 <w:webHidden/>
               </w:rPr>
-              <w:t>12</w:t>
+              <w:t>6</w:t>
             </w:r>
             <w:r>
               <w:rPr>
@@ -1525,16 +1411,18 @@
               <w:tab w:val="right" w:leader="dot" w:pos="9628"/>
             </w:tabs>
             <w:rPr>
+              <w:rFonts w:eastAsiaTheme="minorEastAsia"/>
               <w:noProof/>
+              <w:lang w:eastAsia="it-CH"/>
             </w:rPr>
           </w:pPr>
-          <w:hyperlink w:anchor="_Toc190865562" w:history="1">
+          <w:hyperlink w:anchor="_Toc193888265" w:history="1">
             <w:r>
               <w:rPr>
                 <w:rStyle w:val="Collegamentoipertestuale"/>
                 <w:noProof/>
               </w:rPr>
-              <w:t>Interfaccia grafica</w:t>
+              <w:t>Test Case</w:t>
             </w:r>
             <w:r>
               <w:rPr>
@@ -1555,7 +1443,7 @@
                 <w:noProof/>
                 <w:webHidden/>
               </w:rPr>
-              <w:instrText xml:space="preserve"> PAGEREF _Toc190865562 \h </w:instrText>
+              <w:instrText xml:space="preserve"> PAGEREF _Toc193888265 \h </w:instrText>
             </w:r>
             <w:r>
               <w:rPr>
@@ -1575,279 +1463,7 @@
                 <w:noProof/>
                 <w:webHidden/>
               </w:rPr>
-              <w:t>12</w:t>
-            </w:r>
-            <w:r>
-              <w:rPr>
-                <w:noProof/>
-                <w:webHidden/>
-              </w:rPr>
-              <w:fldChar w:fldCharType="end"/>
-            </w:r>
-          </w:hyperlink>
-        </w:p>
-        <w:p>
-          <w:pPr>
-            <w:pStyle w:val="Sommario2"/>
-            <w:tabs>
-              <w:tab w:val="right" w:leader="dot" w:pos="9628"/>
-            </w:tabs>
-            <w:rPr>
-              <w:noProof/>
-            </w:rPr>
-          </w:pPr>
-          <w:hyperlink w:anchor="_Toc190865563" w:history="1">
-            <w:r>
-              <w:rPr>
-                <w:rStyle w:val="Collegamentoipertestuale"/>
-                <w:noProof/>
-              </w:rPr>
-              <w:t>Database</w:t>
-            </w:r>
-            <w:r>
-              <w:rPr>
-                <w:noProof/>
-                <w:webHidden/>
-              </w:rPr>
-              <w:tab/>
-            </w:r>
-            <w:r>
-              <w:rPr>
-                <w:noProof/>
-                <w:webHidden/>
-              </w:rPr>
-              <w:fldChar w:fldCharType="begin"/>
-            </w:r>
-            <w:r>
-              <w:rPr>
-                <w:noProof/>
-                <w:webHidden/>
-              </w:rPr>
-              <w:instrText xml:space="preserve"> PAGEREF _Toc190865563 \h </w:instrText>
-            </w:r>
-            <w:r>
-              <w:rPr>
-                <w:noProof/>
-                <w:webHidden/>
-              </w:rPr>
-            </w:r>
-            <w:r>
-              <w:rPr>
-                <w:noProof/>
-                <w:webHidden/>
-              </w:rPr>
-              <w:fldChar w:fldCharType="separate"/>
-            </w:r>
-            <w:r>
-              <w:rPr>
-                <w:noProof/>
-                <w:webHidden/>
-              </w:rPr>
-              <w:t>12</w:t>
-            </w:r>
-            <w:r>
-              <w:rPr>
-                <w:noProof/>
-                <w:webHidden/>
-              </w:rPr>
-              <w:fldChar w:fldCharType="end"/>
-            </w:r>
-          </w:hyperlink>
-        </w:p>
-        <w:p>
-          <w:pPr>
-            <w:pStyle w:val="Sommario2"/>
-            <w:tabs>
-              <w:tab w:val="right" w:leader="dot" w:pos="9628"/>
-            </w:tabs>
-            <w:rPr>
-              <w:noProof/>
-            </w:rPr>
-          </w:pPr>
-          <w:hyperlink w:anchor="_Toc190865564" w:history="1">
-            <w:r>
-              <w:rPr>
-                <w:rStyle w:val="Collegamentoipertestuale"/>
-                <w:noProof/>
-              </w:rPr>
-              <w:t>Login e Registrazione</w:t>
-            </w:r>
-            <w:r>
-              <w:rPr>
-                <w:noProof/>
-                <w:webHidden/>
-              </w:rPr>
-              <w:tab/>
-            </w:r>
-            <w:r>
-              <w:rPr>
-                <w:noProof/>
-                <w:webHidden/>
-              </w:rPr>
-              <w:fldChar w:fldCharType="begin"/>
-            </w:r>
-            <w:r>
-              <w:rPr>
-                <w:noProof/>
-                <w:webHidden/>
-              </w:rPr>
-              <w:instrText xml:space="preserve"> PAGEREF _Toc190865564 \h </w:instrText>
-            </w:r>
-            <w:r>
-              <w:rPr>
-                <w:noProof/>
-                <w:webHidden/>
-              </w:rPr>
-            </w:r>
-            <w:r>
-              <w:rPr>
-                <w:noProof/>
-                <w:webHidden/>
-              </w:rPr>
-              <w:fldChar w:fldCharType="separate"/>
-            </w:r>
-            <w:r>
-              <w:rPr>
-                <w:noProof/>
-                <w:webHidden/>
-              </w:rPr>
-              <w:t>12</w:t>
-            </w:r>
-            <w:r>
-              <w:rPr>
-                <w:noProof/>
-                <w:webHidden/>
-              </w:rPr>
-              <w:fldChar w:fldCharType="end"/>
-            </w:r>
-          </w:hyperlink>
-        </w:p>
-        <w:p>
-          <w:pPr>
-            <w:pStyle w:val="Sommario1"/>
-            <w:tabs>
-              <w:tab w:val="right" w:leader="dot" w:pos="9628"/>
-            </w:tabs>
-            <w:rPr>
-              <w:noProof/>
-            </w:rPr>
-          </w:pPr>
-          <w:hyperlink w:anchor="_Toc190865565" w:history="1">
-            <w:r>
-              <w:rPr>
-                <w:rStyle w:val="Collegamentoipertestuale"/>
-                <w:noProof/>
-              </w:rPr>
-              <w:t>Test</w:t>
-            </w:r>
-            <w:r>
-              <w:rPr>
-                <w:noProof/>
-                <w:webHidden/>
-              </w:rPr>
-              <w:tab/>
-            </w:r>
-            <w:r>
-              <w:rPr>
-                <w:noProof/>
-                <w:webHidden/>
-              </w:rPr>
-              <w:fldChar w:fldCharType="begin"/>
-            </w:r>
-            <w:r>
-              <w:rPr>
-                <w:noProof/>
-                <w:webHidden/>
-              </w:rPr>
-              <w:instrText xml:space="preserve"> PAGEREF _Toc190865565 \h </w:instrText>
-            </w:r>
-            <w:r>
-              <w:rPr>
-                <w:noProof/>
-                <w:webHidden/>
-              </w:rPr>
-            </w:r>
-            <w:r>
-              <w:rPr>
-                <w:noProof/>
-                <w:webHidden/>
-              </w:rPr>
-              <w:fldChar w:fldCharType="separate"/>
-            </w:r>
-            <w:r>
-              <w:rPr>
-                <w:noProof/>
-                <w:webHidden/>
-              </w:rPr>
-              <w:t>12</w:t>
-            </w:r>
-            <w:r>
-              <w:rPr>
-                <w:noProof/>
-                <w:webHidden/>
-              </w:rPr>
-              <w:fldChar w:fldCharType="end"/>
-            </w:r>
-          </w:hyperlink>
-        </w:p>
-        <w:p>
-          <w:pPr>
-            <w:pStyle w:val="Sommario2"/>
-            <w:tabs>
-              <w:tab w:val="right" w:leader="dot" w:pos="9628"/>
-            </w:tabs>
-            <w:rPr>
-              <w:noProof/>
-            </w:rPr>
-          </w:pPr>
-          <w:hyperlink w:anchor="_Toc190865566" w:history="1">
-            <w:r>
-              <w:rPr>
-                <w:rStyle w:val="Collegamentoipertestuale"/>
-                <w:noProof/>
-              </w:rPr>
-              <w:t>Test Case</w:t>
-            </w:r>
-            <w:r>
-              <w:rPr>
-                <w:noProof/>
-                <w:webHidden/>
-              </w:rPr>
-              <w:tab/>
-            </w:r>
-            <w:r>
-              <w:rPr>
-                <w:noProof/>
-                <w:webHidden/>
-              </w:rPr>
-              <w:fldChar w:fldCharType="begin"/>
-            </w:r>
-            <w:r>
-              <w:rPr>
-                <w:noProof/>
-                <w:webHidden/>
-              </w:rPr>
-              <w:instrText xml:space="preserve"> PAGEREF _Toc190865566 \h </w:instrText>
-            </w:r>
-            <w:r>
-              <w:rPr>
-                <w:noProof/>
-                <w:webHidden/>
-              </w:rPr>
-            </w:r>
-            <w:r>
-              <w:rPr>
-                <w:noProof/>
-                <w:webHidden/>
-              </w:rPr>
-              <w:fldChar w:fldCharType="separate"/>
-            </w:r>
-            <w:r>
-              <w:rPr>
-                <w:noProof/>
-                <w:webHidden/>
-              </w:rPr>
-              <w:t>12</w:t>
+              <w:t>6</w:t>
             </w:r>
             <w:r>
               <w:rPr>
@@ -1879,16 +1495,31 @@
       <w:pPr>
         <w:pStyle w:val="Titolo1"/>
       </w:pPr>
-      <w:bookmarkStart w:id="0" w:name="_Toc190865549"/>
+      <w:bookmarkStart w:id="0" w:name="_Toc193888254"/>
       <w:r>
         <w:lastRenderedPageBreak/>
+        <w:t>Obbiettivo principale</w:t>
+      </w:r>
+      <w:bookmarkEnd w:id="0"/>
+    </w:p>
+    <w:p>
+      <w:r>
+        <w:t>Comunicazione di gruppo e lavoro di squadra, quello che è mancato nell’ultimo sprint.</w:t>
+      </w:r>
+    </w:p>
+    <w:p>
+      <w:pPr>
+        <w:pStyle w:val="Titolo1"/>
+      </w:pPr>
+      <w:bookmarkStart w:id="1" w:name="_Toc193888255"/>
+      <w:r>
         <w:t xml:space="preserve">Pianificazione </w:t>
       </w:r>
       <w:proofErr w:type="spellStart"/>
       <w:r>
         <w:t>Gantt</w:t>
       </w:r>
-      <w:bookmarkEnd w:id="0"/>
+      <w:bookmarkEnd w:id="1"/>
       <w:proofErr w:type="spellEnd"/>
     </w:p>
     <w:p>
@@ -1947,9 +1578,9 @@
           <w:noProof/>
         </w:rPr>
         <w:drawing>
-          <wp:inline distT="0" distB="0" distL="0" distR="0" wp14:anchorId="5FD6DE8F" wp14:editId="73B0033C">
-            <wp:extent cx="6120130" cy="874395"/>
-            <wp:effectExtent l="0" t="0" r="0" b="1905"/>
+          <wp:inline distT="0" distB="0" distL="0" distR="0" wp14:anchorId="5FD6DE8F" wp14:editId="4DA8EBB8">
+            <wp:extent cx="6120130" cy="854015"/>
+            <wp:effectExtent l="0" t="0" r="0" b="3810"/>
             <wp:docPr id="1" name="Immagine 1"/>
             <wp:cNvGraphicFramePr>
               <a:graphicFrameLocks xmlns:a="http://schemas.openxmlformats.org/drawingml/2006/main" noChangeAspect="1"/>
@@ -1961,20 +1592,27 @@
                     <pic:cNvPr id="1" name=""/>
                     <pic:cNvPicPr/>
                   </pic:nvPicPr>
-                  <pic:blipFill>
+                  <pic:blipFill rotWithShape="1">
                     <a:blip r:embed="rId9"/>
-                    <a:stretch>
-                      <a:fillRect/>
-                    </a:stretch>
+                    <a:srcRect b="2330"/>
+                    <a:stretch/>
                   </pic:blipFill>
-                  <pic:spPr>
+                  <pic:spPr bwMode="auto">
                     <a:xfrm>
                       <a:off x="0" y="0"/>
-                      <a:ext cx="6120130" cy="874395"/>
+                      <a:ext cx="6120130" cy="854015"/>
                     </a:xfrm>
                     <a:prstGeom prst="rect">
                       <a:avLst/>
                     </a:prstGeom>
+                    <a:ln>
+                      <a:noFill/>
+                    </a:ln>
+                    <a:extLst>
+                      <a:ext uri="{53640926-AAD7-44D8-BBD7-CCE9431645EC}">
+                        <a14:shadowObscured xmlns:a14="http://schemas.microsoft.com/office/drawing/2010/main"/>
+                      </a:ext>
+                    </a:extLst>
                   </pic:spPr>
                 </pic:pic>
               </a:graphicData>
@@ -2000,16 +1638,16 @@
       <w:pPr>
         <w:pStyle w:val="Titolo2"/>
       </w:pPr>
-      <w:bookmarkStart w:id="1" w:name="_Toc429059811"/>
-      <w:bookmarkStart w:id="2" w:name="_Toc190257097"/>
-      <w:bookmarkStart w:id="3" w:name="_Toc190865554"/>
+      <w:bookmarkStart w:id="2" w:name="_Toc429059811"/>
+      <w:bookmarkStart w:id="3" w:name="_Toc190257097"/>
+      <w:bookmarkStart w:id="4" w:name="_Toc193888256"/>
       <w:r>
         <w:lastRenderedPageBreak/>
         <w:t>Design delle interfacce</w:t>
       </w:r>
-      <w:bookmarkEnd w:id="1"/>
       <w:bookmarkEnd w:id="2"/>
       <w:bookmarkEnd w:id="3"/>
+      <w:bookmarkEnd w:id="4"/>
     </w:p>
     <w:p>
       <w:pPr>
@@ -2029,13 +1667,13 @@
       <w:pPr>
         <w:pStyle w:val="Titolo3"/>
       </w:pPr>
-      <w:bookmarkStart w:id="4" w:name="_Toc190257098"/>
-      <w:bookmarkStart w:id="5" w:name="_Toc190865555"/>
+      <w:bookmarkStart w:id="5" w:name="_Toc190257098"/>
+      <w:bookmarkStart w:id="6" w:name="_Toc193888257"/>
       <w:r>
         <w:t>Registrazione utente</w:t>
       </w:r>
-      <w:bookmarkEnd w:id="4"/>
       <w:bookmarkEnd w:id="5"/>
+      <w:bookmarkEnd w:id="6"/>
     </w:p>
     <w:p>
       <w:pPr>
@@ -2115,14 +1753,14 @@
       <w:pPr>
         <w:pStyle w:val="Titolo3"/>
       </w:pPr>
-      <w:bookmarkStart w:id="6" w:name="_Toc190257099"/>
-      <w:bookmarkStart w:id="7" w:name="_Toc190865556"/>
+      <w:bookmarkStart w:id="7" w:name="_Toc190257099"/>
+      <w:bookmarkStart w:id="8" w:name="_Toc193888258"/>
       <w:r>
         <w:lastRenderedPageBreak/>
         <w:t>Login utente</w:t>
       </w:r>
-      <w:bookmarkEnd w:id="6"/>
       <w:bookmarkEnd w:id="7"/>
+      <w:bookmarkEnd w:id="8"/>
     </w:p>
     <w:p>
       <w:pPr>
@@ -2197,12 +1835,12 @@
       <w:pPr>
         <w:pStyle w:val="Titolo3"/>
       </w:pPr>
-      <w:bookmarkStart w:id="8" w:name="_Toc190865559"/>
+      <w:bookmarkStart w:id="9" w:name="_Toc193888259"/>
       <w:r>
         <w:lastRenderedPageBreak/>
         <w:t>Visualizzazione note</w:t>
       </w:r>
-      <w:bookmarkEnd w:id="8"/>
+      <w:bookmarkEnd w:id="9"/>
     </w:p>
     <w:p>
       <w:pPr>
@@ -2275,22 +1913,22 @@
       <w:pPr>
         <w:pStyle w:val="Titolo1"/>
       </w:pPr>
-      <w:bookmarkStart w:id="9" w:name="_Toc190865561"/>
+      <w:bookmarkStart w:id="10" w:name="_Toc193888260"/>
       <w:r>
         <w:lastRenderedPageBreak/>
         <w:t>Implementazione</w:t>
       </w:r>
-      <w:bookmarkStart w:id="10" w:name="_Toc190865563"/>
-      <w:bookmarkEnd w:id="9"/>
+      <w:bookmarkEnd w:id="10"/>
     </w:p>
     <w:p>
       <w:pPr>
         <w:pStyle w:val="Titolo2"/>
       </w:pPr>
+      <w:bookmarkStart w:id="11" w:name="_Toc193888261"/>
       <w:r>
         <w:t>Database</w:t>
       </w:r>
-      <w:bookmarkEnd w:id="10"/>
+      <w:bookmarkEnd w:id="11"/>
     </w:p>
     <w:p>
       <w:r>
@@ -2299,16 +1937,27 @@
       <w:r>
         <w:t>inseriti qualche utente e note di prova per testare le funzionalità varie dell’applicativo.</w:t>
       </w:r>
+      <w:r>
+        <w:t xml:space="preserve"> Inoltre abbiamo fatto anche il </w:t>
+      </w:r>
+      <w:proofErr w:type="spellStart"/>
+      <w:r>
+        <w:t>biding</w:t>
+      </w:r>
+      <w:proofErr w:type="spellEnd"/>
+      <w:r>
+        <w:t xml:space="preserve"> dei parametri.</w:t>
+      </w:r>
     </w:p>
     <w:p>
       <w:pPr>
         <w:pStyle w:val="Titolo2"/>
       </w:pPr>
-      <w:bookmarkStart w:id="11" w:name="_Toc190865564"/>
+      <w:bookmarkStart w:id="12" w:name="_Toc193888262"/>
       <w:r>
         <w:t>Login e Registrazione</w:t>
       </w:r>
-      <w:bookmarkEnd w:id="11"/>
+      <w:bookmarkEnd w:id="12"/>
     </w:p>
     <w:p>
       <w:r>
@@ -2319,9 +1968,11 @@
       <w:pPr>
         <w:pStyle w:val="Titolo2"/>
       </w:pPr>
+      <w:bookmarkStart w:id="13" w:name="_Toc193888263"/>
       <w:r>
         <w:t>Funzionalità</w:t>
       </w:r>
+      <w:bookmarkEnd w:id="13"/>
     </w:p>
     <w:p>
       <w:r>
@@ -2360,6 +2011,9 @@
       <w:r>
         <w:t>Salvataggio di una nota</w:t>
       </w:r>
+      <w:r>
+        <w:t xml:space="preserve"> (titolo)</w:t>
+      </w:r>
     </w:p>
     <w:p>
       <w:pPr>
@@ -2384,8 +2038,6 @@
       <w:r>
         <w:t xml:space="preserve">Ricerca note </w:t>
       </w:r>
-      <w:bookmarkStart w:id="12" w:name="_GoBack"/>
-      <w:bookmarkEnd w:id="12"/>
     </w:p>
     <w:p>
       <w:pPr>
@@ -2417,11 +2069,11 @@
       <w:pPr>
         <w:pStyle w:val="Titolo1"/>
       </w:pPr>
-      <w:bookmarkStart w:id="13" w:name="_Toc190865565"/>
+      <w:bookmarkStart w:id="14" w:name="_Toc193888264"/>
       <w:r>
         <w:t>Test</w:t>
       </w:r>
-      <w:bookmarkEnd w:id="13"/>
+      <w:bookmarkEnd w:id="14"/>
       <w:r>
         <w:t xml:space="preserve"> </w:t>
       </w:r>
@@ -2430,12 +2082,4371 @@
       <w:pPr>
         <w:pStyle w:val="Titolo2"/>
       </w:pPr>
-      <w:bookmarkStart w:id="14" w:name="_Toc190865566"/>
+      <w:bookmarkStart w:id="15" w:name="_Toc193888265"/>
       <w:r>
         <w:t>Test Case</w:t>
       </w:r>
-      <w:bookmarkEnd w:id="14"/>
+      <w:bookmarkEnd w:id="15"/>
     </w:p>
+    <w:tbl>
+      <w:tblPr>
+        <w:tblW w:w="9521" w:type="dxa"/>
+        <w:tblInd w:w="113" w:type="dxa"/>
+        <w:tblBorders>
+          <w:top w:val="single" w:sz="4" w:space="0" w:color="auto"/>
+          <w:left w:val="single" w:sz="4" w:space="0" w:color="auto"/>
+          <w:bottom w:val="single" w:sz="4" w:space="0" w:color="auto"/>
+          <w:right w:val="single" w:sz="4" w:space="0" w:color="auto"/>
+          <w:insideH w:val="single" w:sz="4" w:space="0" w:color="auto"/>
+          <w:insideV w:val="single" w:sz="4" w:space="0" w:color="auto"/>
+        </w:tblBorders>
+        <w:tblLook w:val="01E0" w:firstRow="1" w:lastRow="1" w:firstColumn="1" w:lastColumn="1" w:noHBand="0" w:noVBand="0"/>
+      </w:tblPr>
+      <w:tblGrid>
+        <w:gridCol w:w="2050"/>
+        <w:gridCol w:w="1562"/>
+        <w:gridCol w:w="1267"/>
+        <w:gridCol w:w="4642"/>
+      </w:tblGrid>
+      <w:tr>
+        <w:trPr>
+          <w:trHeight w:val="687"/>
+        </w:trPr>
+        <w:tc>
+          <w:tcPr>
+            <w:tcW w:w="2050" w:type="dxa"/>
+            <w:tcBorders>
+              <w:bottom w:val="single" w:sz="4" w:space="0" w:color="auto"/>
+              <w:right w:val="single" w:sz="4" w:space="0" w:color="auto"/>
+            </w:tcBorders>
+            <w:shd w:val="pct25" w:color="auto" w:fill="auto"/>
+          </w:tcPr>
+          <w:p>
+            <w:pPr>
+              <w:pStyle w:val="BodyTextChar"/>
+              <w:rPr>
+                <w:b/>
+                <w:sz w:val="18"/>
+                <w:szCs w:val="18"/>
+                <w:lang w:val="it-CH"/>
+              </w:rPr>
+            </w:pPr>
+            <w:r>
+              <w:rPr>
+                <w:b/>
+                <w:sz w:val="18"/>
+                <w:szCs w:val="18"/>
+                <w:lang w:val="it-CH"/>
+              </w:rPr>
+              <w:t>Test Case:</w:t>
+            </w:r>
+          </w:p>
+          <w:p>
+            <w:pPr>
+              <w:pStyle w:val="Corpotesto"/>
+              <w:rPr>
+                <w:sz w:val="18"/>
+                <w:szCs w:val="18"/>
+                <w:lang w:eastAsia="en-US"/>
+              </w:rPr>
+            </w:pPr>
+            <w:r>
+              <w:rPr>
+                <w:b/>
+                <w:sz w:val="18"/>
+                <w:szCs w:val="18"/>
+                <w:lang w:eastAsia="en-US"/>
+              </w:rPr>
+              <w:t>Riferimento</w:t>
+            </w:r>
+            <w:r>
+              <w:rPr>
+                <w:sz w:val="18"/>
+                <w:szCs w:val="18"/>
+                <w:lang w:eastAsia="en-US"/>
+              </w:rPr>
+              <w:t xml:space="preserve">: </w:t>
+            </w:r>
+          </w:p>
+        </w:tc>
+        <w:tc>
+          <w:tcPr>
+            <w:tcW w:w="1562" w:type="dxa"/>
+            <w:tcBorders>
+              <w:left w:val="single" w:sz="4" w:space="0" w:color="auto"/>
+              <w:bottom w:val="single" w:sz="4" w:space="0" w:color="auto"/>
+              <w:right w:val="single" w:sz="4" w:space="0" w:color="auto"/>
+            </w:tcBorders>
+          </w:tcPr>
+          <w:p>
+            <w:pPr>
+              <w:pStyle w:val="BodyTextChar"/>
+              <w:rPr>
+                <w:sz w:val="18"/>
+                <w:szCs w:val="18"/>
+                <w:lang w:val="it-CH"/>
+              </w:rPr>
+            </w:pPr>
+            <w:r>
+              <w:rPr>
+                <w:sz w:val="18"/>
+                <w:szCs w:val="18"/>
+                <w:lang w:val="it-CH"/>
+              </w:rPr>
+              <w:t>TC-00</w:t>
+            </w:r>
+            <w:r>
+              <w:rPr>
+                <w:sz w:val="18"/>
+                <w:szCs w:val="18"/>
+                <w:lang w:val="it-CH"/>
+              </w:rPr>
+              <w:t>7</w:t>
+            </w:r>
+          </w:p>
+          <w:p>
+            <w:pPr>
+              <w:rPr>
+                <w:sz w:val="18"/>
+                <w:szCs w:val="18"/>
+              </w:rPr>
+            </w:pPr>
+            <w:r>
+              <w:rPr>
+                <w:sz w:val="18"/>
+                <w:szCs w:val="18"/>
+              </w:rPr>
+              <w:t>REQ-0</w:t>
+            </w:r>
+            <w:r>
+              <w:rPr>
+                <w:sz w:val="18"/>
+                <w:szCs w:val="18"/>
+              </w:rPr>
+              <w:t>4</w:t>
+            </w:r>
+          </w:p>
+          <w:p>
+            <w:pPr>
+              <w:rPr>
+                <w:sz w:val="18"/>
+                <w:szCs w:val="18"/>
+              </w:rPr>
+            </w:pPr>
+            <w:r>
+              <w:rPr>
+                <w:sz w:val="18"/>
+                <w:szCs w:val="18"/>
+              </w:rPr>
+              <w:t>REQ-0</w:t>
+            </w:r>
+            <w:r>
+              <w:rPr>
+                <w:sz w:val="18"/>
+                <w:szCs w:val="18"/>
+              </w:rPr>
+              <w:t>9</w:t>
+            </w:r>
+          </w:p>
+        </w:tc>
+        <w:tc>
+          <w:tcPr>
+            <w:tcW w:w="1267" w:type="dxa"/>
+            <w:tcBorders>
+              <w:left w:val="single" w:sz="4" w:space="0" w:color="auto"/>
+              <w:bottom w:val="single" w:sz="4" w:space="0" w:color="auto"/>
+              <w:right w:val="single" w:sz="4" w:space="0" w:color="auto"/>
+            </w:tcBorders>
+            <w:shd w:val="pct25" w:color="auto" w:fill="auto"/>
+          </w:tcPr>
+          <w:p>
+            <w:pPr>
+              <w:pStyle w:val="BodyTextChar"/>
+              <w:rPr>
+                <w:b/>
+                <w:sz w:val="18"/>
+                <w:szCs w:val="18"/>
+                <w:lang w:val="it-CH"/>
+              </w:rPr>
+            </w:pPr>
+            <w:r>
+              <w:rPr>
+                <w:b/>
+                <w:sz w:val="18"/>
+                <w:szCs w:val="18"/>
+                <w:lang w:val="it-CH"/>
+              </w:rPr>
+              <w:t>Nome:</w:t>
+            </w:r>
+          </w:p>
+        </w:tc>
+        <w:tc>
+          <w:tcPr>
+            <w:tcW w:w="4642" w:type="dxa"/>
+            <w:tcBorders>
+              <w:left w:val="single" w:sz="4" w:space="0" w:color="auto"/>
+              <w:bottom w:val="single" w:sz="4" w:space="0" w:color="auto"/>
+            </w:tcBorders>
+          </w:tcPr>
+          <w:p>
+            <w:pPr>
+              <w:pStyle w:val="BodyTextChar"/>
+              <w:rPr>
+                <w:sz w:val="18"/>
+                <w:szCs w:val="18"/>
+                <w:lang w:val="it-CH"/>
+              </w:rPr>
+            </w:pPr>
+            <w:r>
+              <w:rPr>
+                <w:sz w:val="18"/>
+                <w:szCs w:val="18"/>
+                <w:lang w:val="it-CH"/>
+              </w:rPr>
+              <w:t>Creazione e salvataggio di una nota</w:t>
+            </w:r>
+          </w:p>
+        </w:tc>
+      </w:tr>
+      <w:tr>
+        <w:tc>
+          <w:tcPr>
+            <w:tcW w:w="2050" w:type="dxa"/>
+            <w:tcBorders>
+              <w:right w:val="single" w:sz="4" w:space="0" w:color="auto"/>
+            </w:tcBorders>
+            <w:shd w:val="pct25" w:color="auto" w:fill="auto"/>
+          </w:tcPr>
+          <w:p>
+            <w:pPr>
+              <w:pStyle w:val="BodyTextChar"/>
+              <w:rPr>
+                <w:b/>
+                <w:sz w:val="18"/>
+                <w:szCs w:val="18"/>
+                <w:lang w:val="it-CH"/>
+              </w:rPr>
+            </w:pPr>
+            <w:r>
+              <w:rPr>
+                <w:b/>
+                <w:sz w:val="18"/>
+                <w:szCs w:val="18"/>
+                <w:lang w:val="it-CH"/>
+              </w:rPr>
+              <w:t>Descrizione:</w:t>
+            </w:r>
+          </w:p>
+        </w:tc>
+        <w:tc>
+          <w:tcPr>
+            <w:tcW w:w="7471" w:type="dxa"/>
+            <w:gridSpan w:val="3"/>
+            <w:tcBorders>
+              <w:left w:val="single" w:sz="4" w:space="0" w:color="auto"/>
+            </w:tcBorders>
+          </w:tcPr>
+          <w:p>
+            <w:pPr>
+              <w:pStyle w:val="BodyTextChar"/>
+              <w:rPr>
+                <w:sz w:val="18"/>
+                <w:szCs w:val="18"/>
+                <w:lang w:val="it-CH"/>
+              </w:rPr>
+            </w:pPr>
+            <w:r>
+              <w:rPr>
+                <w:sz w:val="18"/>
+                <w:szCs w:val="18"/>
+                <w:lang w:val="it-CH"/>
+              </w:rPr>
+              <w:t xml:space="preserve">Il test consiste nel creare una nota, il </w:t>
+            </w:r>
+            <w:proofErr w:type="spellStart"/>
+            <w:r>
+              <w:rPr>
+                <w:sz w:val="18"/>
+                <w:szCs w:val="18"/>
+                <w:lang w:val="it-CH"/>
+              </w:rPr>
+              <w:t>db</w:t>
+            </w:r>
+            <w:proofErr w:type="spellEnd"/>
+            <w:r>
+              <w:rPr>
+                <w:sz w:val="18"/>
+                <w:szCs w:val="18"/>
+                <w:lang w:val="it-CH"/>
+              </w:rPr>
+              <w:t xml:space="preserve"> dovrebbe aggiungere la nota, di conseguenza l’elenco delle note dovrebbe mostrare la nuova nota creata.</w:t>
+            </w:r>
+          </w:p>
+        </w:tc>
+      </w:tr>
+      <w:tr>
+        <w:tc>
+          <w:tcPr>
+            <w:tcW w:w="2050" w:type="dxa"/>
+            <w:tcBorders>
+              <w:right w:val="single" w:sz="4" w:space="0" w:color="auto"/>
+            </w:tcBorders>
+            <w:shd w:val="pct25" w:color="auto" w:fill="auto"/>
+          </w:tcPr>
+          <w:p>
+            <w:pPr>
+              <w:pStyle w:val="BodyTextChar"/>
+              <w:rPr>
+                <w:b/>
+                <w:sz w:val="18"/>
+                <w:szCs w:val="18"/>
+                <w:lang w:val="it-CH"/>
+              </w:rPr>
+            </w:pPr>
+            <w:r>
+              <w:rPr>
+                <w:b/>
+                <w:sz w:val="18"/>
+                <w:szCs w:val="18"/>
+                <w:lang w:val="it-CH"/>
+              </w:rPr>
+              <w:t>Prerequisiti:</w:t>
+            </w:r>
+          </w:p>
+        </w:tc>
+        <w:tc>
+          <w:tcPr>
+            <w:tcW w:w="7471" w:type="dxa"/>
+            <w:gridSpan w:val="3"/>
+            <w:tcBorders>
+              <w:left w:val="single" w:sz="4" w:space="0" w:color="auto"/>
+            </w:tcBorders>
+          </w:tcPr>
+          <w:p>
+            <w:pPr>
+              <w:pStyle w:val="BodyTextChar"/>
+              <w:rPr>
+                <w:sz w:val="18"/>
+                <w:szCs w:val="18"/>
+                <w:lang w:val="it-CH"/>
+              </w:rPr>
+            </w:pPr>
+            <w:r>
+              <w:rPr>
+                <w:sz w:val="18"/>
+                <w:szCs w:val="18"/>
+                <w:lang w:val="it-CH"/>
+              </w:rPr>
+              <w:t>Sistema pronto</w:t>
+            </w:r>
+            <w:r>
+              <w:rPr>
+                <w:sz w:val="18"/>
+                <w:szCs w:val="18"/>
+                <w:lang w:val="it-CH"/>
+              </w:rPr>
+              <w:t xml:space="preserve">, con </w:t>
+            </w:r>
+            <w:proofErr w:type="spellStart"/>
+            <w:r>
+              <w:rPr>
+                <w:sz w:val="18"/>
+                <w:szCs w:val="18"/>
+                <w:lang w:val="it-CH"/>
+              </w:rPr>
+              <w:t>db</w:t>
+            </w:r>
+            <w:proofErr w:type="spellEnd"/>
+            <w:r>
+              <w:rPr>
+                <w:sz w:val="18"/>
+                <w:szCs w:val="18"/>
+                <w:lang w:val="it-CH"/>
+              </w:rPr>
+              <w:t>, pagina dell’elenco delle note e pagina creazione note, con le funzioni pronte.</w:t>
+            </w:r>
+          </w:p>
+        </w:tc>
+      </w:tr>
+      <w:tr>
+        <w:tc>
+          <w:tcPr>
+            <w:tcW w:w="2050" w:type="dxa"/>
+            <w:tcBorders>
+              <w:right w:val="single" w:sz="4" w:space="0" w:color="auto"/>
+            </w:tcBorders>
+            <w:shd w:val="pct25" w:color="auto" w:fill="auto"/>
+          </w:tcPr>
+          <w:p>
+            <w:pPr>
+              <w:pStyle w:val="BodyTextChar"/>
+              <w:rPr>
+                <w:b/>
+                <w:sz w:val="18"/>
+                <w:szCs w:val="18"/>
+                <w:lang w:val="it-CH"/>
+              </w:rPr>
+            </w:pPr>
+            <w:r>
+              <w:rPr>
+                <w:b/>
+                <w:sz w:val="18"/>
+                <w:szCs w:val="18"/>
+                <w:lang w:val="it-CH"/>
+              </w:rPr>
+              <w:t>Procedura:</w:t>
+            </w:r>
+          </w:p>
+        </w:tc>
+        <w:tc>
+          <w:tcPr>
+            <w:tcW w:w="7471" w:type="dxa"/>
+            <w:gridSpan w:val="3"/>
+            <w:tcBorders>
+              <w:left w:val="single" w:sz="4" w:space="0" w:color="auto"/>
+            </w:tcBorders>
+          </w:tcPr>
+          <w:p>
+            <w:pPr>
+              <w:pStyle w:val="BodyTextChar"/>
+              <w:numPr>
+                <w:ilvl w:val="0"/>
+                <w:numId w:val="9"/>
+              </w:numPr>
+              <w:rPr>
+                <w:sz w:val="18"/>
+              </w:rPr>
+            </w:pPr>
+            <w:proofErr w:type="spellStart"/>
+            <w:r>
+              <w:rPr>
+                <w:sz w:val="18"/>
+              </w:rPr>
+              <w:t>L’utente</w:t>
+            </w:r>
+            <w:proofErr w:type="spellEnd"/>
+            <w:r>
+              <w:rPr>
+                <w:sz w:val="18"/>
+              </w:rPr>
+              <w:t xml:space="preserve"> </w:t>
+            </w:r>
+            <w:proofErr w:type="spellStart"/>
+            <w:r>
+              <w:rPr>
+                <w:sz w:val="18"/>
+              </w:rPr>
+              <w:t>va</w:t>
+            </w:r>
+            <w:proofErr w:type="spellEnd"/>
+            <w:r>
+              <w:rPr>
+                <w:sz w:val="18"/>
+              </w:rPr>
+              <w:t xml:space="preserve"> </w:t>
+            </w:r>
+            <w:proofErr w:type="spellStart"/>
+            <w:r>
+              <w:rPr>
+                <w:sz w:val="18"/>
+              </w:rPr>
+              <w:t>sulla</w:t>
+            </w:r>
+            <w:proofErr w:type="spellEnd"/>
+            <w:r>
+              <w:rPr>
+                <w:sz w:val="18"/>
+              </w:rPr>
+              <w:t xml:space="preserve"> </w:t>
+            </w:r>
+            <w:proofErr w:type="spellStart"/>
+            <w:r>
+              <w:rPr>
+                <w:sz w:val="18"/>
+              </w:rPr>
+              <w:t>pagina</w:t>
+            </w:r>
+            <w:proofErr w:type="spellEnd"/>
+            <w:r>
+              <w:rPr>
+                <w:sz w:val="18"/>
+              </w:rPr>
+              <w:t xml:space="preserve"> </w:t>
+            </w:r>
+            <w:proofErr w:type="spellStart"/>
+            <w:r>
+              <w:rPr>
+                <w:sz w:val="18"/>
+              </w:rPr>
+              <w:t>dell’elenco</w:t>
+            </w:r>
+            <w:proofErr w:type="spellEnd"/>
+            <w:r>
+              <w:rPr>
+                <w:sz w:val="18"/>
+              </w:rPr>
+              <w:t xml:space="preserve"> </w:t>
+            </w:r>
+            <w:proofErr w:type="spellStart"/>
+            <w:r>
+              <w:rPr>
+                <w:sz w:val="18"/>
+              </w:rPr>
+              <w:t>delle</w:t>
+            </w:r>
+            <w:proofErr w:type="spellEnd"/>
+            <w:r>
+              <w:rPr>
+                <w:sz w:val="18"/>
+              </w:rPr>
+              <w:t xml:space="preserve"> note</w:t>
+            </w:r>
+          </w:p>
+          <w:p>
+            <w:pPr>
+              <w:pStyle w:val="BodyTextChar"/>
+              <w:numPr>
+                <w:ilvl w:val="0"/>
+                <w:numId w:val="9"/>
+              </w:numPr>
+              <w:rPr>
+                <w:sz w:val="18"/>
+                <w:szCs w:val="18"/>
+                <w:lang w:val="it-CH"/>
+              </w:rPr>
+            </w:pPr>
+            <w:r>
+              <w:rPr>
+                <w:sz w:val="18"/>
+                <w:szCs w:val="18"/>
+                <w:lang w:val="it-CH"/>
+              </w:rPr>
+              <w:t xml:space="preserve">L’utente </w:t>
+            </w:r>
+            <w:r>
+              <w:rPr>
+                <w:sz w:val="18"/>
+                <w:szCs w:val="18"/>
+                <w:lang w:val="it-CH"/>
+              </w:rPr>
+              <w:t>va nella sezione di</w:t>
+            </w:r>
+            <w:r>
+              <w:rPr>
+                <w:sz w:val="18"/>
+                <w:szCs w:val="18"/>
+                <w:lang w:val="it-CH"/>
+              </w:rPr>
+              <w:t xml:space="preserve"> </w:t>
+            </w:r>
+            <w:r>
+              <w:rPr>
+                <w:sz w:val="18"/>
+                <w:szCs w:val="18"/>
+                <w:lang w:val="it-CH"/>
+              </w:rPr>
+              <w:t>creazione della nota cliccando su “+Aggiungi Nota”</w:t>
+            </w:r>
+          </w:p>
+          <w:p>
+            <w:pPr>
+              <w:pStyle w:val="Corpotesto"/>
+              <w:numPr>
+                <w:ilvl w:val="0"/>
+                <w:numId w:val="9"/>
+              </w:numPr>
+              <w:rPr>
+                <w:sz w:val="18"/>
+                <w:lang w:eastAsia="en-US"/>
+              </w:rPr>
+            </w:pPr>
+            <w:r>
+              <w:rPr>
+                <w:sz w:val="18"/>
+                <w:lang w:eastAsia="en-US"/>
+              </w:rPr>
+              <w:t xml:space="preserve">L’utente inserisce un titolo alla nota </w:t>
+            </w:r>
+            <w:r>
+              <w:rPr>
+                <w:sz w:val="18"/>
+                <w:lang w:eastAsia="en-US"/>
+              </w:rPr>
+              <w:t xml:space="preserve">e </w:t>
+            </w:r>
+            <w:r>
+              <w:rPr>
+                <w:sz w:val="18"/>
+                <w:lang w:eastAsia="en-US"/>
+              </w:rPr>
+              <w:t>salva la nota</w:t>
+            </w:r>
+          </w:p>
+        </w:tc>
+      </w:tr>
+      <w:tr>
+        <w:tc>
+          <w:tcPr>
+            <w:tcW w:w="2050" w:type="dxa"/>
+            <w:tcBorders>
+              <w:right w:val="single" w:sz="4" w:space="0" w:color="auto"/>
+            </w:tcBorders>
+            <w:shd w:val="pct25" w:color="auto" w:fill="auto"/>
+          </w:tcPr>
+          <w:p>
+            <w:pPr>
+              <w:pStyle w:val="BodyTextChar"/>
+              <w:rPr>
+                <w:b/>
+                <w:sz w:val="18"/>
+                <w:szCs w:val="18"/>
+                <w:lang w:val="it-CH"/>
+              </w:rPr>
+            </w:pPr>
+            <w:r>
+              <w:rPr>
+                <w:b/>
+                <w:sz w:val="18"/>
+                <w:szCs w:val="18"/>
+                <w:lang w:val="it-CH"/>
+              </w:rPr>
+              <w:t>Risultati attesi:</w:t>
+            </w:r>
+          </w:p>
+        </w:tc>
+        <w:tc>
+          <w:tcPr>
+            <w:tcW w:w="7471" w:type="dxa"/>
+            <w:gridSpan w:val="3"/>
+            <w:tcBorders>
+              <w:left w:val="single" w:sz="4" w:space="0" w:color="auto"/>
+            </w:tcBorders>
+          </w:tcPr>
+          <w:p>
+            <w:pPr>
+              <w:pStyle w:val="BodyTextChar"/>
+              <w:rPr>
+                <w:sz w:val="18"/>
+                <w:szCs w:val="18"/>
+                <w:lang w:val="it-CH"/>
+              </w:rPr>
+            </w:pPr>
+            <w:r>
+              <w:rPr>
+                <w:sz w:val="18"/>
+                <w:szCs w:val="18"/>
+                <w:lang w:val="it-CH"/>
+              </w:rPr>
+              <w:t>Appa</w:t>
+            </w:r>
+            <w:r>
+              <w:rPr>
+                <w:sz w:val="18"/>
+                <w:szCs w:val="18"/>
+                <w:lang w:val="it-CH"/>
+              </w:rPr>
+              <w:t>re l’elenco delle note dopo aver aggiunto la nota.</w:t>
+            </w:r>
+          </w:p>
+        </w:tc>
+      </w:tr>
+    </w:tbl>
+    <w:p>
+      <w:pPr>
+        <w:rPr>
+          <w:b/>
+          <w:u w:val="single"/>
+        </w:rPr>
+      </w:pPr>
+      <w:r>
+        <w:rPr>
+          <w:b/>
+          <w:u w:val="single"/>
+        </w:rPr>
+        <w:br/>
+      </w:r>
+    </w:p>
+    <w:p>
+      <w:pPr>
+        <w:rPr>
+          <w:b/>
+          <w:u w:val="single"/>
+        </w:rPr>
+      </w:pPr>
+    </w:p>
+    <w:tbl>
+      <w:tblPr>
+        <w:tblW w:w="9521" w:type="dxa"/>
+        <w:tblInd w:w="113" w:type="dxa"/>
+        <w:tblBorders>
+          <w:top w:val="single" w:sz="4" w:space="0" w:color="auto"/>
+          <w:left w:val="single" w:sz="4" w:space="0" w:color="auto"/>
+          <w:bottom w:val="single" w:sz="4" w:space="0" w:color="auto"/>
+          <w:right w:val="single" w:sz="4" w:space="0" w:color="auto"/>
+          <w:insideH w:val="single" w:sz="4" w:space="0" w:color="auto"/>
+          <w:insideV w:val="single" w:sz="4" w:space="0" w:color="auto"/>
+        </w:tblBorders>
+        <w:tblLook w:val="01E0" w:firstRow="1" w:lastRow="1" w:firstColumn="1" w:lastColumn="1" w:noHBand="0" w:noVBand="0"/>
+      </w:tblPr>
+      <w:tblGrid>
+        <w:gridCol w:w="2050"/>
+        <w:gridCol w:w="1562"/>
+        <w:gridCol w:w="1267"/>
+        <w:gridCol w:w="4642"/>
+      </w:tblGrid>
+      <w:tr>
+        <w:tc>
+          <w:tcPr>
+            <w:tcW w:w="2050" w:type="dxa"/>
+            <w:tcBorders>
+              <w:bottom w:val="single" w:sz="4" w:space="0" w:color="auto"/>
+              <w:right w:val="single" w:sz="4" w:space="0" w:color="auto"/>
+            </w:tcBorders>
+            <w:shd w:val="pct25" w:color="auto" w:fill="auto"/>
+          </w:tcPr>
+          <w:p>
+            <w:pPr>
+              <w:pStyle w:val="BodyTextChar"/>
+              <w:rPr>
+                <w:b/>
+                <w:sz w:val="18"/>
+                <w:szCs w:val="18"/>
+                <w:lang w:val="it-CH"/>
+              </w:rPr>
+            </w:pPr>
+            <w:r>
+              <w:rPr>
+                <w:b/>
+                <w:sz w:val="18"/>
+                <w:szCs w:val="18"/>
+                <w:lang w:val="it-CH"/>
+              </w:rPr>
+              <w:t>Test Case:</w:t>
+            </w:r>
+          </w:p>
+          <w:p>
+            <w:pPr>
+              <w:pStyle w:val="Corpotesto"/>
+              <w:rPr>
+                <w:sz w:val="18"/>
+                <w:szCs w:val="18"/>
+                <w:lang w:eastAsia="en-US"/>
+              </w:rPr>
+            </w:pPr>
+            <w:r>
+              <w:rPr>
+                <w:b/>
+                <w:sz w:val="18"/>
+                <w:szCs w:val="18"/>
+                <w:lang w:eastAsia="en-US"/>
+              </w:rPr>
+              <w:t>Riferimento</w:t>
+            </w:r>
+            <w:r>
+              <w:rPr>
+                <w:sz w:val="18"/>
+                <w:szCs w:val="18"/>
+                <w:lang w:eastAsia="en-US"/>
+              </w:rPr>
+              <w:t xml:space="preserve">: </w:t>
+            </w:r>
+          </w:p>
+        </w:tc>
+        <w:tc>
+          <w:tcPr>
+            <w:tcW w:w="1562" w:type="dxa"/>
+            <w:tcBorders>
+              <w:left w:val="single" w:sz="4" w:space="0" w:color="auto"/>
+              <w:bottom w:val="single" w:sz="4" w:space="0" w:color="auto"/>
+              <w:right w:val="single" w:sz="4" w:space="0" w:color="auto"/>
+            </w:tcBorders>
+          </w:tcPr>
+          <w:p>
+            <w:pPr>
+              <w:pStyle w:val="BodyTextChar"/>
+              <w:rPr>
+                <w:sz w:val="18"/>
+                <w:szCs w:val="18"/>
+                <w:lang w:val="it-CH"/>
+              </w:rPr>
+            </w:pPr>
+            <w:r>
+              <w:rPr>
+                <w:sz w:val="18"/>
+                <w:szCs w:val="18"/>
+                <w:lang w:val="it-CH"/>
+              </w:rPr>
+              <w:t>TC-00</w:t>
+            </w:r>
+            <w:r>
+              <w:rPr>
+                <w:sz w:val="18"/>
+                <w:szCs w:val="18"/>
+                <w:lang w:val="it-CH"/>
+              </w:rPr>
+              <w:t>8</w:t>
+            </w:r>
+          </w:p>
+          <w:p>
+            <w:pPr>
+              <w:rPr>
+                <w:sz w:val="18"/>
+                <w:szCs w:val="18"/>
+              </w:rPr>
+            </w:pPr>
+            <w:r>
+              <w:rPr>
+                <w:sz w:val="18"/>
+                <w:szCs w:val="18"/>
+              </w:rPr>
+              <w:t>REQ-0</w:t>
+            </w:r>
+            <w:r>
+              <w:rPr>
+                <w:sz w:val="18"/>
+                <w:szCs w:val="18"/>
+              </w:rPr>
+              <w:t>4</w:t>
+            </w:r>
+          </w:p>
+          <w:p>
+            <w:pPr>
+              <w:rPr>
+                <w:sz w:val="18"/>
+                <w:szCs w:val="18"/>
+              </w:rPr>
+            </w:pPr>
+            <w:r>
+              <w:rPr>
+                <w:sz w:val="18"/>
+                <w:szCs w:val="18"/>
+              </w:rPr>
+              <w:t>REQ-0</w:t>
+            </w:r>
+            <w:r>
+              <w:rPr>
+                <w:sz w:val="18"/>
+                <w:szCs w:val="18"/>
+              </w:rPr>
+              <w:t>9</w:t>
+            </w:r>
+          </w:p>
+        </w:tc>
+        <w:tc>
+          <w:tcPr>
+            <w:tcW w:w="1267" w:type="dxa"/>
+            <w:tcBorders>
+              <w:left w:val="single" w:sz="4" w:space="0" w:color="auto"/>
+              <w:bottom w:val="single" w:sz="4" w:space="0" w:color="auto"/>
+              <w:right w:val="single" w:sz="4" w:space="0" w:color="auto"/>
+            </w:tcBorders>
+            <w:shd w:val="pct25" w:color="auto" w:fill="auto"/>
+          </w:tcPr>
+          <w:p>
+            <w:pPr>
+              <w:pStyle w:val="BodyTextChar"/>
+              <w:rPr>
+                <w:b/>
+                <w:sz w:val="18"/>
+                <w:szCs w:val="18"/>
+                <w:lang w:val="it-CH"/>
+              </w:rPr>
+            </w:pPr>
+            <w:r>
+              <w:rPr>
+                <w:b/>
+                <w:sz w:val="18"/>
+                <w:szCs w:val="18"/>
+                <w:lang w:val="it-CH"/>
+              </w:rPr>
+              <w:t>Nome:</w:t>
+            </w:r>
+          </w:p>
+        </w:tc>
+        <w:tc>
+          <w:tcPr>
+            <w:tcW w:w="4642" w:type="dxa"/>
+            <w:tcBorders>
+              <w:left w:val="single" w:sz="4" w:space="0" w:color="auto"/>
+              <w:bottom w:val="single" w:sz="4" w:space="0" w:color="auto"/>
+            </w:tcBorders>
+          </w:tcPr>
+          <w:p>
+            <w:pPr>
+              <w:pStyle w:val="BodyTextChar"/>
+              <w:rPr>
+                <w:sz w:val="18"/>
+                <w:szCs w:val="18"/>
+                <w:lang w:val="it-CH"/>
+              </w:rPr>
+            </w:pPr>
+            <w:r>
+              <w:rPr>
+                <w:sz w:val="18"/>
+                <w:szCs w:val="18"/>
+                <w:lang w:val="it-CH"/>
+              </w:rPr>
+              <w:t>Creazione e salvataggio di una nota senza titolo</w:t>
+            </w:r>
+          </w:p>
+        </w:tc>
+      </w:tr>
+      <w:tr>
+        <w:tc>
+          <w:tcPr>
+            <w:tcW w:w="2050" w:type="dxa"/>
+            <w:tcBorders>
+              <w:right w:val="single" w:sz="4" w:space="0" w:color="auto"/>
+            </w:tcBorders>
+            <w:shd w:val="pct25" w:color="auto" w:fill="auto"/>
+          </w:tcPr>
+          <w:p>
+            <w:pPr>
+              <w:pStyle w:val="BodyTextChar"/>
+              <w:rPr>
+                <w:b/>
+                <w:sz w:val="18"/>
+                <w:szCs w:val="18"/>
+                <w:lang w:val="it-CH"/>
+              </w:rPr>
+            </w:pPr>
+            <w:r>
+              <w:rPr>
+                <w:b/>
+                <w:sz w:val="18"/>
+                <w:szCs w:val="18"/>
+                <w:lang w:val="it-CH"/>
+              </w:rPr>
+              <w:t>Descrizione:</w:t>
+            </w:r>
+          </w:p>
+        </w:tc>
+        <w:tc>
+          <w:tcPr>
+            <w:tcW w:w="7471" w:type="dxa"/>
+            <w:gridSpan w:val="3"/>
+            <w:tcBorders>
+              <w:left w:val="single" w:sz="4" w:space="0" w:color="auto"/>
+            </w:tcBorders>
+          </w:tcPr>
+          <w:p>
+            <w:pPr>
+              <w:pStyle w:val="BodyTextChar"/>
+              <w:rPr>
+                <w:sz w:val="18"/>
+                <w:szCs w:val="18"/>
+                <w:lang w:val="it-CH"/>
+              </w:rPr>
+            </w:pPr>
+            <w:r>
+              <w:rPr>
+                <w:sz w:val="18"/>
+                <w:szCs w:val="18"/>
+                <w:lang w:val="it-CH"/>
+              </w:rPr>
+              <w:t>Il test consiste nel creare una nota senza mettere il titolo alla nota, il sistema dovrebbe riscontrare un problema e mostrare l’errore.</w:t>
+            </w:r>
+          </w:p>
+        </w:tc>
+      </w:tr>
+      <w:tr>
+        <w:tc>
+          <w:tcPr>
+            <w:tcW w:w="2050" w:type="dxa"/>
+            <w:tcBorders>
+              <w:right w:val="single" w:sz="4" w:space="0" w:color="auto"/>
+            </w:tcBorders>
+            <w:shd w:val="pct25" w:color="auto" w:fill="auto"/>
+          </w:tcPr>
+          <w:p>
+            <w:pPr>
+              <w:pStyle w:val="BodyTextChar"/>
+              <w:rPr>
+                <w:b/>
+                <w:sz w:val="18"/>
+                <w:szCs w:val="18"/>
+                <w:lang w:val="it-CH"/>
+              </w:rPr>
+            </w:pPr>
+            <w:r>
+              <w:rPr>
+                <w:b/>
+                <w:sz w:val="18"/>
+                <w:szCs w:val="18"/>
+                <w:lang w:val="it-CH"/>
+              </w:rPr>
+              <w:lastRenderedPageBreak/>
+              <w:t>Prerequisiti:</w:t>
+            </w:r>
+          </w:p>
+        </w:tc>
+        <w:tc>
+          <w:tcPr>
+            <w:tcW w:w="7471" w:type="dxa"/>
+            <w:gridSpan w:val="3"/>
+            <w:tcBorders>
+              <w:left w:val="single" w:sz="4" w:space="0" w:color="auto"/>
+            </w:tcBorders>
+          </w:tcPr>
+          <w:p>
+            <w:pPr>
+              <w:pStyle w:val="BodyTextChar"/>
+              <w:rPr>
+                <w:sz w:val="18"/>
+                <w:szCs w:val="18"/>
+                <w:lang w:val="it-CH"/>
+              </w:rPr>
+            </w:pPr>
+            <w:r>
+              <w:rPr>
+                <w:sz w:val="18"/>
+                <w:szCs w:val="18"/>
+                <w:lang w:val="it-CH"/>
+              </w:rPr>
+              <w:t>Sistema pronto</w:t>
+            </w:r>
+            <w:r>
+              <w:rPr>
+                <w:sz w:val="18"/>
+                <w:szCs w:val="18"/>
+                <w:lang w:val="it-CH"/>
+              </w:rPr>
+              <w:t>, pagina dell’elenco delle note e pagina creazione note, con le funzioni pronte.</w:t>
+            </w:r>
+          </w:p>
+        </w:tc>
+      </w:tr>
+      <w:tr>
+        <w:tc>
+          <w:tcPr>
+            <w:tcW w:w="2050" w:type="dxa"/>
+            <w:tcBorders>
+              <w:right w:val="single" w:sz="4" w:space="0" w:color="auto"/>
+            </w:tcBorders>
+            <w:shd w:val="pct25" w:color="auto" w:fill="auto"/>
+          </w:tcPr>
+          <w:p>
+            <w:pPr>
+              <w:pStyle w:val="BodyTextChar"/>
+              <w:rPr>
+                <w:b/>
+                <w:sz w:val="18"/>
+                <w:szCs w:val="18"/>
+                <w:lang w:val="it-CH"/>
+              </w:rPr>
+            </w:pPr>
+            <w:r>
+              <w:rPr>
+                <w:b/>
+                <w:sz w:val="18"/>
+                <w:szCs w:val="18"/>
+                <w:lang w:val="it-CH"/>
+              </w:rPr>
+              <w:t>Procedura:</w:t>
+            </w:r>
+          </w:p>
+        </w:tc>
+        <w:tc>
+          <w:tcPr>
+            <w:tcW w:w="7471" w:type="dxa"/>
+            <w:gridSpan w:val="3"/>
+            <w:tcBorders>
+              <w:left w:val="single" w:sz="4" w:space="0" w:color="auto"/>
+            </w:tcBorders>
+          </w:tcPr>
+          <w:p>
+            <w:pPr>
+              <w:pStyle w:val="BodyTextChar"/>
+              <w:numPr>
+                <w:ilvl w:val="0"/>
+                <w:numId w:val="10"/>
+              </w:numPr>
+              <w:rPr>
+                <w:sz w:val="18"/>
+              </w:rPr>
+            </w:pPr>
+            <w:proofErr w:type="spellStart"/>
+            <w:r>
+              <w:rPr>
+                <w:sz w:val="18"/>
+              </w:rPr>
+              <w:t>L’utente</w:t>
+            </w:r>
+            <w:proofErr w:type="spellEnd"/>
+            <w:r>
+              <w:rPr>
+                <w:sz w:val="18"/>
+              </w:rPr>
+              <w:t xml:space="preserve"> </w:t>
+            </w:r>
+            <w:proofErr w:type="spellStart"/>
+            <w:r>
+              <w:rPr>
+                <w:sz w:val="18"/>
+              </w:rPr>
+              <w:t>va</w:t>
+            </w:r>
+            <w:proofErr w:type="spellEnd"/>
+            <w:r>
+              <w:rPr>
+                <w:sz w:val="18"/>
+              </w:rPr>
+              <w:t xml:space="preserve"> </w:t>
+            </w:r>
+            <w:proofErr w:type="spellStart"/>
+            <w:r>
+              <w:rPr>
+                <w:sz w:val="18"/>
+              </w:rPr>
+              <w:t>sulla</w:t>
+            </w:r>
+            <w:proofErr w:type="spellEnd"/>
+            <w:r>
+              <w:rPr>
+                <w:sz w:val="18"/>
+              </w:rPr>
+              <w:t xml:space="preserve"> </w:t>
+            </w:r>
+            <w:proofErr w:type="spellStart"/>
+            <w:r>
+              <w:rPr>
+                <w:sz w:val="18"/>
+              </w:rPr>
+              <w:t>pagina</w:t>
+            </w:r>
+            <w:proofErr w:type="spellEnd"/>
+            <w:r>
+              <w:rPr>
+                <w:sz w:val="18"/>
+              </w:rPr>
+              <w:t xml:space="preserve"> </w:t>
+            </w:r>
+            <w:proofErr w:type="spellStart"/>
+            <w:r>
+              <w:rPr>
+                <w:sz w:val="18"/>
+              </w:rPr>
+              <w:t>dell’elenco</w:t>
+            </w:r>
+            <w:proofErr w:type="spellEnd"/>
+            <w:r>
+              <w:rPr>
+                <w:sz w:val="18"/>
+              </w:rPr>
+              <w:t xml:space="preserve"> </w:t>
+            </w:r>
+            <w:proofErr w:type="spellStart"/>
+            <w:r>
+              <w:rPr>
+                <w:sz w:val="18"/>
+              </w:rPr>
+              <w:t>delle</w:t>
+            </w:r>
+            <w:proofErr w:type="spellEnd"/>
+            <w:r>
+              <w:rPr>
+                <w:sz w:val="18"/>
+              </w:rPr>
+              <w:t xml:space="preserve"> note</w:t>
+            </w:r>
+          </w:p>
+          <w:p>
+            <w:pPr>
+              <w:pStyle w:val="BodyTextChar"/>
+              <w:numPr>
+                <w:ilvl w:val="0"/>
+                <w:numId w:val="10"/>
+              </w:numPr>
+              <w:rPr>
+                <w:sz w:val="18"/>
+                <w:szCs w:val="18"/>
+                <w:lang w:val="it-CH"/>
+              </w:rPr>
+            </w:pPr>
+            <w:r>
+              <w:rPr>
+                <w:sz w:val="18"/>
+                <w:szCs w:val="18"/>
+                <w:lang w:val="it-CH"/>
+              </w:rPr>
+              <w:t>L’utente</w:t>
+            </w:r>
+            <w:r>
+              <w:rPr>
+                <w:sz w:val="18"/>
+                <w:szCs w:val="18"/>
+                <w:lang w:val="it-CH"/>
+              </w:rPr>
+              <w:t xml:space="preserve"> va nella sezione di</w:t>
+            </w:r>
+            <w:r>
+              <w:rPr>
+                <w:sz w:val="18"/>
+                <w:szCs w:val="18"/>
+                <w:lang w:val="it-CH"/>
+              </w:rPr>
+              <w:t xml:space="preserve"> </w:t>
+            </w:r>
+            <w:r>
+              <w:rPr>
+                <w:sz w:val="18"/>
+                <w:szCs w:val="18"/>
+                <w:lang w:val="it-CH"/>
+              </w:rPr>
+              <w:t>creazione della nota cliccando su “+Aggiungi Nota”</w:t>
+            </w:r>
+          </w:p>
+          <w:p>
+            <w:pPr>
+              <w:pStyle w:val="Corpotesto"/>
+              <w:numPr>
+                <w:ilvl w:val="0"/>
+                <w:numId w:val="10"/>
+              </w:numPr>
+              <w:rPr>
+                <w:sz w:val="18"/>
+                <w:lang w:eastAsia="en-US"/>
+              </w:rPr>
+            </w:pPr>
+            <w:r>
+              <w:rPr>
+                <w:sz w:val="18"/>
+                <w:lang w:eastAsia="en-US"/>
+              </w:rPr>
+              <w:t>L’utente</w:t>
+            </w:r>
+            <w:r>
+              <w:rPr>
+                <w:sz w:val="18"/>
+                <w:lang w:eastAsia="en-US"/>
+              </w:rPr>
+              <w:t xml:space="preserve"> non</w:t>
+            </w:r>
+            <w:r>
+              <w:rPr>
+                <w:sz w:val="18"/>
+                <w:lang w:eastAsia="en-US"/>
+              </w:rPr>
+              <w:t xml:space="preserve"> inserisce un titolo alla nota </w:t>
+            </w:r>
+          </w:p>
+          <w:p>
+            <w:pPr>
+              <w:pStyle w:val="Corpotesto"/>
+              <w:numPr>
+                <w:ilvl w:val="0"/>
+                <w:numId w:val="10"/>
+              </w:numPr>
+              <w:rPr>
+                <w:lang w:eastAsia="en-US"/>
+              </w:rPr>
+            </w:pPr>
+            <w:r>
+              <w:rPr>
+                <w:sz w:val="18"/>
+                <w:lang w:eastAsia="en-US"/>
+              </w:rPr>
+              <w:t xml:space="preserve">L’utente </w:t>
+            </w:r>
+            <w:r>
+              <w:rPr>
+                <w:sz w:val="18"/>
+                <w:lang w:eastAsia="en-US"/>
+              </w:rPr>
+              <w:t xml:space="preserve">prova </w:t>
+            </w:r>
+            <w:r>
+              <w:rPr>
+                <w:sz w:val="18"/>
+                <w:lang w:eastAsia="en-US"/>
+              </w:rPr>
+              <w:t>salv</w:t>
+            </w:r>
+            <w:r>
+              <w:rPr>
+                <w:sz w:val="18"/>
+                <w:lang w:eastAsia="en-US"/>
+              </w:rPr>
+              <w:t>are</w:t>
+            </w:r>
+            <w:r>
+              <w:rPr>
+                <w:sz w:val="18"/>
+                <w:lang w:eastAsia="en-US"/>
+              </w:rPr>
+              <w:t xml:space="preserve"> la nota</w:t>
+            </w:r>
+          </w:p>
+        </w:tc>
+      </w:tr>
+      <w:tr>
+        <w:tc>
+          <w:tcPr>
+            <w:tcW w:w="2050" w:type="dxa"/>
+            <w:tcBorders>
+              <w:right w:val="single" w:sz="4" w:space="0" w:color="auto"/>
+            </w:tcBorders>
+            <w:shd w:val="pct25" w:color="auto" w:fill="auto"/>
+          </w:tcPr>
+          <w:p>
+            <w:pPr>
+              <w:pStyle w:val="BodyTextChar"/>
+              <w:rPr>
+                <w:b/>
+                <w:sz w:val="18"/>
+                <w:szCs w:val="18"/>
+                <w:lang w:val="it-CH"/>
+              </w:rPr>
+            </w:pPr>
+            <w:r>
+              <w:rPr>
+                <w:b/>
+                <w:sz w:val="18"/>
+                <w:szCs w:val="18"/>
+                <w:lang w:val="it-CH"/>
+              </w:rPr>
+              <w:t>Risultati attesi:</w:t>
+            </w:r>
+          </w:p>
+        </w:tc>
+        <w:tc>
+          <w:tcPr>
+            <w:tcW w:w="7471" w:type="dxa"/>
+            <w:gridSpan w:val="3"/>
+            <w:tcBorders>
+              <w:left w:val="single" w:sz="4" w:space="0" w:color="auto"/>
+            </w:tcBorders>
+          </w:tcPr>
+          <w:p>
+            <w:pPr>
+              <w:pStyle w:val="BodyTextChar"/>
+              <w:rPr>
+                <w:sz w:val="18"/>
+                <w:szCs w:val="18"/>
+                <w:lang w:val="it-CH"/>
+              </w:rPr>
+            </w:pPr>
+            <w:r>
+              <w:rPr>
+                <w:sz w:val="18"/>
+                <w:szCs w:val="18"/>
+                <w:lang w:val="it-CH"/>
+              </w:rPr>
+              <w:t>Appa</w:t>
+            </w:r>
+            <w:r>
+              <w:rPr>
+                <w:sz w:val="18"/>
+                <w:szCs w:val="18"/>
+                <w:lang w:val="it-CH"/>
+              </w:rPr>
+              <w:t>re la pagina della creazione nota mostrando l’errore.</w:t>
+            </w:r>
+          </w:p>
+        </w:tc>
+      </w:tr>
+    </w:tbl>
+    <w:p>
+      <w:pPr>
+        <w:rPr>
+          <w:b/>
+          <w:u w:val="single"/>
+        </w:rPr>
+      </w:pPr>
+      <w:bookmarkStart w:id="16" w:name="_GoBack"/>
+      <w:bookmarkEnd w:id="16"/>
+    </w:p>
+    <w:tbl>
+      <w:tblPr>
+        <w:tblW w:w="9521" w:type="dxa"/>
+        <w:tblInd w:w="113" w:type="dxa"/>
+        <w:tblBorders>
+          <w:top w:val="single" w:sz="4" w:space="0" w:color="auto"/>
+          <w:left w:val="single" w:sz="4" w:space="0" w:color="auto"/>
+          <w:bottom w:val="single" w:sz="4" w:space="0" w:color="auto"/>
+          <w:right w:val="single" w:sz="4" w:space="0" w:color="auto"/>
+          <w:insideH w:val="single" w:sz="4" w:space="0" w:color="auto"/>
+          <w:insideV w:val="single" w:sz="4" w:space="0" w:color="auto"/>
+        </w:tblBorders>
+        <w:tblLook w:val="01E0" w:firstRow="1" w:lastRow="1" w:firstColumn="1" w:lastColumn="1" w:noHBand="0" w:noVBand="0"/>
+      </w:tblPr>
+      <w:tblGrid>
+        <w:gridCol w:w="2050"/>
+        <w:gridCol w:w="1562"/>
+        <w:gridCol w:w="1267"/>
+        <w:gridCol w:w="4642"/>
+      </w:tblGrid>
+      <w:tr>
+        <w:tc>
+          <w:tcPr>
+            <w:tcW w:w="2050" w:type="dxa"/>
+            <w:tcBorders>
+              <w:bottom w:val="single" w:sz="4" w:space="0" w:color="auto"/>
+              <w:right w:val="single" w:sz="4" w:space="0" w:color="auto"/>
+            </w:tcBorders>
+            <w:shd w:val="pct25" w:color="auto" w:fill="auto"/>
+          </w:tcPr>
+          <w:p>
+            <w:pPr>
+              <w:pStyle w:val="BodyTextChar"/>
+              <w:rPr>
+                <w:b/>
+                <w:sz w:val="18"/>
+                <w:szCs w:val="18"/>
+                <w:lang w:val="it-CH"/>
+              </w:rPr>
+            </w:pPr>
+            <w:r>
+              <w:rPr>
+                <w:b/>
+                <w:sz w:val="18"/>
+                <w:szCs w:val="18"/>
+                <w:lang w:val="it-CH"/>
+              </w:rPr>
+              <w:t>Test Case:</w:t>
+            </w:r>
+          </w:p>
+          <w:p>
+            <w:pPr>
+              <w:pStyle w:val="Corpotesto"/>
+              <w:rPr>
+                <w:sz w:val="18"/>
+                <w:szCs w:val="18"/>
+                <w:lang w:eastAsia="en-US"/>
+              </w:rPr>
+            </w:pPr>
+            <w:r>
+              <w:rPr>
+                <w:b/>
+                <w:sz w:val="18"/>
+                <w:szCs w:val="18"/>
+                <w:lang w:eastAsia="en-US"/>
+              </w:rPr>
+              <w:t>Riferimento</w:t>
+            </w:r>
+            <w:r>
+              <w:rPr>
+                <w:sz w:val="18"/>
+                <w:szCs w:val="18"/>
+                <w:lang w:eastAsia="en-US"/>
+              </w:rPr>
+              <w:t xml:space="preserve">: </w:t>
+            </w:r>
+          </w:p>
+        </w:tc>
+        <w:tc>
+          <w:tcPr>
+            <w:tcW w:w="1562" w:type="dxa"/>
+            <w:tcBorders>
+              <w:left w:val="single" w:sz="4" w:space="0" w:color="auto"/>
+              <w:bottom w:val="single" w:sz="4" w:space="0" w:color="auto"/>
+              <w:right w:val="single" w:sz="4" w:space="0" w:color="auto"/>
+            </w:tcBorders>
+          </w:tcPr>
+          <w:p>
+            <w:pPr>
+              <w:pStyle w:val="BodyTextChar"/>
+              <w:rPr>
+                <w:sz w:val="18"/>
+                <w:szCs w:val="18"/>
+                <w:lang w:val="it-CH"/>
+              </w:rPr>
+            </w:pPr>
+            <w:r>
+              <w:rPr>
+                <w:sz w:val="18"/>
+                <w:szCs w:val="18"/>
+                <w:lang w:val="it-CH"/>
+              </w:rPr>
+              <w:t>TC-00</w:t>
+            </w:r>
+            <w:r>
+              <w:rPr>
+                <w:sz w:val="18"/>
+                <w:szCs w:val="18"/>
+                <w:lang w:val="it-CH"/>
+              </w:rPr>
+              <w:t>9</w:t>
+            </w:r>
+          </w:p>
+          <w:p>
+            <w:pPr>
+              <w:rPr>
+                <w:sz w:val="18"/>
+                <w:szCs w:val="18"/>
+              </w:rPr>
+            </w:pPr>
+            <w:r>
+              <w:rPr>
+                <w:sz w:val="18"/>
+                <w:szCs w:val="18"/>
+              </w:rPr>
+              <w:t>REQ-0</w:t>
+            </w:r>
+            <w:r>
+              <w:rPr>
+                <w:sz w:val="18"/>
+                <w:szCs w:val="18"/>
+              </w:rPr>
+              <w:t>4</w:t>
+            </w:r>
+          </w:p>
+        </w:tc>
+        <w:tc>
+          <w:tcPr>
+            <w:tcW w:w="1267" w:type="dxa"/>
+            <w:tcBorders>
+              <w:left w:val="single" w:sz="4" w:space="0" w:color="auto"/>
+              <w:bottom w:val="single" w:sz="4" w:space="0" w:color="auto"/>
+              <w:right w:val="single" w:sz="4" w:space="0" w:color="auto"/>
+            </w:tcBorders>
+            <w:shd w:val="pct25" w:color="auto" w:fill="auto"/>
+          </w:tcPr>
+          <w:p>
+            <w:pPr>
+              <w:pStyle w:val="BodyTextChar"/>
+              <w:rPr>
+                <w:b/>
+                <w:sz w:val="18"/>
+                <w:szCs w:val="18"/>
+                <w:lang w:val="it-CH"/>
+              </w:rPr>
+            </w:pPr>
+            <w:r>
+              <w:rPr>
+                <w:b/>
+                <w:sz w:val="18"/>
+                <w:szCs w:val="18"/>
+                <w:lang w:val="it-CH"/>
+              </w:rPr>
+              <w:t>Nome:</w:t>
+            </w:r>
+          </w:p>
+        </w:tc>
+        <w:tc>
+          <w:tcPr>
+            <w:tcW w:w="4642" w:type="dxa"/>
+            <w:tcBorders>
+              <w:left w:val="single" w:sz="4" w:space="0" w:color="auto"/>
+              <w:bottom w:val="single" w:sz="4" w:space="0" w:color="auto"/>
+            </w:tcBorders>
+          </w:tcPr>
+          <w:p>
+            <w:pPr>
+              <w:pStyle w:val="BodyTextChar"/>
+              <w:rPr>
+                <w:sz w:val="18"/>
+                <w:szCs w:val="18"/>
+                <w:lang w:val="it-CH"/>
+              </w:rPr>
+            </w:pPr>
+            <w:r>
+              <w:rPr>
+                <w:sz w:val="18"/>
+                <w:szCs w:val="18"/>
+                <w:lang w:val="it-CH"/>
+              </w:rPr>
+              <w:t xml:space="preserve">Modifica titolo di una nota </w:t>
+            </w:r>
+          </w:p>
+        </w:tc>
+      </w:tr>
+      <w:tr>
+        <w:tc>
+          <w:tcPr>
+            <w:tcW w:w="2050" w:type="dxa"/>
+            <w:tcBorders>
+              <w:right w:val="single" w:sz="4" w:space="0" w:color="auto"/>
+            </w:tcBorders>
+            <w:shd w:val="pct25" w:color="auto" w:fill="auto"/>
+          </w:tcPr>
+          <w:p>
+            <w:pPr>
+              <w:pStyle w:val="BodyTextChar"/>
+              <w:rPr>
+                <w:b/>
+                <w:sz w:val="18"/>
+                <w:szCs w:val="18"/>
+                <w:lang w:val="it-CH"/>
+              </w:rPr>
+            </w:pPr>
+            <w:r>
+              <w:rPr>
+                <w:b/>
+                <w:sz w:val="18"/>
+                <w:szCs w:val="18"/>
+                <w:lang w:val="it-CH"/>
+              </w:rPr>
+              <w:t>Descrizione:</w:t>
+            </w:r>
+          </w:p>
+        </w:tc>
+        <w:tc>
+          <w:tcPr>
+            <w:tcW w:w="7471" w:type="dxa"/>
+            <w:gridSpan w:val="3"/>
+            <w:tcBorders>
+              <w:left w:val="single" w:sz="4" w:space="0" w:color="auto"/>
+            </w:tcBorders>
+          </w:tcPr>
+          <w:p>
+            <w:pPr>
+              <w:pStyle w:val="BodyTextChar"/>
+              <w:rPr>
+                <w:sz w:val="18"/>
+                <w:szCs w:val="18"/>
+                <w:lang w:val="it-CH"/>
+              </w:rPr>
+            </w:pPr>
+            <w:r>
+              <w:rPr>
+                <w:sz w:val="18"/>
+                <w:szCs w:val="18"/>
+                <w:lang w:val="it-CH"/>
+              </w:rPr>
+              <w:t xml:space="preserve">Il test consiste nel modificare il titolo di una nota, il </w:t>
+            </w:r>
+            <w:proofErr w:type="spellStart"/>
+            <w:r>
+              <w:rPr>
+                <w:sz w:val="18"/>
+                <w:szCs w:val="18"/>
+                <w:lang w:val="it-CH"/>
+              </w:rPr>
+              <w:t>db</w:t>
+            </w:r>
+            <w:proofErr w:type="spellEnd"/>
+            <w:r>
+              <w:rPr>
+                <w:sz w:val="18"/>
+                <w:szCs w:val="18"/>
+                <w:lang w:val="it-CH"/>
+              </w:rPr>
+              <w:t xml:space="preserve"> dovrebbe aggiornare il titolo, di conseguenza l’elenco delle note dovrebbe mostrare il nuovo titolo della nota aggiornata.</w:t>
+            </w:r>
+          </w:p>
+        </w:tc>
+      </w:tr>
+      <w:tr>
+        <w:tc>
+          <w:tcPr>
+            <w:tcW w:w="2050" w:type="dxa"/>
+            <w:tcBorders>
+              <w:right w:val="single" w:sz="4" w:space="0" w:color="auto"/>
+            </w:tcBorders>
+            <w:shd w:val="pct25" w:color="auto" w:fill="auto"/>
+          </w:tcPr>
+          <w:p>
+            <w:pPr>
+              <w:pStyle w:val="BodyTextChar"/>
+              <w:rPr>
+                <w:b/>
+                <w:sz w:val="18"/>
+                <w:szCs w:val="18"/>
+                <w:lang w:val="it-CH"/>
+              </w:rPr>
+            </w:pPr>
+            <w:r>
+              <w:rPr>
+                <w:b/>
+                <w:sz w:val="18"/>
+                <w:szCs w:val="18"/>
+                <w:lang w:val="it-CH"/>
+              </w:rPr>
+              <w:t>Prerequisiti:</w:t>
+            </w:r>
+          </w:p>
+        </w:tc>
+        <w:tc>
+          <w:tcPr>
+            <w:tcW w:w="7471" w:type="dxa"/>
+            <w:gridSpan w:val="3"/>
+            <w:tcBorders>
+              <w:left w:val="single" w:sz="4" w:space="0" w:color="auto"/>
+            </w:tcBorders>
+          </w:tcPr>
+          <w:p>
+            <w:pPr>
+              <w:pStyle w:val="BodyTextChar"/>
+              <w:rPr>
+                <w:sz w:val="18"/>
+                <w:szCs w:val="18"/>
+                <w:lang w:val="it-CH"/>
+              </w:rPr>
+            </w:pPr>
+            <w:r>
+              <w:rPr>
+                <w:sz w:val="18"/>
+                <w:szCs w:val="18"/>
+                <w:lang w:val="it-CH"/>
+              </w:rPr>
+              <w:t>Sistema pronto</w:t>
+            </w:r>
+            <w:r>
+              <w:rPr>
+                <w:sz w:val="18"/>
+                <w:szCs w:val="18"/>
+                <w:lang w:val="it-CH"/>
+              </w:rPr>
+              <w:t>, pagina dell’elenco delle note e pagina creazione note, con le funzioni pronte.</w:t>
+            </w:r>
+          </w:p>
+        </w:tc>
+      </w:tr>
+      <w:tr>
+        <w:tc>
+          <w:tcPr>
+            <w:tcW w:w="2050" w:type="dxa"/>
+            <w:tcBorders>
+              <w:right w:val="single" w:sz="4" w:space="0" w:color="auto"/>
+            </w:tcBorders>
+            <w:shd w:val="pct25" w:color="auto" w:fill="auto"/>
+          </w:tcPr>
+          <w:p>
+            <w:pPr>
+              <w:pStyle w:val="BodyTextChar"/>
+              <w:rPr>
+                <w:b/>
+                <w:sz w:val="18"/>
+                <w:szCs w:val="18"/>
+                <w:lang w:val="it-CH"/>
+              </w:rPr>
+            </w:pPr>
+            <w:r>
+              <w:rPr>
+                <w:b/>
+                <w:sz w:val="18"/>
+                <w:szCs w:val="18"/>
+                <w:lang w:val="it-CH"/>
+              </w:rPr>
+              <w:t>Procedura:</w:t>
+            </w:r>
+          </w:p>
+        </w:tc>
+        <w:tc>
+          <w:tcPr>
+            <w:tcW w:w="7471" w:type="dxa"/>
+            <w:gridSpan w:val="3"/>
+            <w:tcBorders>
+              <w:left w:val="single" w:sz="4" w:space="0" w:color="auto"/>
+            </w:tcBorders>
+          </w:tcPr>
+          <w:p>
+            <w:pPr>
+              <w:pStyle w:val="BodyTextChar"/>
+              <w:numPr>
+                <w:ilvl w:val="0"/>
+                <w:numId w:val="11"/>
+              </w:numPr>
+              <w:rPr>
+                <w:sz w:val="18"/>
+              </w:rPr>
+            </w:pPr>
+            <w:proofErr w:type="spellStart"/>
+            <w:r>
+              <w:rPr>
+                <w:sz w:val="18"/>
+              </w:rPr>
+              <w:t>L’utente</w:t>
+            </w:r>
+            <w:proofErr w:type="spellEnd"/>
+            <w:r>
+              <w:rPr>
+                <w:sz w:val="18"/>
+              </w:rPr>
+              <w:t xml:space="preserve"> </w:t>
+            </w:r>
+            <w:proofErr w:type="spellStart"/>
+            <w:r>
+              <w:rPr>
+                <w:sz w:val="18"/>
+              </w:rPr>
+              <w:t>va</w:t>
+            </w:r>
+            <w:proofErr w:type="spellEnd"/>
+            <w:r>
+              <w:rPr>
+                <w:sz w:val="18"/>
+              </w:rPr>
+              <w:t xml:space="preserve"> </w:t>
+            </w:r>
+            <w:proofErr w:type="spellStart"/>
+            <w:r>
+              <w:rPr>
+                <w:sz w:val="18"/>
+              </w:rPr>
+              <w:t>sulla</w:t>
+            </w:r>
+            <w:proofErr w:type="spellEnd"/>
+            <w:r>
+              <w:rPr>
+                <w:sz w:val="18"/>
+              </w:rPr>
+              <w:t xml:space="preserve"> </w:t>
+            </w:r>
+            <w:proofErr w:type="spellStart"/>
+            <w:r>
+              <w:rPr>
+                <w:sz w:val="18"/>
+              </w:rPr>
+              <w:t>pagina</w:t>
+            </w:r>
+            <w:proofErr w:type="spellEnd"/>
+            <w:r>
+              <w:rPr>
+                <w:sz w:val="18"/>
+              </w:rPr>
+              <w:t xml:space="preserve"> </w:t>
+            </w:r>
+            <w:proofErr w:type="spellStart"/>
+            <w:r>
+              <w:rPr>
+                <w:sz w:val="18"/>
+              </w:rPr>
+              <w:t>dell’elenco</w:t>
+            </w:r>
+            <w:proofErr w:type="spellEnd"/>
+            <w:r>
+              <w:rPr>
+                <w:sz w:val="18"/>
+              </w:rPr>
+              <w:t xml:space="preserve"> </w:t>
+            </w:r>
+            <w:proofErr w:type="spellStart"/>
+            <w:r>
+              <w:rPr>
+                <w:sz w:val="18"/>
+              </w:rPr>
+              <w:t>delle</w:t>
+            </w:r>
+            <w:proofErr w:type="spellEnd"/>
+            <w:r>
+              <w:rPr>
+                <w:sz w:val="18"/>
+              </w:rPr>
+              <w:t xml:space="preserve"> note</w:t>
+            </w:r>
+          </w:p>
+          <w:p>
+            <w:pPr>
+              <w:pStyle w:val="BodyTextChar"/>
+              <w:numPr>
+                <w:ilvl w:val="0"/>
+                <w:numId w:val="11"/>
+              </w:numPr>
+              <w:jc w:val="both"/>
+              <w:rPr>
+                <w:sz w:val="18"/>
+                <w:szCs w:val="18"/>
+                <w:lang w:val="it-CH"/>
+              </w:rPr>
+            </w:pPr>
+            <w:r>
+              <w:rPr>
+                <w:sz w:val="18"/>
+                <w:szCs w:val="18"/>
+                <w:lang w:val="it-CH"/>
+              </w:rPr>
+              <w:t>L’utente</w:t>
+            </w:r>
+            <w:r>
+              <w:rPr>
+                <w:sz w:val="18"/>
+                <w:szCs w:val="18"/>
+                <w:lang w:val="it-CH"/>
+              </w:rPr>
+              <w:t xml:space="preserve"> va nella sezione di</w:t>
+            </w:r>
+            <w:r>
+              <w:rPr>
+                <w:sz w:val="18"/>
+                <w:szCs w:val="18"/>
+                <w:lang w:val="it-CH"/>
+              </w:rPr>
+              <w:t xml:space="preserve"> </w:t>
+            </w:r>
+            <w:r>
+              <w:rPr>
+                <w:sz w:val="18"/>
+                <w:szCs w:val="18"/>
+                <w:lang w:val="it-CH"/>
+              </w:rPr>
+              <w:t>modifica la nota cliccando su “Update”</w:t>
+            </w:r>
+          </w:p>
+          <w:p>
+            <w:pPr>
+              <w:pStyle w:val="Corpotesto"/>
+              <w:numPr>
+                <w:ilvl w:val="0"/>
+                <w:numId w:val="11"/>
+              </w:numPr>
+              <w:rPr>
+                <w:sz w:val="18"/>
+                <w:lang w:eastAsia="en-US"/>
+              </w:rPr>
+            </w:pPr>
+            <w:r>
+              <w:rPr>
+                <w:sz w:val="18"/>
+                <w:lang w:eastAsia="en-US"/>
+              </w:rPr>
+              <w:t>L’utente</w:t>
+            </w:r>
+            <w:r>
+              <w:rPr>
+                <w:sz w:val="18"/>
+                <w:lang w:eastAsia="en-US"/>
+              </w:rPr>
+              <w:t xml:space="preserve"> </w:t>
+            </w:r>
+            <w:r>
+              <w:rPr>
+                <w:sz w:val="18"/>
+                <w:lang w:eastAsia="en-US"/>
+              </w:rPr>
+              <w:t>inserisce un</w:t>
+            </w:r>
+            <w:r>
+              <w:rPr>
+                <w:sz w:val="18"/>
+                <w:lang w:eastAsia="en-US"/>
+              </w:rPr>
+              <w:t xml:space="preserve"> nuovo</w:t>
+            </w:r>
+            <w:r>
+              <w:rPr>
+                <w:sz w:val="18"/>
+                <w:lang w:eastAsia="en-US"/>
+              </w:rPr>
+              <w:t xml:space="preserve"> titolo alla nota </w:t>
+            </w:r>
+          </w:p>
+          <w:p>
+            <w:pPr>
+              <w:pStyle w:val="Corpotesto"/>
+              <w:numPr>
+                <w:ilvl w:val="0"/>
+                <w:numId w:val="11"/>
+              </w:numPr>
+              <w:rPr>
+                <w:lang w:eastAsia="en-US"/>
+              </w:rPr>
+            </w:pPr>
+            <w:r>
+              <w:rPr>
+                <w:sz w:val="18"/>
+                <w:lang w:eastAsia="en-US"/>
+              </w:rPr>
+              <w:t>L’utente salv</w:t>
+            </w:r>
+            <w:r>
+              <w:rPr>
+                <w:sz w:val="18"/>
+                <w:lang w:eastAsia="en-US"/>
+              </w:rPr>
+              <w:t>a</w:t>
+            </w:r>
+            <w:r>
+              <w:rPr>
+                <w:sz w:val="18"/>
+                <w:lang w:eastAsia="en-US"/>
+              </w:rPr>
+              <w:t xml:space="preserve"> la nota</w:t>
+            </w:r>
+          </w:p>
+        </w:tc>
+      </w:tr>
+      <w:tr>
+        <w:tc>
+          <w:tcPr>
+            <w:tcW w:w="2050" w:type="dxa"/>
+            <w:tcBorders>
+              <w:right w:val="single" w:sz="4" w:space="0" w:color="auto"/>
+            </w:tcBorders>
+            <w:shd w:val="pct25" w:color="auto" w:fill="auto"/>
+          </w:tcPr>
+          <w:p>
+            <w:pPr>
+              <w:pStyle w:val="BodyTextChar"/>
+              <w:rPr>
+                <w:b/>
+                <w:sz w:val="18"/>
+                <w:szCs w:val="18"/>
+                <w:lang w:val="it-CH"/>
+              </w:rPr>
+            </w:pPr>
+            <w:r>
+              <w:rPr>
+                <w:b/>
+                <w:sz w:val="18"/>
+                <w:szCs w:val="18"/>
+                <w:lang w:val="it-CH"/>
+              </w:rPr>
+              <w:t>Risultati attesi:</w:t>
+            </w:r>
+          </w:p>
+        </w:tc>
+        <w:tc>
+          <w:tcPr>
+            <w:tcW w:w="7471" w:type="dxa"/>
+            <w:gridSpan w:val="3"/>
+            <w:tcBorders>
+              <w:left w:val="single" w:sz="4" w:space="0" w:color="auto"/>
+            </w:tcBorders>
+          </w:tcPr>
+          <w:p>
+            <w:pPr>
+              <w:pStyle w:val="BodyTextChar"/>
+              <w:rPr>
+                <w:sz w:val="18"/>
+                <w:szCs w:val="18"/>
+                <w:lang w:val="it-CH"/>
+              </w:rPr>
+            </w:pPr>
+            <w:r>
+              <w:rPr>
+                <w:sz w:val="18"/>
+                <w:szCs w:val="18"/>
+                <w:lang w:val="it-CH"/>
+              </w:rPr>
+              <w:t>Appa</w:t>
+            </w:r>
+            <w:r>
+              <w:rPr>
+                <w:sz w:val="18"/>
+                <w:szCs w:val="18"/>
+                <w:lang w:val="it-CH"/>
+              </w:rPr>
+              <w:t>re la pagina dell’elenco delle note dopo aver modificato la nota, la nota con il nuovo titolo dovrebbe apparire nell’elenco.</w:t>
+            </w:r>
+          </w:p>
+        </w:tc>
+      </w:tr>
+    </w:tbl>
+    <w:p>
+      <w:pPr>
+        <w:rPr>
+          <w:b/>
+          <w:u w:val="single"/>
+        </w:rPr>
+      </w:pPr>
+    </w:p>
+    <w:tbl>
+      <w:tblPr>
+        <w:tblW w:w="9521" w:type="dxa"/>
+        <w:tblInd w:w="113" w:type="dxa"/>
+        <w:tblBorders>
+          <w:top w:val="single" w:sz="4" w:space="0" w:color="auto"/>
+          <w:left w:val="single" w:sz="4" w:space="0" w:color="auto"/>
+          <w:bottom w:val="single" w:sz="4" w:space="0" w:color="auto"/>
+          <w:right w:val="single" w:sz="4" w:space="0" w:color="auto"/>
+          <w:insideH w:val="single" w:sz="4" w:space="0" w:color="auto"/>
+          <w:insideV w:val="single" w:sz="4" w:space="0" w:color="auto"/>
+        </w:tblBorders>
+        <w:tblLook w:val="01E0" w:firstRow="1" w:lastRow="1" w:firstColumn="1" w:lastColumn="1" w:noHBand="0" w:noVBand="0"/>
+      </w:tblPr>
+      <w:tblGrid>
+        <w:gridCol w:w="2050"/>
+        <w:gridCol w:w="1562"/>
+        <w:gridCol w:w="1267"/>
+        <w:gridCol w:w="4642"/>
+      </w:tblGrid>
+      <w:tr>
+        <w:tc>
+          <w:tcPr>
+            <w:tcW w:w="2050" w:type="dxa"/>
+            <w:tcBorders>
+              <w:bottom w:val="single" w:sz="4" w:space="0" w:color="auto"/>
+              <w:right w:val="single" w:sz="4" w:space="0" w:color="auto"/>
+            </w:tcBorders>
+            <w:shd w:val="pct25" w:color="auto" w:fill="auto"/>
+          </w:tcPr>
+          <w:p>
+            <w:pPr>
+              <w:spacing w:after="120"/>
+              <w:rPr>
+                <w:b/>
+                <w:sz w:val="18"/>
+                <w:szCs w:val="18"/>
+              </w:rPr>
+            </w:pPr>
+            <w:r>
+              <w:rPr>
+                <w:b/>
+                <w:sz w:val="18"/>
+                <w:szCs w:val="18"/>
+              </w:rPr>
+              <w:t>Test Case:</w:t>
+            </w:r>
+          </w:p>
+          <w:p>
+            <w:pPr>
+              <w:spacing w:after="120"/>
+              <w:rPr>
+                <w:sz w:val="18"/>
+                <w:szCs w:val="18"/>
+              </w:rPr>
+            </w:pPr>
+            <w:r>
+              <w:rPr>
+                <w:b/>
+                <w:sz w:val="18"/>
+                <w:szCs w:val="18"/>
+              </w:rPr>
+              <w:t>Riferimento</w:t>
+            </w:r>
+            <w:r>
+              <w:rPr>
+                <w:sz w:val="18"/>
+                <w:szCs w:val="18"/>
+              </w:rPr>
+              <w:t xml:space="preserve">: </w:t>
+            </w:r>
+          </w:p>
+        </w:tc>
+        <w:tc>
+          <w:tcPr>
+            <w:tcW w:w="1562" w:type="dxa"/>
+            <w:tcBorders>
+              <w:left w:val="single" w:sz="4" w:space="0" w:color="auto"/>
+              <w:bottom w:val="single" w:sz="4" w:space="0" w:color="auto"/>
+              <w:right w:val="single" w:sz="4" w:space="0" w:color="auto"/>
+            </w:tcBorders>
+          </w:tcPr>
+          <w:p>
+            <w:pPr>
+              <w:spacing w:after="120"/>
+              <w:rPr>
+                <w:sz w:val="18"/>
+                <w:szCs w:val="18"/>
+              </w:rPr>
+            </w:pPr>
+            <w:r>
+              <w:rPr>
+                <w:sz w:val="18"/>
+                <w:szCs w:val="18"/>
+              </w:rPr>
+              <w:t>TC-006</w:t>
+            </w:r>
+          </w:p>
+          <w:p>
+            <w:pPr>
+              <w:rPr>
+                <w:sz w:val="18"/>
+                <w:szCs w:val="18"/>
+              </w:rPr>
+            </w:pPr>
+            <w:r>
+              <w:rPr>
+                <w:sz w:val="18"/>
+                <w:szCs w:val="18"/>
+              </w:rPr>
+              <w:t xml:space="preserve">REQ-05 </w:t>
+            </w:r>
+          </w:p>
+          <w:p>
+            <w:pPr>
+              <w:rPr>
+                <w:sz w:val="18"/>
+                <w:szCs w:val="18"/>
+              </w:rPr>
+            </w:pPr>
+            <w:r>
+              <w:rPr>
+                <w:sz w:val="18"/>
+                <w:szCs w:val="18"/>
+              </w:rPr>
+              <w:t>REQ-09</w:t>
+            </w:r>
+          </w:p>
+        </w:tc>
+        <w:tc>
+          <w:tcPr>
+            <w:tcW w:w="1267" w:type="dxa"/>
+            <w:tcBorders>
+              <w:left w:val="single" w:sz="4" w:space="0" w:color="auto"/>
+              <w:bottom w:val="single" w:sz="4" w:space="0" w:color="auto"/>
+              <w:right w:val="single" w:sz="4" w:space="0" w:color="auto"/>
+            </w:tcBorders>
+            <w:shd w:val="pct25" w:color="auto" w:fill="auto"/>
+          </w:tcPr>
+          <w:p>
+            <w:pPr>
+              <w:spacing w:after="120"/>
+              <w:rPr>
+                <w:b/>
+                <w:sz w:val="18"/>
+                <w:szCs w:val="18"/>
+              </w:rPr>
+            </w:pPr>
+            <w:r>
+              <w:rPr>
+                <w:b/>
+                <w:sz w:val="18"/>
+                <w:szCs w:val="18"/>
+              </w:rPr>
+              <w:t>Nome:</w:t>
+            </w:r>
+          </w:p>
+        </w:tc>
+        <w:tc>
+          <w:tcPr>
+            <w:tcW w:w="4642" w:type="dxa"/>
+            <w:tcBorders>
+              <w:left w:val="single" w:sz="4" w:space="0" w:color="auto"/>
+              <w:bottom w:val="single" w:sz="4" w:space="0" w:color="auto"/>
+            </w:tcBorders>
+          </w:tcPr>
+          <w:p>
+            <w:pPr>
+              <w:spacing w:after="120"/>
+              <w:rPr>
+                <w:sz w:val="18"/>
+                <w:szCs w:val="18"/>
+              </w:rPr>
+            </w:pPr>
+            <w:r>
+              <w:rPr>
+                <w:sz w:val="18"/>
+                <w:szCs w:val="18"/>
+              </w:rPr>
+              <w:t>Eliminazione di una nota</w:t>
+            </w:r>
+          </w:p>
+        </w:tc>
+      </w:tr>
+      <w:tr>
+        <w:tc>
+          <w:tcPr>
+            <w:tcW w:w="2050" w:type="dxa"/>
+            <w:tcBorders>
+              <w:right w:val="single" w:sz="4" w:space="0" w:color="auto"/>
+            </w:tcBorders>
+            <w:shd w:val="pct25" w:color="auto" w:fill="auto"/>
+          </w:tcPr>
+          <w:p>
+            <w:pPr>
+              <w:spacing w:after="120"/>
+              <w:rPr>
+                <w:b/>
+                <w:sz w:val="18"/>
+                <w:szCs w:val="18"/>
+              </w:rPr>
+            </w:pPr>
+            <w:r>
+              <w:rPr>
+                <w:b/>
+                <w:sz w:val="18"/>
+                <w:szCs w:val="18"/>
+              </w:rPr>
+              <w:t>Descrizione:</w:t>
+            </w:r>
+          </w:p>
+        </w:tc>
+        <w:tc>
+          <w:tcPr>
+            <w:tcW w:w="7471" w:type="dxa"/>
+            <w:gridSpan w:val="3"/>
+            <w:tcBorders>
+              <w:left w:val="single" w:sz="4" w:space="0" w:color="auto"/>
+            </w:tcBorders>
+          </w:tcPr>
+          <w:p>
+            <w:pPr>
+              <w:spacing w:after="120"/>
+              <w:rPr>
+                <w:sz w:val="18"/>
+                <w:szCs w:val="18"/>
+              </w:rPr>
+            </w:pPr>
+            <w:r>
+              <w:rPr>
+                <w:sz w:val="18"/>
+                <w:szCs w:val="18"/>
+              </w:rPr>
+              <w:t xml:space="preserve">Il test consiste nell’eliminare una nota dall’elenco delle note, il </w:t>
+            </w:r>
+            <w:proofErr w:type="spellStart"/>
+            <w:r>
+              <w:rPr>
+                <w:sz w:val="18"/>
+                <w:szCs w:val="18"/>
+              </w:rPr>
+              <w:t>db</w:t>
+            </w:r>
+            <w:proofErr w:type="spellEnd"/>
+            <w:r>
+              <w:rPr>
+                <w:sz w:val="18"/>
+                <w:szCs w:val="18"/>
+              </w:rPr>
+              <w:t xml:space="preserve"> dovrebbe eliminare la nota, di conseguenza l’elenco delle note non dovrebbe mostrare più</w:t>
+            </w:r>
+          </w:p>
+        </w:tc>
+      </w:tr>
+      <w:tr>
+        <w:tc>
+          <w:tcPr>
+            <w:tcW w:w="2050" w:type="dxa"/>
+            <w:tcBorders>
+              <w:right w:val="single" w:sz="4" w:space="0" w:color="auto"/>
+            </w:tcBorders>
+            <w:shd w:val="pct25" w:color="auto" w:fill="auto"/>
+          </w:tcPr>
+          <w:p>
+            <w:pPr>
+              <w:spacing w:after="120"/>
+              <w:rPr>
+                <w:b/>
+                <w:sz w:val="18"/>
+                <w:szCs w:val="18"/>
+              </w:rPr>
+            </w:pPr>
+            <w:r>
+              <w:rPr>
+                <w:b/>
+                <w:sz w:val="18"/>
+                <w:szCs w:val="18"/>
+              </w:rPr>
+              <w:t>Prerequisiti:</w:t>
+            </w:r>
+          </w:p>
+        </w:tc>
+        <w:tc>
+          <w:tcPr>
+            <w:tcW w:w="7471" w:type="dxa"/>
+            <w:gridSpan w:val="3"/>
+            <w:tcBorders>
+              <w:left w:val="single" w:sz="4" w:space="0" w:color="auto"/>
+            </w:tcBorders>
+          </w:tcPr>
+          <w:p>
+            <w:pPr>
+              <w:spacing w:after="120"/>
+              <w:rPr>
+                <w:sz w:val="18"/>
+                <w:szCs w:val="18"/>
+              </w:rPr>
+            </w:pPr>
+            <w:r>
+              <w:rPr>
+                <w:sz w:val="18"/>
+                <w:szCs w:val="18"/>
+              </w:rPr>
+              <w:t xml:space="preserve">Sistema pronto, con </w:t>
+            </w:r>
+            <w:proofErr w:type="spellStart"/>
+            <w:r>
+              <w:rPr>
+                <w:sz w:val="18"/>
+                <w:szCs w:val="18"/>
+              </w:rPr>
+              <w:t>db</w:t>
+            </w:r>
+            <w:proofErr w:type="spellEnd"/>
+            <w:r>
+              <w:rPr>
+                <w:sz w:val="18"/>
+                <w:szCs w:val="18"/>
+              </w:rPr>
+              <w:t>, pagina dell’elenco delle note, con le funzioni pronte.</w:t>
+            </w:r>
+          </w:p>
+        </w:tc>
+      </w:tr>
+      <w:tr>
+        <w:tc>
+          <w:tcPr>
+            <w:tcW w:w="2050" w:type="dxa"/>
+            <w:tcBorders>
+              <w:right w:val="single" w:sz="4" w:space="0" w:color="auto"/>
+            </w:tcBorders>
+            <w:shd w:val="pct25" w:color="auto" w:fill="auto"/>
+          </w:tcPr>
+          <w:p>
+            <w:pPr>
+              <w:spacing w:after="120"/>
+              <w:rPr>
+                <w:b/>
+                <w:sz w:val="18"/>
+                <w:szCs w:val="18"/>
+              </w:rPr>
+            </w:pPr>
+            <w:r>
+              <w:rPr>
+                <w:b/>
+                <w:sz w:val="18"/>
+                <w:szCs w:val="18"/>
+              </w:rPr>
+              <w:t>Procedura:</w:t>
+            </w:r>
+          </w:p>
+        </w:tc>
+        <w:tc>
+          <w:tcPr>
+            <w:tcW w:w="7471" w:type="dxa"/>
+            <w:gridSpan w:val="3"/>
+            <w:tcBorders>
+              <w:left w:val="single" w:sz="4" w:space="0" w:color="auto"/>
+            </w:tcBorders>
+          </w:tcPr>
+          <w:p>
+            <w:pPr>
+              <w:numPr>
+                <w:ilvl w:val="0"/>
+                <w:numId w:val="8"/>
+              </w:numPr>
+              <w:spacing w:after="120"/>
+              <w:rPr>
+                <w:sz w:val="18"/>
+                <w:szCs w:val="21"/>
+                <w:lang w:val="en-GB"/>
+              </w:rPr>
+            </w:pPr>
+            <w:proofErr w:type="spellStart"/>
+            <w:r>
+              <w:rPr>
+                <w:sz w:val="18"/>
+                <w:szCs w:val="21"/>
+                <w:lang w:val="en-GB"/>
+              </w:rPr>
+              <w:t>L’utente</w:t>
+            </w:r>
+            <w:proofErr w:type="spellEnd"/>
+            <w:r>
+              <w:rPr>
+                <w:sz w:val="18"/>
+                <w:szCs w:val="21"/>
+                <w:lang w:val="en-GB"/>
+              </w:rPr>
+              <w:t xml:space="preserve"> </w:t>
+            </w:r>
+            <w:proofErr w:type="spellStart"/>
+            <w:r>
+              <w:rPr>
+                <w:sz w:val="18"/>
+                <w:szCs w:val="21"/>
+                <w:lang w:val="en-GB"/>
+              </w:rPr>
+              <w:t>va</w:t>
+            </w:r>
+            <w:proofErr w:type="spellEnd"/>
+            <w:r>
+              <w:rPr>
+                <w:sz w:val="18"/>
+                <w:szCs w:val="21"/>
+                <w:lang w:val="en-GB"/>
+              </w:rPr>
+              <w:t xml:space="preserve"> </w:t>
+            </w:r>
+            <w:proofErr w:type="spellStart"/>
+            <w:r>
+              <w:rPr>
+                <w:sz w:val="18"/>
+                <w:szCs w:val="21"/>
+                <w:lang w:val="en-GB"/>
+              </w:rPr>
+              <w:t>sulla</w:t>
+            </w:r>
+            <w:proofErr w:type="spellEnd"/>
+            <w:r>
+              <w:rPr>
+                <w:sz w:val="18"/>
+                <w:szCs w:val="21"/>
+                <w:lang w:val="en-GB"/>
+              </w:rPr>
+              <w:t xml:space="preserve"> </w:t>
+            </w:r>
+            <w:proofErr w:type="spellStart"/>
+            <w:r>
+              <w:rPr>
+                <w:sz w:val="18"/>
+                <w:szCs w:val="21"/>
+                <w:lang w:val="en-GB"/>
+              </w:rPr>
+              <w:t>pagina</w:t>
+            </w:r>
+            <w:proofErr w:type="spellEnd"/>
+            <w:r>
+              <w:rPr>
+                <w:sz w:val="18"/>
+                <w:szCs w:val="21"/>
+                <w:lang w:val="en-GB"/>
+              </w:rPr>
+              <w:t xml:space="preserve"> </w:t>
+            </w:r>
+            <w:proofErr w:type="spellStart"/>
+            <w:r>
+              <w:rPr>
+                <w:sz w:val="18"/>
+                <w:szCs w:val="21"/>
+                <w:lang w:val="en-GB"/>
+              </w:rPr>
+              <w:t>dell’elenco</w:t>
+            </w:r>
+            <w:proofErr w:type="spellEnd"/>
+            <w:r>
+              <w:rPr>
+                <w:sz w:val="18"/>
+                <w:szCs w:val="21"/>
+                <w:lang w:val="en-GB"/>
+              </w:rPr>
+              <w:t xml:space="preserve"> </w:t>
+            </w:r>
+            <w:proofErr w:type="spellStart"/>
+            <w:r>
+              <w:rPr>
+                <w:sz w:val="18"/>
+                <w:szCs w:val="21"/>
+                <w:lang w:val="en-GB"/>
+              </w:rPr>
+              <w:t>delle</w:t>
+            </w:r>
+            <w:proofErr w:type="spellEnd"/>
+            <w:r>
+              <w:rPr>
+                <w:sz w:val="18"/>
+                <w:szCs w:val="21"/>
+                <w:lang w:val="en-GB"/>
+              </w:rPr>
+              <w:t xml:space="preserve"> note</w:t>
+            </w:r>
+          </w:p>
+          <w:p>
+            <w:pPr>
+              <w:numPr>
+                <w:ilvl w:val="0"/>
+                <w:numId w:val="8"/>
+              </w:numPr>
+              <w:spacing w:after="120"/>
+              <w:rPr>
+                <w:sz w:val="18"/>
+                <w:szCs w:val="21"/>
+                <w:lang w:val="en-GB"/>
+              </w:rPr>
+            </w:pPr>
+            <w:r>
+              <w:rPr>
+                <w:sz w:val="18"/>
+                <w:szCs w:val="18"/>
+              </w:rPr>
+              <w:t>L’utente elimina la nota cliccando la “x”</w:t>
+            </w:r>
+          </w:p>
+        </w:tc>
+      </w:tr>
+      <w:tr>
+        <w:tc>
+          <w:tcPr>
+            <w:tcW w:w="2050" w:type="dxa"/>
+            <w:tcBorders>
+              <w:right w:val="single" w:sz="4" w:space="0" w:color="auto"/>
+            </w:tcBorders>
+            <w:shd w:val="pct25" w:color="auto" w:fill="auto"/>
+          </w:tcPr>
+          <w:p>
+            <w:pPr>
+              <w:spacing w:after="120"/>
+              <w:rPr>
+                <w:b/>
+                <w:sz w:val="18"/>
+                <w:szCs w:val="18"/>
+              </w:rPr>
+            </w:pPr>
+            <w:r>
+              <w:rPr>
+                <w:b/>
+                <w:sz w:val="18"/>
+                <w:szCs w:val="18"/>
+              </w:rPr>
+              <w:t>Risultati attesi:</w:t>
+            </w:r>
+          </w:p>
+        </w:tc>
+        <w:tc>
+          <w:tcPr>
+            <w:tcW w:w="7471" w:type="dxa"/>
+            <w:gridSpan w:val="3"/>
+            <w:tcBorders>
+              <w:left w:val="single" w:sz="4" w:space="0" w:color="auto"/>
+            </w:tcBorders>
+          </w:tcPr>
+          <w:p>
+            <w:pPr>
+              <w:spacing w:after="120"/>
+              <w:rPr>
+                <w:sz w:val="18"/>
+                <w:szCs w:val="18"/>
+              </w:rPr>
+            </w:pPr>
+            <w:r>
+              <w:rPr>
+                <w:sz w:val="18"/>
+                <w:szCs w:val="18"/>
+              </w:rPr>
+              <w:t>Appare la pagina dell’elenco delle note dopo aver eliminato la nota, la nota non dovrebbe apparire nell’elenco.</w:t>
+            </w:r>
+          </w:p>
+        </w:tc>
+      </w:tr>
+    </w:tbl>
+    <w:p>
+      <w:pPr>
+        <w:rPr>
+          <w:b/>
+          <w:u w:val="single"/>
+        </w:rPr>
+      </w:pPr>
+      <w:r>
+        <w:rPr>
+          <w:b/>
+          <w:u w:val="single"/>
+        </w:rPr>
+        <w:br w:type="page"/>
+      </w:r>
+    </w:p>
+    <w:tbl>
+      <w:tblPr>
+        <w:tblW w:w="9521" w:type="dxa"/>
+        <w:tblInd w:w="113" w:type="dxa"/>
+        <w:tblBorders>
+          <w:top w:val="single" w:sz="4" w:space="0" w:color="auto"/>
+          <w:left w:val="single" w:sz="4" w:space="0" w:color="auto"/>
+          <w:bottom w:val="single" w:sz="4" w:space="0" w:color="auto"/>
+          <w:right w:val="single" w:sz="4" w:space="0" w:color="auto"/>
+          <w:insideH w:val="single" w:sz="4" w:space="0" w:color="auto"/>
+          <w:insideV w:val="single" w:sz="4" w:space="0" w:color="auto"/>
+        </w:tblBorders>
+        <w:tblLook w:val="01E0" w:firstRow="1" w:lastRow="1" w:firstColumn="1" w:lastColumn="1" w:noHBand="0" w:noVBand="0"/>
+      </w:tblPr>
+      <w:tblGrid>
+        <w:gridCol w:w="2050"/>
+        <w:gridCol w:w="1562"/>
+        <w:gridCol w:w="1267"/>
+        <w:gridCol w:w="4642"/>
+      </w:tblGrid>
+      <w:tr>
+        <w:tc>
+          <w:tcPr>
+            <w:tcW w:w="2050" w:type="dxa"/>
+            <w:tcBorders>
+              <w:bottom w:val="single" w:sz="4" w:space="0" w:color="auto"/>
+              <w:right w:val="single" w:sz="4" w:space="0" w:color="auto"/>
+            </w:tcBorders>
+            <w:shd w:val="pct25" w:color="auto" w:fill="auto"/>
+          </w:tcPr>
+          <w:p>
+            <w:pPr>
+              <w:pStyle w:val="BodyTextChar"/>
+              <w:rPr>
+                <w:b/>
+                <w:sz w:val="18"/>
+                <w:szCs w:val="18"/>
+                <w:lang w:val="it-CH"/>
+              </w:rPr>
+            </w:pPr>
+            <w:r>
+              <w:rPr>
+                <w:b/>
+                <w:sz w:val="18"/>
+                <w:szCs w:val="18"/>
+                <w:lang w:val="it-CH"/>
+              </w:rPr>
+              <w:lastRenderedPageBreak/>
+              <w:t>Test Case:</w:t>
+            </w:r>
+          </w:p>
+          <w:p>
+            <w:pPr>
+              <w:pStyle w:val="Corpotesto"/>
+              <w:rPr>
+                <w:sz w:val="18"/>
+                <w:szCs w:val="18"/>
+                <w:lang w:eastAsia="en-US"/>
+              </w:rPr>
+            </w:pPr>
+            <w:r>
+              <w:rPr>
+                <w:b/>
+                <w:sz w:val="18"/>
+                <w:szCs w:val="18"/>
+                <w:lang w:eastAsia="en-US"/>
+              </w:rPr>
+              <w:t>Riferimento</w:t>
+            </w:r>
+            <w:r>
+              <w:rPr>
+                <w:sz w:val="18"/>
+                <w:szCs w:val="18"/>
+                <w:lang w:eastAsia="en-US"/>
+              </w:rPr>
+              <w:t xml:space="preserve">: </w:t>
+            </w:r>
+          </w:p>
+        </w:tc>
+        <w:tc>
+          <w:tcPr>
+            <w:tcW w:w="1562" w:type="dxa"/>
+            <w:tcBorders>
+              <w:left w:val="single" w:sz="4" w:space="0" w:color="auto"/>
+              <w:bottom w:val="single" w:sz="4" w:space="0" w:color="auto"/>
+              <w:right w:val="single" w:sz="4" w:space="0" w:color="auto"/>
+            </w:tcBorders>
+          </w:tcPr>
+          <w:p>
+            <w:pPr>
+              <w:pStyle w:val="BodyTextChar"/>
+              <w:rPr>
+                <w:sz w:val="18"/>
+                <w:szCs w:val="18"/>
+                <w:lang w:val="it-CH"/>
+              </w:rPr>
+            </w:pPr>
+            <w:r>
+              <w:rPr>
+                <w:sz w:val="18"/>
+                <w:szCs w:val="18"/>
+                <w:lang w:val="it-CH"/>
+              </w:rPr>
+              <w:t>TC-0</w:t>
+            </w:r>
+            <w:r>
+              <w:rPr>
+                <w:sz w:val="18"/>
+                <w:szCs w:val="18"/>
+                <w:lang w:val="it-CH"/>
+              </w:rPr>
+              <w:t>10</w:t>
+            </w:r>
+          </w:p>
+          <w:p>
+            <w:pPr>
+              <w:rPr>
+                <w:sz w:val="18"/>
+                <w:szCs w:val="18"/>
+              </w:rPr>
+            </w:pPr>
+            <w:r>
+              <w:rPr>
+                <w:sz w:val="18"/>
+                <w:szCs w:val="18"/>
+              </w:rPr>
+              <w:t>REQ-0</w:t>
+            </w:r>
+            <w:r>
+              <w:rPr>
+                <w:sz w:val="18"/>
+                <w:szCs w:val="18"/>
+              </w:rPr>
+              <w:t>4</w:t>
+            </w:r>
+          </w:p>
+          <w:p>
+            <w:pPr>
+              <w:rPr>
+                <w:sz w:val="18"/>
+                <w:szCs w:val="18"/>
+              </w:rPr>
+            </w:pPr>
+            <w:r>
+              <w:rPr>
+                <w:sz w:val="18"/>
+                <w:szCs w:val="18"/>
+              </w:rPr>
+              <w:t>REQ-09</w:t>
+            </w:r>
+          </w:p>
+        </w:tc>
+        <w:tc>
+          <w:tcPr>
+            <w:tcW w:w="1267" w:type="dxa"/>
+            <w:tcBorders>
+              <w:left w:val="single" w:sz="4" w:space="0" w:color="auto"/>
+              <w:bottom w:val="single" w:sz="4" w:space="0" w:color="auto"/>
+              <w:right w:val="single" w:sz="4" w:space="0" w:color="auto"/>
+            </w:tcBorders>
+            <w:shd w:val="pct25" w:color="auto" w:fill="auto"/>
+          </w:tcPr>
+          <w:p>
+            <w:pPr>
+              <w:pStyle w:val="BodyTextChar"/>
+              <w:rPr>
+                <w:b/>
+                <w:sz w:val="18"/>
+                <w:szCs w:val="18"/>
+                <w:lang w:val="it-CH"/>
+              </w:rPr>
+            </w:pPr>
+            <w:r>
+              <w:rPr>
+                <w:b/>
+                <w:sz w:val="18"/>
+                <w:szCs w:val="18"/>
+                <w:lang w:val="it-CH"/>
+              </w:rPr>
+              <w:t>Nome:</w:t>
+            </w:r>
+          </w:p>
+        </w:tc>
+        <w:tc>
+          <w:tcPr>
+            <w:tcW w:w="4642" w:type="dxa"/>
+            <w:tcBorders>
+              <w:left w:val="single" w:sz="4" w:space="0" w:color="auto"/>
+              <w:bottom w:val="single" w:sz="4" w:space="0" w:color="auto"/>
+            </w:tcBorders>
+          </w:tcPr>
+          <w:p>
+            <w:pPr>
+              <w:pStyle w:val="BodyTextChar"/>
+              <w:rPr>
+                <w:sz w:val="18"/>
+                <w:szCs w:val="18"/>
+                <w:lang w:val="it-CH"/>
+              </w:rPr>
+            </w:pPr>
+            <w:r>
+              <w:rPr>
+                <w:sz w:val="18"/>
+                <w:szCs w:val="18"/>
+                <w:lang w:val="it-CH"/>
+              </w:rPr>
+              <w:t>Ricerca di una nota</w:t>
+            </w:r>
+          </w:p>
+        </w:tc>
+      </w:tr>
+      <w:tr>
+        <w:tc>
+          <w:tcPr>
+            <w:tcW w:w="2050" w:type="dxa"/>
+            <w:tcBorders>
+              <w:right w:val="single" w:sz="4" w:space="0" w:color="auto"/>
+            </w:tcBorders>
+            <w:shd w:val="pct25" w:color="auto" w:fill="auto"/>
+          </w:tcPr>
+          <w:p>
+            <w:pPr>
+              <w:pStyle w:val="BodyTextChar"/>
+              <w:rPr>
+                <w:b/>
+                <w:sz w:val="18"/>
+                <w:szCs w:val="18"/>
+                <w:lang w:val="it-CH"/>
+              </w:rPr>
+            </w:pPr>
+            <w:r>
+              <w:rPr>
+                <w:b/>
+                <w:sz w:val="18"/>
+                <w:szCs w:val="18"/>
+                <w:lang w:val="it-CH"/>
+              </w:rPr>
+              <w:t>Descrizione:</w:t>
+            </w:r>
+          </w:p>
+        </w:tc>
+        <w:tc>
+          <w:tcPr>
+            <w:tcW w:w="7471" w:type="dxa"/>
+            <w:gridSpan w:val="3"/>
+            <w:tcBorders>
+              <w:left w:val="single" w:sz="4" w:space="0" w:color="auto"/>
+            </w:tcBorders>
+          </w:tcPr>
+          <w:p>
+            <w:pPr>
+              <w:pStyle w:val="BodyTextChar"/>
+              <w:rPr>
+                <w:sz w:val="18"/>
+                <w:szCs w:val="18"/>
+                <w:lang w:val="it-CH"/>
+              </w:rPr>
+            </w:pPr>
+            <w:r>
+              <w:rPr>
+                <w:sz w:val="18"/>
+                <w:szCs w:val="18"/>
+                <w:lang w:val="it-CH"/>
+              </w:rPr>
+              <w:t>Il test consiste nel cercare il titolo o una parte del titolo di una nota, di conseguenza l’elenco delle note dovrebbe mostrare le note con quella parte di testo inserito nel campo di ricerca.</w:t>
+            </w:r>
+          </w:p>
+        </w:tc>
+      </w:tr>
+      <w:tr>
+        <w:tc>
+          <w:tcPr>
+            <w:tcW w:w="2050" w:type="dxa"/>
+            <w:tcBorders>
+              <w:right w:val="single" w:sz="4" w:space="0" w:color="auto"/>
+            </w:tcBorders>
+            <w:shd w:val="pct25" w:color="auto" w:fill="auto"/>
+          </w:tcPr>
+          <w:p>
+            <w:pPr>
+              <w:pStyle w:val="BodyTextChar"/>
+              <w:rPr>
+                <w:b/>
+                <w:sz w:val="18"/>
+                <w:szCs w:val="18"/>
+                <w:lang w:val="it-CH"/>
+              </w:rPr>
+            </w:pPr>
+            <w:r>
+              <w:rPr>
+                <w:b/>
+                <w:sz w:val="18"/>
+                <w:szCs w:val="18"/>
+                <w:lang w:val="it-CH"/>
+              </w:rPr>
+              <w:t>Prerequisiti:</w:t>
+            </w:r>
+          </w:p>
+        </w:tc>
+        <w:tc>
+          <w:tcPr>
+            <w:tcW w:w="7471" w:type="dxa"/>
+            <w:gridSpan w:val="3"/>
+            <w:tcBorders>
+              <w:left w:val="single" w:sz="4" w:space="0" w:color="auto"/>
+            </w:tcBorders>
+          </w:tcPr>
+          <w:p>
+            <w:pPr>
+              <w:pStyle w:val="BodyTextChar"/>
+              <w:rPr>
+                <w:sz w:val="18"/>
+                <w:szCs w:val="18"/>
+                <w:lang w:val="it-CH"/>
+              </w:rPr>
+            </w:pPr>
+            <w:r>
+              <w:rPr>
+                <w:sz w:val="18"/>
+                <w:szCs w:val="18"/>
+                <w:lang w:val="it-CH"/>
+              </w:rPr>
+              <w:t>Sistema pronto</w:t>
+            </w:r>
+            <w:r>
+              <w:rPr>
+                <w:sz w:val="18"/>
+                <w:szCs w:val="18"/>
+                <w:lang w:val="it-CH"/>
+              </w:rPr>
+              <w:t>, pagina dell’elenco delle note, con le funzioni pronte.</w:t>
+            </w:r>
+          </w:p>
+        </w:tc>
+      </w:tr>
+      <w:tr>
+        <w:tc>
+          <w:tcPr>
+            <w:tcW w:w="2050" w:type="dxa"/>
+            <w:tcBorders>
+              <w:right w:val="single" w:sz="4" w:space="0" w:color="auto"/>
+            </w:tcBorders>
+            <w:shd w:val="pct25" w:color="auto" w:fill="auto"/>
+          </w:tcPr>
+          <w:p>
+            <w:pPr>
+              <w:pStyle w:val="BodyTextChar"/>
+              <w:rPr>
+                <w:b/>
+                <w:sz w:val="18"/>
+                <w:szCs w:val="18"/>
+                <w:lang w:val="it-CH"/>
+              </w:rPr>
+            </w:pPr>
+            <w:r>
+              <w:rPr>
+                <w:b/>
+                <w:sz w:val="18"/>
+                <w:szCs w:val="18"/>
+                <w:lang w:val="it-CH"/>
+              </w:rPr>
+              <w:t>Procedura:</w:t>
+            </w:r>
+          </w:p>
+        </w:tc>
+        <w:tc>
+          <w:tcPr>
+            <w:tcW w:w="7471" w:type="dxa"/>
+            <w:gridSpan w:val="3"/>
+            <w:tcBorders>
+              <w:left w:val="single" w:sz="4" w:space="0" w:color="auto"/>
+            </w:tcBorders>
+          </w:tcPr>
+          <w:p>
+            <w:pPr>
+              <w:pStyle w:val="BodyTextChar"/>
+              <w:numPr>
+                <w:ilvl w:val="0"/>
+                <w:numId w:val="12"/>
+              </w:numPr>
+              <w:rPr>
+                <w:sz w:val="18"/>
+              </w:rPr>
+            </w:pPr>
+            <w:proofErr w:type="spellStart"/>
+            <w:r>
+              <w:rPr>
+                <w:sz w:val="18"/>
+              </w:rPr>
+              <w:t>L’utente</w:t>
+            </w:r>
+            <w:proofErr w:type="spellEnd"/>
+            <w:r>
+              <w:rPr>
+                <w:sz w:val="18"/>
+              </w:rPr>
+              <w:t xml:space="preserve"> </w:t>
+            </w:r>
+            <w:proofErr w:type="spellStart"/>
+            <w:r>
+              <w:rPr>
+                <w:sz w:val="18"/>
+              </w:rPr>
+              <w:t>va</w:t>
+            </w:r>
+            <w:proofErr w:type="spellEnd"/>
+            <w:r>
+              <w:rPr>
+                <w:sz w:val="18"/>
+              </w:rPr>
+              <w:t xml:space="preserve"> </w:t>
+            </w:r>
+            <w:proofErr w:type="spellStart"/>
+            <w:r>
+              <w:rPr>
+                <w:sz w:val="18"/>
+              </w:rPr>
+              <w:t>sulla</w:t>
+            </w:r>
+            <w:proofErr w:type="spellEnd"/>
+            <w:r>
+              <w:rPr>
+                <w:sz w:val="18"/>
+              </w:rPr>
+              <w:t xml:space="preserve"> </w:t>
+            </w:r>
+            <w:proofErr w:type="spellStart"/>
+            <w:r>
+              <w:rPr>
+                <w:sz w:val="18"/>
+              </w:rPr>
+              <w:t>pagina</w:t>
+            </w:r>
+            <w:proofErr w:type="spellEnd"/>
+            <w:r>
+              <w:rPr>
+                <w:sz w:val="18"/>
+              </w:rPr>
+              <w:t xml:space="preserve"> </w:t>
+            </w:r>
+            <w:proofErr w:type="spellStart"/>
+            <w:r>
+              <w:rPr>
+                <w:sz w:val="18"/>
+              </w:rPr>
+              <w:t>dell’elenco</w:t>
+            </w:r>
+            <w:proofErr w:type="spellEnd"/>
+            <w:r>
+              <w:rPr>
+                <w:sz w:val="18"/>
+              </w:rPr>
+              <w:t xml:space="preserve"> </w:t>
+            </w:r>
+            <w:proofErr w:type="spellStart"/>
+            <w:r>
+              <w:rPr>
+                <w:sz w:val="18"/>
+              </w:rPr>
+              <w:t>delle</w:t>
+            </w:r>
+            <w:proofErr w:type="spellEnd"/>
+            <w:r>
+              <w:rPr>
+                <w:sz w:val="18"/>
+              </w:rPr>
+              <w:t xml:space="preserve"> note</w:t>
+            </w:r>
+          </w:p>
+          <w:p>
+            <w:pPr>
+              <w:pStyle w:val="BodyTextChar"/>
+              <w:numPr>
+                <w:ilvl w:val="0"/>
+                <w:numId w:val="12"/>
+              </w:numPr>
+              <w:jc w:val="both"/>
+              <w:rPr>
+                <w:sz w:val="18"/>
+                <w:szCs w:val="18"/>
+                <w:lang w:val="it-CH"/>
+              </w:rPr>
+            </w:pPr>
+            <w:r>
+              <w:rPr>
+                <w:sz w:val="18"/>
+                <w:szCs w:val="18"/>
+                <w:lang w:val="it-CH"/>
+              </w:rPr>
+              <w:t>L’utente</w:t>
+            </w:r>
+            <w:r>
+              <w:rPr>
+                <w:sz w:val="18"/>
+                <w:szCs w:val="18"/>
+                <w:lang w:val="it-CH"/>
+              </w:rPr>
+              <w:t xml:space="preserve"> esegue una ricerca inserendo il testo </w:t>
+            </w:r>
+          </w:p>
+        </w:tc>
+      </w:tr>
+      <w:tr>
+        <w:tc>
+          <w:tcPr>
+            <w:tcW w:w="2050" w:type="dxa"/>
+            <w:tcBorders>
+              <w:right w:val="single" w:sz="4" w:space="0" w:color="auto"/>
+            </w:tcBorders>
+            <w:shd w:val="pct25" w:color="auto" w:fill="auto"/>
+          </w:tcPr>
+          <w:p>
+            <w:pPr>
+              <w:pStyle w:val="BodyTextChar"/>
+              <w:rPr>
+                <w:b/>
+                <w:sz w:val="18"/>
+                <w:szCs w:val="18"/>
+                <w:lang w:val="it-CH"/>
+              </w:rPr>
+            </w:pPr>
+            <w:r>
+              <w:rPr>
+                <w:b/>
+                <w:sz w:val="18"/>
+                <w:szCs w:val="18"/>
+                <w:lang w:val="it-CH"/>
+              </w:rPr>
+              <w:t>Risultati attesi:</w:t>
+            </w:r>
+          </w:p>
+        </w:tc>
+        <w:tc>
+          <w:tcPr>
+            <w:tcW w:w="7471" w:type="dxa"/>
+            <w:gridSpan w:val="3"/>
+            <w:tcBorders>
+              <w:left w:val="single" w:sz="4" w:space="0" w:color="auto"/>
+            </w:tcBorders>
+          </w:tcPr>
+          <w:p>
+            <w:pPr>
+              <w:pStyle w:val="BodyTextChar"/>
+              <w:rPr>
+                <w:sz w:val="18"/>
+                <w:szCs w:val="18"/>
+                <w:lang w:val="it-CH"/>
+              </w:rPr>
+            </w:pPr>
+            <w:r>
+              <w:rPr>
+                <w:sz w:val="18"/>
+                <w:szCs w:val="18"/>
+                <w:lang w:val="it-CH"/>
+              </w:rPr>
+              <w:t>Appa</w:t>
+            </w:r>
+            <w:r>
+              <w:rPr>
+                <w:sz w:val="18"/>
+                <w:szCs w:val="18"/>
+                <w:lang w:val="it-CH"/>
+              </w:rPr>
+              <w:t>re la pagina dell’elenco delle note con il titolo della nota che comprende il testo inserito.</w:t>
+            </w:r>
+          </w:p>
+        </w:tc>
+      </w:tr>
+    </w:tbl>
+    <w:p>
+      <w:pPr>
+        <w:rPr>
+          <w:b/>
+          <w:u w:val="single"/>
+        </w:rPr>
+      </w:pPr>
+    </w:p>
+    <w:tbl>
+      <w:tblPr>
+        <w:tblW w:w="9521" w:type="dxa"/>
+        <w:tblInd w:w="113" w:type="dxa"/>
+        <w:tblBorders>
+          <w:top w:val="single" w:sz="4" w:space="0" w:color="auto"/>
+          <w:left w:val="single" w:sz="4" w:space="0" w:color="auto"/>
+          <w:bottom w:val="single" w:sz="4" w:space="0" w:color="auto"/>
+          <w:right w:val="single" w:sz="4" w:space="0" w:color="auto"/>
+          <w:insideH w:val="single" w:sz="4" w:space="0" w:color="auto"/>
+          <w:insideV w:val="single" w:sz="4" w:space="0" w:color="auto"/>
+        </w:tblBorders>
+        <w:tblLook w:val="01E0" w:firstRow="1" w:lastRow="1" w:firstColumn="1" w:lastColumn="1" w:noHBand="0" w:noVBand="0"/>
+      </w:tblPr>
+      <w:tblGrid>
+        <w:gridCol w:w="2050"/>
+        <w:gridCol w:w="1562"/>
+        <w:gridCol w:w="1267"/>
+        <w:gridCol w:w="4642"/>
+      </w:tblGrid>
+      <w:tr>
+        <w:tc>
+          <w:tcPr>
+            <w:tcW w:w="2050" w:type="dxa"/>
+            <w:tcBorders>
+              <w:bottom w:val="single" w:sz="4" w:space="0" w:color="auto"/>
+              <w:right w:val="single" w:sz="4" w:space="0" w:color="auto"/>
+            </w:tcBorders>
+            <w:shd w:val="pct25" w:color="auto" w:fill="auto"/>
+          </w:tcPr>
+          <w:p>
+            <w:pPr>
+              <w:pStyle w:val="BodyTextChar"/>
+              <w:rPr>
+                <w:b/>
+                <w:sz w:val="18"/>
+                <w:szCs w:val="18"/>
+                <w:lang w:val="it-CH"/>
+              </w:rPr>
+            </w:pPr>
+            <w:r>
+              <w:rPr>
+                <w:b/>
+                <w:sz w:val="18"/>
+                <w:szCs w:val="18"/>
+                <w:lang w:val="it-CH"/>
+              </w:rPr>
+              <w:t>Test Case:</w:t>
+            </w:r>
+          </w:p>
+          <w:p>
+            <w:pPr>
+              <w:pStyle w:val="Corpotesto"/>
+              <w:rPr>
+                <w:sz w:val="18"/>
+                <w:szCs w:val="18"/>
+                <w:lang w:eastAsia="en-US"/>
+              </w:rPr>
+            </w:pPr>
+            <w:r>
+              <w:rPr>
+                <w:b/>
+                <w:sz w:val="18"/>
+                <w:szCs w:val="18"/>
+                <w:lang w:eastAsia="en-US"/>
+              </w:rPr>
+              <w:t>Riferimento</w:t>
+            </w:r>
+            <w:r>
+              <w:rPr>
+                <w:sz w:val="18"/>
+                <w:szCs w:val="18"/>
+                <w:lang w:eastAsia="en-US"/>
+              </w:rPr>
+              <w:t xml:space="preserve">: </w:t>
+            </w:r>
+          </w:p>
+        </w:tc>
+        <w:tc>
+          <w:tcPr>
+            <w:tcW w:w="1562" w:type="dxa"/>
+            <w:tcBorders>
+              <w:left w:val="single" w:sz="4" w:space="0" w:color="auto"/>
+              <w:bottom w:val="single" w:sz="4" w:space="0" w:color="auto"/>
+              <w:right w:val="single" w:sz="4" w:space="0" w:color="auto"/>
+            </w:tcBorders>
+          </w:tcPr>
+          <w:p>
+            <w:pPr>
+              <w:pStyle w:val="BodyTextChar"/>
+              <w:rPr>
+                <w:sz w:val="18"/>
+                <w:szCs w:val="18"/>
+                <w:lang w:val="it-CH"/>
+              </w:rPr>
+            </w:pPr>
+            <w:r>
+              <w:rPr>
+                <w:sz w:val="18"/>
+                <w:szCs w:val="18"/>
+                <w:lang w:val="it-CH"/>
+              </w:rPr>
+              <w:t>TC-0</w:t>
+            </w:r>
+            <w:r>
+              <w:rPr>
+                <w:sz w:val="18"/>
+                <w:szCs w:val="18"/>
+                <w:lang w:val="it-CH"/>
+              </w:rPr>
+              <w:t>11</w:t>
+            </w:r>
+          </w:p>
+          <w:p>
+            <w:pPr>
+              <w:rPr>
+                <w:sz w:val="18"/>
+                <w:szCs w:val="18"/>
+              </w:rPr>
+            </w:pPr>
+            <w:r>
+              <w:rPr>
+                <w:sz w:val="18"/>
+                <w:szCs w:val="18"/>
+              </w:rPr>
+              <w:t>REQ-0</w:t>
+            </w:r>
+            <w:r>
+              <w:rPr>
+                <w:sz w:val="18"/>
+                <w:szCs w:val="18"/>
+              </w:rPr>
+              <w:t>4</w:t>
+            </w:r>
+          </w:p>
+          <w:p>
+            <w:pPr>
+              <w:rPr>
+                <w:sz w:val="18"/>
+                <w:szCs w:val="18"/>
+              </w:rPr>
+            </w:pPr>
+            <w:r>
+              <w:rPr>
+                <w:sz w:val="18"/>
+                <w:szCs w:val="18"/>
+              </w:rPr>
+              <w:t>REQ-09</w:t>
+            </w:r>
+          </w:p>
+        </w:tc>
+        <w:tc>
+          <w:tcPr>
+            <w:tcW w:w="1267" w:type="dxa"/>
+            <w:tcBorders>
+              <w:left w:val="single" w:sz="4" w:space="0" w:color="auto"/>
+              <w:bottom w:val="single" w:sz="4" w:space="0" w:color="auto"/>
+              <w:right w:val="single" w:sz="4" w:space="0" w:color="auto"/>
+            </w:tcBorders>
+            <w:shd w:val="pct25" w:color="auto" w:fill="auto"/>
+          </w:tcPr>
+          <w:p>
+            <w:pPr>
+              <w:pStyle w:val="BodyTextChar"/>
+              <w:rPr>
+                <w:b/>
+                <w:sz w:val="18"/>
+                <w:szCs w:val="18"/>
+                <w:lang w:val="it-CH"/>
+              </w:rPr>
+            </w:pPr>
+            <w:r>
+              <w:rPr>
+                <w:b/>
+                <w:sz w:val="18"/>
+                <w:szCs w:val="18"/>
+                <w:lang w:val="it-CH"/>
+              </w:rPr>
+              <w:t>Nome:</w:t>
+            </w:r>
+          </w:p>
+        </w:tc>
+        <w:tc>
+          <w:tcPr>
+            <w:tcW w:w="4642" w:type="dxa"/>
+            <w:tcBorders>
+              <w:left w:val="single" w:sz="4" w:space="0" w:color="auto"/>
+              <w:bottom w:val="single" w:sz="4" w:space="0" w:color="auto"/>
+            </w:tcBorders>
+          </w:tcPr>
+          <w:p>
+            <w:pPr>
+              <w:pStyle w:val="BodyTextChar"/>
+              <w:rPr>
+                <w:sz w:val="18"/>
+                <w:szCs w:val="18"/>
+                <w:lang w:val="it-CH"/>
+              </w:rPr>
+            </w:pPr>
+            <w:r>
+              <w:rPr>
+                <w:sz w:val="18"/>
+                <w:szCs w:val="18"/>
+                <w:lang w:val="it-CH"/>
+              </w:rPr>
+              <w:t>Ricerca di una nota senza titolo</w:t>
+            </w:r>
+          </w:p>
+        </w:tc>
+      </w:tr>
+      <w:tr>
+        <w:tc>
+          <w:tcPr>
+            <w:tcW w:w="2050" w:type="dxa"/>
+            <w:tcBorders>
+              <w:right w:val="single" w:sz="4" w:space="0" w:color="auto"/>
+            </w:tcBorders>
+            <w:shd w:val="pct25" w:color="auto" w:fill="auto"/>
+          </w:tcPr>
+          <w:p>
+            <w:pPr>
+              <w:pStyle w:val="BodyTextChar"/>
+              <w:rPr>
+                <w:b/>
+                <w:sz w:val="18"/>
+                <w:szCs w:val="18"/>
+                <w:lang w:val="it-CH"/>
+              </w:rPr>
+            </w:pPr>
+            <w:r>
+              <w:rPr>
+                <w:b/>
+                <w:sz w:val="18"/>
+                <w:szCs w:val="18"/>
+                <w:lang w:val="it-CH"/>
+              </w:rPr>
+              <w:t>Descrizione:</w:t>
+            </w:r>
+          </w:p>
+        </w:tc>
+        <w:tc>
+          <w:tcPr>
+            <w:tcW w:w="7471" w:type="dxa"/>
+            <w:gridSpan w:val="3"/>
+            <w:tcBorders>
+              <w:left w:val="single" w:sz="4" w:space="0" w:color="auto"/>
+            </w:tcBorders>
+          </w:tcPr>
+          <w:p>
+            <w:pPr>
+              <w:pStyle w:val="BodyTextChar"/>
+              <w:rPr>
+                <w:sz w:val="18"/>
+                <w:szCs w:val="18"/>
+                <w:lang w:val="it-CH"/>
+              </w:rPr>
+            </w:pPr>
+            <w:r>
+              <w:rPr>
+                <w:sz w:val="18"/>
+                <w:szCs w:val="18"/>
+                <w:lang w:val="it-CH"/>
+              </w:rPr>
+              <w:t>Il test consiste nel cercare il titolo o una parte del titolo di una nota senza inserire del testo nel campo di ricerca, di conseguenza l’elenco delle note dovrebbe mostrare tutte le note.</w:t>
+            </w:r>
+          </w:p>
+        </w:tc>
+      </w:tr>
+      <w:tr>
+        <w:tc>
+          <w:tcPr>
+            <w:tcW w:w="2050" w:type="dxa"/>
+            <w:tcBorders>
+              <w:right w:val="single" w:sz="4" w:space="0" w:color="auto"/>
+            </w:tcBorders>
+            <w:shd w:val="pct25" w:color="auto" w:fill="auto"/>
+          </w:tcPr>
+          <w:p>
+            <w:pPr>
+              <w:pStyle w:val="BodyTextChar"/>
+              <w:rPr>
+                <w:b/>
+                <w:sz w:val="18"/>
+                <w:szCs w:val="18"/>
+                <w:lang w:val="it-CH"/>
+              </w:rPr>
+            </w:pPr>
+            <w:r>
+              <w:rPr>
+                <w:b/>
+                <w:sz w:val="18"/>
+                <w:szCs w:val="18"/>
+                <w:lang w:val="it-CH"/>
+              </w:rPr>
+              <w:t>Prerequisiti:</w:t>
+            </w:r>
+          </w:p>
+        </w:tc>
+        <w:tc>
+          <w:tcPr>
+            <w:tcW w:w="7471" w:type="dxa"/>
+            <w:gridSpan w:val="3"/>
+            <w:tcBorders>
+              <w:left w:val="single" w:sz="4" w:space="0" w:color="auto"/>
+            </w:tcBorders>
+          </w:tcPr>
+          <w:p>
+            <w:pPr>
+              <w:pStyle w:val="BodyTextChar"/>
+              <w:rPr>
+                <w:sz w:val="18"/>
+                <w:szCs w:val="18"/>
+                <w:lang w:val="it-CH"/>
+              </w:rPr>
+            </w:pPr>
+            <w:r>
+              <w:rPr>
+                <w:sz w:val="18"/>
+                <w:szCs w:val="18"/>
+                <w:lang w:val="it-CH"/>
+              </w:rPr>
+              <w:t>Sistema pronto</w:t>
+            </w:r>
+            <w:r>
+              <w:rPr>
+                <w:sz w:val="18"/>
+                <w:szCs w:val="18"/>
+                <w:lang w:val="it-CH"/>
+              </w:rPr>
+              <w:t>, pagina dell’elenco delle note, con le funzioni pronte.</w:t>
+            </w:r>
+          </w:p>
+        </w:tc>
+      </w:tr>
+      <w:tr>
+        <w:tc>
+          <w:tcPr>
+            <w:tcW w:w="2050" w:type="dxa"/>
+            <w:tcBorders>
+              <w:right w:val="single" w:sz="4" w:space="0" w:color="auto"/>
+            </w:tcBorders>
+            <w:shd w:val="pct25" w:color="auto" w:fill="auto"/>
+          </w:tcPr>
+          <w:p>
+            <w:pPr>
+              <w:pStyle w:val="BodyTextChar"/>
+              <w:rPr>
+                <w:b/>
+                <w:sz w:val="18"/>
+                <w:szCs w:val="18"/>
+                <w:lang w:val="it-CH"/>
+              </w:rPr>
+            </w:pPr>
+            <w:r>
+              <w:rPr>
+                <w:b/>
+                <w:sz w:val="18"/>
+                <w:szCs w:val="18"/>
+                <w:lang w:val="it-CH"/>
+              </w:rPr>
+              <w:t>Procedura:</w:t>
+            </w:r>
+          </w:p>
+        </w:tc>
+        <w:tc>
+          <w:tcPr>
+            <w:tcW w:w="7471" w:type="dxa"/>
+            <w:gridSpan w:val="3"/>
+            <w:tcBorders>
+              <w:left w:val="single" w:sz="4" w:space="0" w:color="auto"/>
+            </w:tcBorders>
+          </w:tcPr>
+          <w:p>
+            <w:pPr>
+              <w:pStyle w:val="BodyTextChar"/>
+              <w:numPr>
+                <w:ilvl w:val="0"/>
+                <w:numId w:val="13"/>
+              </w:numPr>
+              <w:rPr>
+                <w:sz w:val="18"/>
+              </w:rPr>
+            </w:pPr>
+            <w:proofErr w:type="spellStart"/>
+            <w:r>
+              <w:rPr>
+                <w:sz w:val="18"/>
+              </w:rPr>
+              <w:t>L’utente</w:t>
+            </w:r>
+            <w:proofErr w:type="spellEnd"/>
+            <w:r>
+              <w:rPr>
+                <w:sz w:val="18"/>
+              </w:rPr>
+              <w:t xml:space="preserve"> </w:t>
+            </w:r>
+            <w:proofErr w:type="spellStart"/>
+            <w:r>
+              <w:rPr>
+                <w:sz w:val="18"/>
+              </w:rPr>
+              <w:t>va</w:t>
+            </w:r>
+            <w:proofErr w:type="spellEnd"/>
+            <w:r>
+              <w:rPr>
+                <w:sz w:val="18"/>
+              </w:rPr>
+              <w:t xml:space="preserve"> </w:t>
+            </w:r>
+            <w:proofErr w:type="spellStart"/>
+            <w:r>
+              <w:rPr>
+                <w:sz w:val="18"/>
+              </w:rPr>
+              <w:t>sulla</w:t>
+            </w:r>
+            <w:proofErr w:type="spellEnd"/>
+            <w:r>
+              <w:rPr>
+                <w:sz w:val="18"/>
+              </w:rPr>
+              <w:t xml:space="preserve"> </w:t>
+            </w:r>
+            <w:proofErr w:type="spellStart"/>
+            <w:r>
+              <w:rPr>
+                <w:sz w:val="18"/>
+              </w:rPr>
+              <w:t>pagina</w:t>
+            </w:r>
+            <w:proofErr w:type="spellEnd"/>
+            <w:r>
+              <w:rPr>
+                <w:sz w:val="18"/>
+              </w:rPr>
+              <w:t xml:space="preserve"> </w:t>
+            </w:r>
+            <w:proofErr w:type="spellStart"/>
+            <w:r>
+              <w:rPr>
+                <w:sz w:val="18"/>
+              </w:rPr>
+              <w:t>dell’elenco</w:t>
+            </w:r>
+            <w:proofErr w:type="spellEnd"/>
+            <w:r>
+              <w:rPr>
+                <w:sz w:val="18"/>
+              </w:rPr>
+              <w:t xml:space="preserve"> </w:t>
+            </w:r>
+            <w:proofErr w:type="spellStart"/>
+            <w:r>
+              <w:rPr>
+                <w:sz w:val="18"/>
+              </w:rPr>
+              <w:t>delle</w:t>
+            </w:r>
+            <w:proofErr w:type="spellEnd"/>
+            <w:r>
+              <w:rPr>
+                <w:sz w:val="18"/>
+              </w:rPr>
+              <w:t xml:space="preserve"> note</w:t>
+            </w:r>
+          </w:p>
+          <w:p>
+            <w:pPr>
+              <w:pStyle w:val="BodyTextChar"/>
+              <w:numPr>
+                <w:ilvl w:val="0"/>
+                <w:numId w:val="13"/>
+              </w:numPr>
+              <w:jc w:val="both"/>
+              <w:rPr>
+                <w:sz w:val="18"/>
+                <w:szCs w:val="18"/>
+                <w:lang w:val="it-CH"/>
+              </w:rPr>
+            </w:pPr>
+            <w:r>
+              <w:rPr>
+                <w:sz w:val="18"/>
+                <w:szCs w:val="18"/>
+                <w:lang w:val="it-CH"/>
+              </w:rPr>
+              <w:t>L’utente</w:t>
+            </w:r>
+            <w:r>
+              <w:rPr>
+                <w:sz w:val="18"/>
+                <w:szCs w:val="18"/>
+                <w:lang w:val="it-CH"/>
+              </w:rPr>
+              <w:t xml:space="preserve"> esegue una ricerca senza inserire il testo </w:t>
+            </w:r>
+          </w:p>
+        </w:tc>
+      </w:tr>
+      <w:tr>
+        <w:tc>
+          <w:tcPr>
+            <w:tcW w:w="2050" w:type="dxa"/>
+            <w:tcBorders>
+              <w:right w:val="single" w:sz="4" w:space="0" w:color="auto"/>
+            </w:tcBorders>
+            <w:shd w:val="pct25" w:color="auto" w:fill="auto"/>
+          </w:tcPr>
+          <w:p>
+            <w:pPr>
+              <w:pStyle w:val="BodyTextChar"/>
+              <w:rPr>
+                <w:b/>
+                <w:sz w:val="18"/>
+                <w:szCs w:val="18"/>
+                <w:lang w:val="it-CH"/>
+              </w:rPr>
+            </w:pPr>
+            <w:r>
+              <w:rPr>
+                <w:b/>
+                <w:sz w:val="18"/>
+                <w:szCs w:val="18"/>
+                <w:lang w:val="it-CH"/>
+              </w:rPr>
+              <w:t>Risultati attesi:</w:t>
+            </w:r>
+          </w:p>
+        </w:tc>
+        <w:tc>
+          <w:tcPr>
+            <w:tcW w:w="7471" w:type="dxa"/>
+            <w:gridSpan w:val="3"/>
+            <w:tcBorders>
+              <w:left w:val="single" w:sz="4" w:space="0" w:color="auto"/>
+            </w:tcBorders>
+          </w:tcPr>
+          <w:p>
+            <w:pPr>
+              <w:pStyle w:val="BodyTextChar"/>
+              <w:rPr>
+                <w:sz w:val="18"/>
+                <w:szCs w:val="18"/>
+                <w:lang w:val="it-CH"/>
+              </w:rPr>
+            </w:pPr>
+            <w:r>
+              <w:rPr>
+                <w:sz w:val="18"/>
+                <w:szCs w:val="18"/>
+                <w:lang w:val="it-CH"/>
+              </w:rPr>
+              <w:t>Appa</w:t>
+            </w:r>
+            <w:r>
+              <w:rPr>
+                <w:sz w:val="18"/>
+                <w:szCs w:val="18"/>
+                <w:lang w:val="it-CH"/>
+              </w:rPr>
+              <w:t>re la pagina dell’elenco delle note con tutte le note.</w:t>
+            </w:r>
+          </w:p>
+        </w:tc>
+      </w:tr>
+    </w:tbl>
+    <w:p>
+      <w:pPr>
+        <w:rPr>
+          <w:b/>
+          <w:u w:val="single"/>
+        </w:rPr>
+      </w:pPr>
+    </w:p>
+    <w:tbl>
+      <w:tblPr>
+        <w:tblW w:w="9521" w:type="dxa"/>
+        <w:tblInd w:w="113" w:type="dxa"/>
+        <w:tblBorders>
+          <w:top w:val="single" w:sz="4" w:space="0" w:color="auto"/>
+          <w:left w:val="single" w:sz="4" w:space="0" w:color="auto"/>
+          <w:bottom w:val="single" w:sz="4" w:space="0" w:color="auto"/>
+          <w:right w:val="single" w:sz="4" w:space="0" w:color="auto"/>
+          <w:insideH w:val="single" w:sz="4" w:space="0" w:color="auto"/>
+          <w:insideV w:val="single" w:sz="4" w:space="0" w:color="auto"/>
+        </w:tblBorders>
+        <w:tblLook w:val="01E0" w:firstRow="1" w:lastRow="1" w:firstColumn="1" w:lastColumn="1" w:noHBand="0" w:noVBand="0"/>
+      </w:tblPr>
+      <w:tblGrid>
+        <w:gridCol w:w="2050"/>
+        <w:gridCol w:w="1562"/>
+        <w:gridCol w:w="1267"/>
+        <w:gridCol w:w="4642"/>
+      </w:tblGrid>
+      <w:tr>
+        <w:tc>
+          <w:tcPr>
+            <w:tcW w:w="2050" w:type="dxa"/>
+            <w:tcBorders>
+              <w:bottom w:val="single" w:sz="4" w:space="0" w:color="auto"/>
+              <w:right w:val="single" w:sz="4" w:space="0" w:color="auto"/>
+            </w:tcBorders>
+            <w:shd w:val="pct25" w:color="auto" w:fill="auto"/>
+          </w:tcPr>
+          <w:p>
+            <w:pPr>
+              <w:pStyle w:val="BodyTextChar"/>
+              <w:rPr>
+                <w:b/>
+                <w:sz w:val="18"/>
+                <w:szCs w:val="18"/>
+                <w:lang w:val="it-CH"/>
+              </w:rPr>
+            </w:pPr>
+            <w:r>
+              <w:rPr>
+                <w:b/>
+                <w:sz w:val="18"/>
+                <w:szCs w:val="18"/>
+                <w:lang w:val="it-CH"/>
+              </w:rPr>
+              <w:t>Test Case:</w:t>
+            </w:r>
+          </w:p>
+          <w:p>
+            <w:pPr>
+              <w:pStyle w:val="Corpotesto"/>
+              <w:rPr>
+                <w:sz w:val="18"/>
+                <w:szCs w:val="18"/>
+                <w:lang w:eastAsia="en-US"/>
+              </w:rPr>
+            </w:pPr>
+            <w:r>
+              <w:rPr>
+                <w:b/>
+                <w:sz w:val="18"/>
+                <w:szCs w:val="18"/>
+                <w:lang w:eastAsia="en-US"/>
+              </w:rPr>
+              <w:t>Riferimento</w:t>
+            </w:r>
+            <w:r>
+              <w:rPr>
+                <w:sz w:val="18"/>
+                <w:szCs w:val="18"/>
+                <w:lang w:eastAsia="en-US"/>
+              </w:rPr>
+              <w:t xml:space="preserve">: </w:t>
+            </w:r>
+          </w:p>
+        </w:tc>
+        <w:tc>
+          <w:tcPr>
+            <w:tcW w:w="1562" w:type="dxa"/>
+            <w:tcBorders>
+              <w:left w:val="single" w:sz="4" w:space="0" w:color="auto"/>
+              <w:bottom w:val="single" w:sz="4" w:space="0" w:color="auto"/>
+              <w:right w:val="single" w:sz="4" w:space="0" w:color="auto"/>
+            </w:tcBorders>
+          </w:tcPr>
+          <w:p>
+            <w:pPr>
+              <w:pStyle w:val="BodyTextChar"/>
+              <w:rPr>
+                <w:sz w:val="18"/>
+                <w:szCs w:val="18"/>
+                <w:lang w:val="it-CH"/>
+              </w:rPr>
+            </w:pPr>
+            <w:r>
+              <w:rPr>
+                <w:sz w:val="18"/>
+                <w:szCs w:val="18"/>
+                <w:lang w:val="it-CH"/>
+              </w:rPr>
+              <w:t>TC-0</w:t>
+            </w:r>
+            <w:r>
+              <w:rPr>
+                <w:sz w:val="18"/>
+                <w:szCs w:val="18"/>
+                <w:lang w:val="it-CH"/>
+              </w:rPr>
+              <w:t>12</w:t>
+            </w:r>
+          </w:p>
+          <w:p>
+            <w:pPr>
+              <w:rPr>
+                <w:sz w:val="18"/>
+                <w:szCs w:val="18"/>
+              </w:rPr>
+            </w:pPr>
+            <w:r>
+              <w:rPr>
+                <w:sz w:val="18"/>
+                <w:szCs w:val="18"/>
+              </w:rPr>
+              <w:t>REQ-0</w:t>
+            </w:r>
+            <w:r>
+              <w:rPr>
+                <w:sz w:val="18"/>
+                <w:szCs w:val="18"/>
+              </w:rPr>
+              <w:t>4</w:t>
+            </w:r>
+          </w:p>
+          <w:p>
+            <w:pPr>
+              <w:rPr>
+                <w:sz w:val="18"/>
+                <w:szCs w:val="18"/>
+              </w:rPr>
+            </w:pPr>
+            <w:r>
+              <w:rPr>
+                <w:sz w:val="18"/>
+                <w:szCs w:val="18"/>
+              </w:rPr>
+              <w:t>REQ-09</w:t>
+            </w:r>
+          </w:p>
+        </w:tc>
+        <w:tc>
+          <w:tcPr>
+            <w:tcW w:w="1267" w:type="dxa"/>
+            <w:tcBorders>
+              <w:left w:val="single" w:sz="4" w:space="0" w:color="auto"/>
+              <w:bottom w:val="single" w:sz="4" w:space="0" w:color="auto"/>
+              <w:right w:val="single" w:sz="4" w:space="0" w:color="auto"/>
+            </w:tcBorders>
+            <w:shd w:val="pct25" w:color="auto" w:fill="auto"/>
+          </w:tcPr>
+          <w:p>
+            <w:pPr>
+              <w:pStyle w:val="BodyTextChar"/>
+              <w:rPr>
+                <w:b/>
+                <w:sz w:val="18"/>
+                <w:szCs w:val="18"/>
+                <w:lang w:val="it-CH"/>
+              </w:rPr>
+            </w:pPr>
+            <w:r>
+              <w:rPr>
+                <w:b/>
+                <w:sz w:val="18"/>
+                <w:szCs w:val="18"/>
+                <w:lang w:val="it-CH"/>
+              </w:rPr>
+              <w:t>Nome:</w:t>
+            </w:r>
+          </w:p>
+        </w:tc>
+        <w:tc>
+          <w:tcPr>
+            <w:tcW w:w="4642" w:type="dxa"/>
+            <w:tcBorders>
+              <w:left w:val="single" w:sz="4" w:space="0" w:color="auto"/>
+              <w:bottom w:val="single" w:sz="4" w:space="0" w:color="auto"/>
+            </w:tcBorders>
+          </w:tcPr>
+          <w:p>
+            <w:pPr>
+              <w:pStyle w:val="BodyTextChar"/>
+              <w:rPr>
+                <w:sz w:val="18"/>
+                <w:szCs w:val="18"/>
+                <w:lang w:val="it-CH"/>
+              </w:rPr>
+            </w:pPr>
+            <w:r>
+              <w:rPr>
+                <w:sz w:val="18"/>
+                <w:szCs w:val="18"/>
+                <w:lang w:val="it-CH"/>
+              </w:rPr>
+              <w:t>Ripristino della ricerca</w:t>
+            </w:r>
+          </w:p>
+        </w:tc>
+      </w:tr>
+      <w:tr>
+        <w:tc>
+          <w:tcPr>
+            <w:tcW w:w="2050" w:type="dxa"/>
+            <w:tcBorders>
+              <w:right w:val="single" w:sz="4" w:space="0" w:color="auto"/>
+            </w:tcBorders>
+            <w:shd w:val="pct25" w:color="auto" w:fill="auto"/>
+          </w:tcPr>
+          <w:p>
+            <w:pPr>
+              <w:pStyle w:val="BodyTextChar"/>
+              <w:rPr>
+                <w:b/>
+                <w:sz w:val="18"/>
+                <w:szCs w:val="18"/>
+                <w:lang w:val="it-CH"/>
+              </w:rPr>
+            </w:pPr>
+            <w:r>
+              <w:rPr>
+                <w:b/>
+                <w:sz w:val="18"/>
+                <w:szCs w:val="18"/>
+                <w:lang w:val="it-CH"/>
+              </w:rPr>
+              <w:t>Descrizione:</w:t>
+            </w:r>
+          </w:p>
+        </w:tc>
+        <w:tc>
+          <w:tcPr>
+            <w:tcW w:w="7471" w:type="dxa"/>
+            <w:gridSpan w:val="3"/>
+            <w:tcBorders>
+              <w:left w:val="single" w:sz="4" w:space="0" w:color="auto"/>
+            </w:tcBorders>
+          </w:tcPr>
+          <w:p>
+            <w:pPr>
+              <w:pStyle w:val="BodyTextChar"/>
+              <w:rPr>
+                <w:sz w:val="18"/>
+                <w:szCs w:val="18"/>
+                <w:lang w:val="it-CH"/>
+              </w:rPr>
+            </w:pPr>
+            <w:r>
+              <w:rPr>
+                <w:sz w:val="18"/>
+                <w:szCs w:val="18"/>
+                <w:lang w:val="it-CH"/>
+              </w:rPr>
+              <w:t>Il test consiste nel riportare l’elenco delle note con tutte le note, di conseguenza l’elenco delle note dovrebbe mostrare tutte le note.</w:t>
+            </w:r>
+          </w:p>
+        </w:tc>
+      </w:tr>
+      <w:tr>
+        <w:tc>
+          <w:tcPr>
+            <w:tcW w:w="2050" w:type="dxa"/>
+            <w:tcBorders>
+              <w:right w:val="single" w:sz="4" w:space="0" w:color="auto"/>
+            </w:tcBorders>
+            <w:shd w:val="pct25" w:color="auto" w:fill="auto"/>
+          </w:tcPr>
+          <w:p>
+            <w:pPr>
+              <w:pStyle w:val="BodyTextChar"/>
+              <w:rPr>
+                <w:b/>
+                <w:sz w:val="18"/>
+                <w:szCs w:val="18"/>
+                <w:lang w:val="it-CH"/>
+              </w:rPr>
+            </w:pPr>
+            <w:r>
+              <w:rPr>
+                <w:b/>
+                <w:sz w:val="18"/>
+                <w:szCs w:val="18"/>
+                <w:lang w:val="it-CH"/>
+              </w:rPr>
+              <w:t>Prerequisiti:</w:t>
+            </w:r>
+          </w:p>
+        </w:tc>
+        <w:tc>
+          <w:tcPr>
+            <w:tcW w:w="7471" w:type="dxa"/>
+            <w:gridSpan w:val="3"/>
+            <w:tcBorders>
+              <w:left w:val="single" w:sz="4" w:space="0" w:color="auto"/>
+            </w:tcBorders>
+          </w:tcPr>
+          <w:p>
+            <w:pPr>
+              <w:pStyle w:val="BodyTextChar"/>
+              <w:rPr>
+                <w:sz w:val="18"/>
+                <w:szCs w:val="18"/>
+                <w:lang w:val="it-CH"/>
+              </w:rPr>
+            </w:pPr>
+            <w:r>
+              <w:rPr>
+                <w:sz w:val="18"/>
+                <w:szCs w:val="18"/>
+                <w:lang w:val="it-CH"/>
+              </w:rPr>
+              <w:t>Sistema pronto</w:t>
+            </w:r>
+            <w:r>
+              <w:rPr>
+                <w:sz w:val="18"/>
+                <w:szCs w:val="18"/>
+                <w:lang w:val="it-CH"/>
+              </w:rPr>
+              <w:t>, pagina dell’elenco delle note, con le funzioni pronte.</w:t>
+            </w:r>
+          </w:p>
+        </w:tc>
+      </w:tr>
+      <w:tr>
+        <w:tc>
+          <w:tcPr>
+            <w:tcW w:w="2050" w:type="dxa"/>
+            <w:tcBorders>
+              <w:right w:val="single" w:sz="4" w:space="0" w:color="auto"/>
+            </w:tcBorders>
+            <w:shd w:val="pct25" w:color="auto" w:fill="auto"/>
+          </w:tcPr>
+          <w:p>
+            <w:pPr>
+              <w:pStyle w:val="BodyTextChar"/>
+              <w:rPr>
+                <w:b/>
+                <w:sz w:val="18"/>
+                <w:szCs w:val="18"/>
+                <w:lang w:val="it-CH"/>
+              </w:rPr>
+            </w:pPr>
+            <w:r>
+              <w:rPr>
+                <w:b/>
+                <w:sz w:val="18"/>
+                <w:szCs w:val="18"/>
+                <w:lang w:val="it-CH"/>
+              </w:rPr>
+              <w:t>Procedura:</w:t>
+            </w:r>
+          </w:p>
+        </w:tc>
+        <w:tc>
+          <w:tcPr>
+            <w:tcW w:w="7471" w:type="dxa"/>
+            <w:gridSpan w:val="3"/>
+            <w:tcBorders>
+              <w:left w:val="single" w:sz="4" w:space="0" w:color="auto"/>
+            </w:tcBorders>
+          </w:tcPr>
+          <w:p>
+            <w:pPr>
+              <w:pStyle w:val="BodyTextChar"/>
+              <w:numPr>
+                <w:ilvl w:val="0"/>
+                <w:numId w:val="14"/>
+              </w:numPr>
+              <w:rPr>
+                <w:sz w:val="18"/>
+              </w:rPr>
+            </w:pPr>
+            <w:proofErr w:type="spellStart"/>
+            <w:r>
+              <w:rPr>
+                <w:sz w:val="18"/>
+              </w:rPr>
+              <w:t>L’utente</w:t>
+            </w:r>
+            <w:proofErr w:type="spellEnd"/>
+            <w:r>
+              <w:rPr>
+                <w:sz w:val="18"/>
+              </w:rPr>
+              <w:t xml:space="preserve"> </w:t>
+            </w:r>
+            <w:proofErr w:type="spellStart"/>
+            <w:r>
+              <w:rPr>
+                <w:sz w:val="18"/>
+              </w:rPr>
+              <w:t>va</w:t>
+            </w:r>
+            <w:proofErr w:type="spellEnd"/>
+            <w:r>
+              <w:rPr>
+                <w:sz w:val="18"/>
+              </w:rPr>
+              <w:t xml:space="preserve"> </w:t>
+            </w:r>
+            <w:proofErr w:type="spellStart"/>
+            <w:r>
+              <w:rPr>
+                <w:sz w:val="18"/>
+              </w:rPr>
+              <w:t>sulla</w:t>
+            </w:r>
+            <w:proofErr w:type="spellEnd"/>
+            <w:r>
+              <w:rPr>
+                <w:sz w:val="18"/>
+              </w:rPr>
+              <w:t xml:space="preserve"> </w:t>
+            </w:r>
+            <w:proofErr w:type="spellStart"/>
+            <w:r>
+              <w:rPr>
+                <w:sz w:val="18"/>
+              </w:rPr>
+              <w:t>pagina</w:t>
+            </w:r>
+            <w:proofErr w:type="spellEnd"/>
+            <w:r>
+              <w:rPr>
+                <w:sz w:val="18"/>
+              </w:rPr>
+              <w:t xml:space="preserve"> </w:t>
+            </w:r>
+            <w:proofErr w:type="spellStart"/>
+            <w:r>
+              <w:rPr>
+                <w:sz w:val="18"/>
+              </w:rPr>
+              <w:t>dell’elenco</w:t>
+            </w:r>
+            <w:proofErr w:type="spellEnd"/>
+            <w:r>
+              <w:rPr>
+                <w:sz w:val="18"/>
+              </w:rPr>
+              <w:t xml:space="preserve"> </w:t>
+            </w:r>
+            <w:proofErr w:type="spellStart"/>
+            <w:r>
+              <w:rPr>
+                <w:sz w:val="18"/>
+              </w:rPr>
+              <w:t>delle</w:t>
+            </w:r>
+            <w:proofErr w:type="spellEnd"/>
+            <w:r>
+              <w:rPr>
+                <w:sz w:val="18"/>
+              </w:rPr>
+              <w:t xml:space="preserve"> note</w:t>
+            </w:r>
+          </w:p>
+          <w:p>
+            <w:pPr>
+              <w:pStyle w:val="BodyTextChar"/>
+              <w:numPr>
+                <w:ilvl w:val="0"/>
+                <w:numId w:val="14"/>
+              </w:numPr>
+              <w:jc w:val="both"/>
+              <w:rPr>
+                <w:sz w:val="18"/>
+                <w:szCs w:val="18"/>
+                <w:lang w:val="it-CH"/>
+              </w:rPr>
+            </w:pPr>
+            <w:r>
+              <w:rPr>
+                <w:sz w:val="18"/>
+                <w:szCs w:val="18"/>
+                <w:lang w:val="it-CH"/>
+              </w:rPr>
+              <w:t>L’utente</w:t>
+            </w:r>
+            <w:r>
+              <w:rPr>
+                <w:sz w:val="18"/>
+                <w:szCs w:val="18"/>
+                <w:lang w:val="it-CH"/>
+              </w:rPr>
+              <w:t xml:space="preserve"> ripristina il filtro delle note con un </w:t>
+            </w:r>
+            <w:proofErr w:type="spellStart"/>
+            <w:r>
+              <w:rPr>
+                <w:sz w:val="18"/>
+                <w:szCs w:val="18"/>
+                <w:lang w:val="it-CH"/>
+              </w:rPr>
+              <w:t>button</w:t>
+            </w:r>
+            <w:proofErr w:type="spellEnd"/>
+            <w:r>
+              <w:rPr>
+                <w:sz w:val="18"/>
+                <w:szCs w:val="18"/>
+                <w:lang w:val="it-CH"/>
+              </w:rPr>
+              <w:t xml:space="preserve"> che mostra tutte le note </w:t>
+            </w:r>
+          </w:p>
+        </w:tc>
+      </w:tr>
+      <w:tr>
+        <w:tc>
+          <w:tcPr>
+            <w:tcW w:w="2050" w:type="dxa"/>
+            <w:tcBorders>
+              <w:right w:val="single" w:sz="4" w:space="0" w:color="auto"/>
+            </w:tcBorders>
+            <w:shd w:val="pct25" w:color="auto" w:fill="auto"/>
+          </w:tcPr>
+          <w:p>
+            <w:pPr>
+              <w:pStyle w:val="BodyTextChar"/>
+              <w:rPr>
+                <w:b/>
+                <w:sz w:val="18"/>
+                <w:szCs w:val="18"/>
+                <w:lang w:val="it-CH"/>
+              </w:rPr>
+            </w:pPr>
+            <w:r>
+              <w:rPr>
+                <w:b/>
+                <w:sz w:val="18"/>
+                <w:szCs w:val="18"/>
+                <w:lang w:val="it-CH"/>
+              </w:rPr>
+              <w:t>Risultati attesi:</w:t>
+            </w:r>
+          </w:p>
+        </w:tc>
+        <w:tc>
+          <w:tcPr>
+            <w:tcW w:w="7471" w:type="dxa"/>
+            <w:gridSpan w:val="3"/>
+            <w:tcBorders>
+              <w:left w:val="single" w:sz="4" w:space="0" w:color="auto"/>
+            </w:tcBorders>
+          </w:tcPr>
+          <w:p>
+            <w:pPr>
+              <w:pStyle w:val="BodyTextChar"/>
+              <w:rPr>
+                <w:sz w:val="18"/>
+                <w:szCs w:val="18"/>
+                <w:lang w:val="it-CH"/>
+              </w:rPr>
+            </w:pPr>
+            <w:r>
+              <w:rPr>
+                <w:sz w:val="18"/>
+                <w:szCs w:val="18"/>
+                <w:lang w:val="it-CH"/>
+              </w:rPr>
+              <w:t>Appa</w:t>
+            </w:r>
+            <w:r>
+              <w:rPr>
+                <w:sz w:val="18"/>
+                <w:szCs w:val="18"/>
+                <w:lang w:val="it-CH"/>
+              </w:rPr>
+              <w:t>re la pagina dell’elenco delle note con tutte le note.</w:t>
+            </w:r>
+          </w:p>
+        </w:tc>
+      </w:tr>
+    </w:tbl>
+    <w:p/>
     <w:p/>
     <w:sectPr>
       <w:headerReference w:type="default" r:id="rId13"/>
@@ -2590,6 +6601,92 @@
 <file path=word/numbering.xml><?xml version="1.0" encoding="utf-8"?>
 <w:numbering xmlns:wpc="http://schemas.microsoft.com/office/word/2010/wordprocessingCanvas" xmlns:cx="http://schemas.microsoft.com/office/drawing/2014/chartex" xmlns:cx1="http://schemas.microsoft.com/office/drawing/2015/9/8/chartex" xmlns:cx2="http://schemas.microsoft.com/office/drawing/2015/10/21/chartex" xmlns:cx3="http://schemas.microsoft.com/office/drawing/2016/5/9/chartex" xmlns:cx4="http://schemas.microsoft.com/office/drawing/2016/5/10/chartex" xmlns:cx5="http://schemas.microsoft.com/office/drawing/2016/5/11/chartex" xmlns:cx6="http://schemas.microsoft.com/office/drawing/2016/5/12/chartex" xmlns:cx7="http://schemas.microsoft.com/office/drawing/2016/5/13/chartex" xmlns:cx8="http://schemas.microsoft.com/office/drawing/2016/5/14/chartex" xmlns:mc="http://schemas.openxmlformats.org/markup-compatibility/2006" xmlns:aink="http://schemas.microsoft.com/office/drawing/2016/ink" xmlns:am3d="http://schemas.microsoft.com/office/drawing/2017/model3d" xmlns:o="urn:schemas-microsoft-com:office:office" xmlns:r="http://schemas.openxmlformats.org/officeDocument/2006/relationships" xmlns:m="http://schemas.openxmlformats.org/officeDocument/2006/math" xmlns:v="urn:schemas-microsoft-com:vml" xmlns:wp14="http://schemas.microsoft.com/office/word/2010/wordprocessingDrawing" xmlns:wp="http://schemas.openxmlformats.org/drawingml/2006/wordprocessingDrawing" xmlns:w10="urn:schemas-microsoft-com:office:word" xmlns:w="http://schemas.openxmlformats.org/wordprocessingml/2006/main" xmlns:w14="http://schemas.microsoft.com/office/word/2010/wordml" xmlns:w15="http://schemas.microsoft.com/office/word/2012/wordml" xmlns:w16cid="http://schemas.microsoft.com/office/word/2016/wordml/cid" xmlns:w16se="http://schemas.microsoft.com/office/word/2015/wordml/symex" xmlns:wpg="http://schemas.microsoft.com/office/word/2010/wordprocessingGroup" xmlns:wpi="http://schemas.microsoft.com/office/word/2010/wordprocessingInk" xmlns:wne="http://schemas.microsoft.com/office/word/2006/wordml" xmlns:wps="http://schemas.microsoft.com/office/word/2010/wordprocessingShape" mc:Ignorable="w14 w15 w16se w16cid wp14">
   <w:abstractNum w:abstractNumId="0" w15:restartNumberingAfterBreak="0">
+    <w:nsid w:val="014D1B04"/>
+    <w:multiLevelType w:val="hybridMultilevel"/>
+    <w:tmpl w:val="57BE699C"/>
+    <w:lvl w:ilvl="0" w:tplc="0810000F">
+      <w:start w:val="1"/>
+      <w:numFmt w:val="decimal"/>
+      <w:lvlText w:val="%1."/>
+      <w:lvlJc w:val="left"/>
+      <w:pPr>
+        <w:ind w:left="720" w:hanging="360"/>
+      </w:pPr>
+    </w:lvl>
+    <w:lvl w:ilvl="1" w:tplc="08100019" w:tentative="1">
+      <w:start w:val="1"/>
+      <w:numFmt w:val="lowerLetter"/>
+      <w:lvlText w:val="%2."/>
+      <w:lvlJc w:val="left"/>
+      <w:pPr>
+        <w:ind w:left="1440" w:hanging="360"/>
+      </w:pPr>
+    </w:lvl>
+    <w:lvl w:ilvl="2" w:tplc="0810001B" w:tentative="1">
+      <w:start w:val="1"/>
+      <w:numFmt w:val="lowerRoman"/>
+      <w:lvlText w:val="%3."/>
+      <w:lvlJc w:val="right"/>
+      <w:pPr>
+        <w:ind w:left="2160" w:hanging="180"/>
+      </w:pPr>
+    </w:lvl>
+    <w:lvl w:ilvl="3" w:tplc="0810000F" w:tentative="1">
+      <w:start w:val="1"/>
+      <w:numFmt w:val="decimal"/>
+      <w:lvlText w:val="%4."/>
+      <w:lvlJc w:val="left"/>
+      <w:pPr>
+        <w:ind w:left="2880" w:hanging="360"/>
+      </w:pPr>
+    </w:lvl>
+    <w:lvl w:ilvl="4" w:tplc="08100019" w:tentative="1">
+      <w:start w:val="1"/>
+      <w:numFmt w:val="lowerLetter"/>
+      <w:lvlText w:val="%5."/>
+      <w:lvlJc w:val="left"/>
+      <w:pPr>
+        <w:ind w:left="3600" w:hanging="360"/>
+      </w:pPr>
+    </w:lvl>
+    <w:lvl w:ilvl="5" w:tplc="0810001B" w:tentative="1">
+      <w:start w:val="1"/>
+      <w:numFmt w:val="lowerRoman"/>
+      <w:lvlText w:val="%6."/>
+      <w:lvlJc w:val="right"/>
+      <w:pPr>
+        <w:ind w:left="4320" w:hanging="180"/>
+      </w:pPr>
+    </w:lvl>
+    <w:lvl w:ilvl="6" w:tplc="0810000F" w:tentative="1">
+      <w:start w:val="1"/>
+      <w:numFmt w:val="decimal"/>
+      <w:lvlText w:val="%7."/>
+      <w:lvlJc w:val="left"/>
+      <w:pPr>
+        <w:ind w:left="5040" w:hanging="360"/>
+      </w:pPr>
+    </w:lvl>
+    <w:lvl w:ilvl="7" w:tplc="08100019" w:tentative="1">
+      <w:start w:val="1"/>
+      <w:numFmt w:val="lowerLetter"/>
+      <w:lvlText w:val="%8."/>
+      <w:lvlJc w:val="left"/>
+      <w:pPr>
+        <w:ind w:left="5760" w:hanging="360"/>
+      </w:pPr>
+    </w:lvl>
+    <w:lvl w:ilvl="8" w:tplc="0810001B" w:tentative="1">
+      <w:start w:val="1"/>
+      <w:numFmt w:val="lowerRoman"/>
+      <w:lvlText w:val="%9."/>
+      <w:lvlJc w:val="right"/>
+      <w:pPr>
+        <w:ind w:left="6480" w:hanging="180"/>
+      </w:pPr>
+    </w:lvl>
+  </w:abstractNum>
+  <w:abstractNum w:abstractNumId="1" w15:restartNumberingAfterBreak="0">
     <w:nsid w:val="030F160F"/>
     <w:multiLevelType w:val="hybridMultilevel"/>
     <w:tmpl w:val="DC16C87E"/>
@@ -2702,7 +6799,7 @@
       </w:rPr>
     </w:lvl>
   </w:abstractNum>
-  <w:abstractNum w:abstractNumId="1" w15:restartNumberingAfterBreak="0">
+  <w:abstractNum w:abstractNumId="2" w15:restartNumberingAfterBreak="0">
     <w:nsid w:val="0518192E"/>
     <w:multiLevelType w:val="hybridMultilevel"/>
     <w:tmpl w:val="5D76F6D0"/>
@@ -2788,7 +6885,206 @@
       </w:pPr>
     </w:lvl>
   </w:abstractNum>
-  <w:abstractNum w:abstractNumId="2" w15:restartNumberingAfterBreak="0">
+  <w:abstractNum w:abstractNumId="3" w15:restartNumberingAfterBreak="0">
+    <w:nsid w:val="06452FB1"/>
+    <w:multiLevelType w:val="hybridMultilevel"/>
+    <w:tmpl w:val="57BE699C"/>
+    <w:lvl w:ilvl="0" w:tplc="0810000F">
+      <w:start w:val="1"/>
+      <w:numFmt w:val="decimal"/>
+      <w:lvlText w:val="%1."/>
+      <w:lvlJc w:val="left"/>
+      <w:pPr>
+        <w:ind w:left="720" w:hanging="360"/>
+      </w:pPr>
+    </w:lvl>
+    <w:lvl w:ilvl="1" w:tplc="08100019" w:tentative="1">
+      <w:start w:val="1"/>
+      <w:numFmt w:val="lowerLetter"/>
+      <w:lvlText w:val="%2."/>
+      <w:lvlJc w:val="left"/>
+      <w:pPr>
+        <w:ind w:left="1440" w:hanging="360"/>
+      </w:pPr>
+    </w:lvl>
+    <w:lvl w:ilvl="2" w:tplc="0810001B" w:tentative="1">
+      <w:start w:val="1"/>
+      <w:numFmt w:val="lowerRoman"/>
+      <w:lvlText w:val="%3."/>
+      <w:lvlJc w:val="right"/>
+      <w:pPr>
+        <w:ind w:left="2160" w:hanging="180"/>
+      </w:pPr>
+    </w:lvl>
+    <w:lvl w:ilvl="3" w:tplc="0810000F" w:tentative="1">
+      <w:start w:val="1"/>
+      <w:numFmt w:val="decimal"/>
+      <w:lvlText w:val="%4."/>
+      <w:lvlJc w:val="left"/>
+      <w:pPr>
+        <w:ind w:left="2880" w:hanging="360"/>
+      </w:pPr>
+    </w:lvl>
+    <w:lvl w:ilvl="4" w:tplc="08100019" w:tentative="1">
+      <w:start w:val="1"/>
+      <w:numFmt w:val="lowerLetter"/>
+      <w:lvlText w:val="%5."/>
+      <w:lvlJc w:val="left"/>
+      <w:pPr>
+        <w:ind w:left="3600" w:hanging="360"/>
+      </w:pPr>
+    </w:lvl>
+    <w:lvl w:ilvl="5" w:tplc="0810001B" w:tentative="1">
+      <w:start w:val="1"/>
+      <w:numFmt w:val="lowerRoman"/>
+      <w:lvlText w:val="%6."/>
+      <w:lvlJc w:val="right"/>
+      <w:pPr>
+        <w:ind w:left="4320" w:hanging="180"/>
+      </w:pPr>
+    </w:lvl>
+    <w:lvl w:ilvl="6" w:tplc="0810000F" w:tentative="1">
+      <w:start w:val="1"/>
+      <w:numFmt w:val="decimal"/>
+      <w:lvlText w:val="%7."/>
+      <w:lvlJc w:val="left"/>
+      <w:pPr>
+        <w:ind w:left="5040" w:hanging="360"/>
+      </w:pPr>
+    </w:lvl>
+    <w:lvl w:ilvl="7" w:tplc="08100019" w:tentative="1">
+      <w:start w:val="1"/>
+      <w:numFmt w:val="lowerLetter"/>
+      <w:lvlText w:val="%8."/>
+      <w:lvlJc w:val="left"/>
+      <w:pPr>
+        <w:ind w:left="5760" w:hanging="360"/>
+      </w:pPr>
+    </w:lvl>
+    <w:lvl w:ilvl="8" w:tplc="0810001B" w:tentative="1">
+      <w:start w:val="1"/>
+      <w:numFmt w:val="lowerRoman"/>
+      <w:lvlText w:val="%9."/>
+      <w:lvlJc w:val="right"/>
+      <w:pPr>
+        <w:ind w:left="6480" w:hanging="180"/>
+      </w:pPr>
+    </w:lvl>
+  </w:abstractNum>
+  <w:abstractNum w:abstractNumId="4" w15:restartNumberingAfterBreak="0">
+    <w:nsid w:val="0801489A"/>
+    <w:multiLevelType w:val="hybridMultilevel"/>
+    <w:tmpl w:val="F3A21FFC"/>
+    <w:lvl w:ilvl="0" w:tplc="000F0410">
+      <w:start w:val="1"/>
+      <w:numFmt w:val="decimal"/>
+      <w:lvlText w:val="%1."/>
+      <w:lvlJc w:val="left"/>
+      <w:pPr>
+        <w:tabs>
+          <w:tab w:val="num" w:pos="720"/>
+        </w:tabs>
+        <w:ind w:left="720" w:hanging="360"/>
+      </w:pPr>
+    </w:lvl>
+    <w:lvl w:ilvl="1" w:tplc="00190410" w:tentative="1">
+      <w:start w:val="1"/>
+      <w:numFmt w:val="lowerLetter"/>
+      <w:lvlText w:val="%2."/>
+      <w:lvlJc w:val="left"/>
+      <w:pPr>
+        <w:tabs>
+          <w:tab w:val="num" w:pos="1440"/>
+        </w:tabs>
+        <w:ind w:left="1440" w:hanging="360"/>
+      </w:pPr>
+    </w:lvl>
+    <w:lvl w:ilvl="2" w:tplc="001B0410" w:tentative="1">
+      <w:start w:val="1"/>
+      <w:numFmt w:val="lowerRoman"/>
+      <w:lvlText w:val="%3."/>
+      <w:lvlJc w:val="right"/>
+      <w:pPr>
+        <w:tabs>
+          <w:tab w:val="num" w:pos="2160"/>
+        </w:tabs>
+        <w:ind w:left="2160" w:hanging="180"/>
+      </w:pPr>
+    </w:lvl>
+    <w:lvl w:ilvl="3" w:tplc="000F0410" w:tentative="1">
+      <w:start w:val="1"/>
+      <w:numFmt w:val="decimal"/>
+      <w:lvlText w:val="%4."/>
+      <w:lvlJc w:val="left"/>
+      <w:pPr>
+        <w:tabs>
+          <w:tab w:val="num" w:pos="2880"/>
+        </w:tabs>
+        <w:ind w:left="2880" w:hanging="360"/>
+      </w:pPr>
+    </w:lvl>
+    <w:lvl w:ilvl="4" w:tplc="00190410" w:tentative="1">
+      <w:start w:val="1"/>
+      <w:numFmt w:val="lowerLetter"/>
+      <w:lvlText w:val="%5."/>
+      <w:lvlJc w:val="left"/>
+      <w:pPr>
+        <w:tabs>
+          <w:tab w:val="num" w:pos="3600"/>
+        </w:tabs>
+        <w:ind w:left="3600" w:hanging="360"/>
+      </w:pPr>
+    </w:lvl>
+    <w:lvl w:ilvl="5" w:tplc="001B0410" w:tentative="1">
+      <w:start w:val="1"/>
+      <w:numFmt w:val="lowerRoman"/>
+      <w:lvlText w:val="%6."/>
+      <w:lvlJc w:val="right"/>
+      <w:pPr>
+        <w:tabs>
+          <w:tab w:val="num" w:pos="4320"/>
+        </w:tabs>
+        <w:ind w:left="4320" w:hanging="180"/>
+      </w:pPr>
+    </w:lvl>
+    <w:lvl w:ilvl="6" w:tplc="000F0410" w:tentative="1">
+      <w:start w:val="1"/>
+      <w:numFmt w:val="decimal"/>
+      <w:lvlText w:val="%7."/>
+      <w:lvlJc w:val="left"/>
+      <w:pPr>
+        <w:tabs>
+          <w:tab w:val="num" w:pos="5040"/>
+        </w:tabs>
+        <w:ind w:left="5040" w:hanging="360"/>
+      </w:pPr>
+    </w:lvl>
+    <w:lvl w:ilvl="7" w:tplc="00190410" w:tentative="1">
+      <w:start w:val="1"/>
+      <w:numFmt w:val="lowerLetter"/>
+      <w:lvlText w:val="%8."/>
+      <w:lvlJc w:val="left"/>
+      <w:pPr>
+        <w:tabs>
+          <w:tab w:val="num" w:pos="5760"/>
+        </w:tabs>
+        <w:ind w:left="5760" w:hanging="360"/>
+      </w:pPr>
+    </w:lvl>
+    <w:lvl w:ilvl="8" w:tplc="001B0410" w:tentative="1">
+      <w:start w:val="1"/>
+      <w:numFmt w:val="lowerRoman"/>
+      <w:lvlText w:val="%9."/>
+      <w:lvlJc w:val="right"/>
+      <w:pPr>
+        <w:tabs>
+          <w:tab w:val="num" w:pos="6480"/>
+        </w:tabs>
+        <w:ind w:left="6480" w:hanging="180"/>
+      </w:pPr>
+    </w:lvl>
+  </w:abstractNum>
+  <w:abstractNum w:abstractNumId="5" w15:restartNumberingAfterBreak="0">
     <w:nsid w:val="22AE1947"/>
     <w:multiLevelType w:val="hybridMultilevel"/>
     <w:tmpl w:val="FD3A4378"/>
@@ -2874,7 +7170,7 @@
       </w:pPr>
     </w:lvl>
   </w:abstractNum>
-  <w:abstractNum w:abstractNumId="3" w15:restartNumberingAfterBreak="0">
+  <w:abstractNum w:abstractNumId="6" w15:restartNumberingAfterBreak="0">
     <w:nsid w:val="33B616E1"/>
     <w:multiLevelType w:val="hybridMultilevel"/>
     <w:tmpl w:val="5D76F6D0"/>
@@ -2960,7 +7256,179 @@
       </w:pPr>
     </w:lvl>
   </w:abstractNum>
-  <w:abstractNum w:abstractNumId="4" w15:restartNumberingAfterBreak="0">
+  <w:abstractNum w:abstractNumId="7" w15:restartNumberingAfterBreak="0">
+    <w:nsid w:val="441E0853"/>
+    <w:multiLevelType w:val="hybridMultilevel"/>
+    <w:tmpl w:val="57BE699C"/>
+    <w:lvl w:ilvl="0" w:tplc="0810000F">
+      <w:start w:val="1"/>
+      <w:numFmt w:val="decimal"/>
+      <w:lvlText w:val="%1."/>
+      <w:lvlJc w:val="left"/>
+      <w:pPr>
+        <w:ind w:left="720" w:hanging="360"/>
+      </w:pPr>
+    </w:lvl>
+    <w:lvl w:ilvl="1" w:tplc="08100019" w:tentative="1">
+      <w:start w:val="1"/>
+      <w:numFmt w:val="lowerLetter"/>
+      <w:lvlText w:val="%2."/>
+      <w:lvlJc w:val="left"/>
+      <w:pPr>
+        <w:ind w:left="1440" w:hanging="360"/>
+      </w:pPr>
+    </w:lvl>
+    <w:lvl w:ilvl="2" w:tplc="0810001B" w:tentative="1">
+      <w:start w:val="1"/>
+      <w:numFmt w:val="lowerRoman"/>
+      <w:lvlText w:val="%3."/>
+      <w:lvlJc w:val="right"/>
+      <w:pPr>
+        <w:ind w:left="2160" w:hanging="180"/>
+      </w:pPr>
+    </w:lvl>
+    <w:lvl w:ilvl="3" w:tplc="0810000F" w:tentative="1">
+      <w:start w:val="1"/>
+      <w:numFmt w:val="decimal"/>
+      <w:lvlText w:val="%4."/>
+      <w:lvlJc w:val="left"/>
+      <w:pPr>
+        <w:ind w:left="2880" w:hanging="360"/>
+      </w:pPr>
+    </w:lvl>
+    <w:lvl w:ilvl="4" w:tplc="08100019" w:tentative="1">
+      <w:start w:val="1"/>
+      <w:numFmt w:val="lowerLetter"/>
+      <w:lvlText w:val="%5."/>
+      <w:lvlJc w:val="left"/>
+      <w:pPr>
+        <w:ind w:left="3600" w:hanging="360"/>
+      </w:pPr>
+    </w:lvl>
+    <w:lvl w:ilvl="5" w:tplc="0810001B" w:tentative="1">
+      <w:start w:val="1"/>
+      <w:numFmt w:val="lowerRoman"/>
+      <w:lvlText w:val="%6."/>
+      <w:lvlJc w:val="right"/>
+      <w:pPr>
+        <w:ind w:left="4320" w:hanging="180"/>
+      </w:pPr>
+    </w:lvl>
+    <w:lvl w:ilvl="6" w:tplc="0810000F" w:tentative="1">
+      <w:start w:val="1"/>
+      <w:numFmt w:val="decimal"/>
+      <w:lvlText w:val="%7."/>
+      <w:lvlJc w:val="left"/>
+      <w:pPr>
+        <w:ind w:left="5040" w:hanging="360"/>
+      </w:pPr>
+    </w:lvl>
+    <w:lvl w:ilvl="7" w:tplc="08100019" w:tentative="1">
+      <w:start w:val="1"/>
+      <w:numFmt w:val="lowerLetter"/>
+      <w:lvlText w:val="%8."/>
+      <w:lvlJc w:val="left"/>
+      <w:pPr>
+        <w:ind w:left="5760" w:hanging="360"/>
+      </w:pPr>
+    </w:lvl>
+    <w:lvl w:ilvl="8" w:tplc="0810001B" w:tentative="1">
+      <w:start w:val="1"/>
+      <w:numFmt w:val="lowerRoman"/>
+      <w:lvlText w:val="%9."/>
+      <w:lvlJc w:val="right"/>
+      <w:pPr>
+        <w:ind w:left="6480" w:hanging="180"/>
+      </w:pPr>
+    </w:lvl>
+  </w:abstractNum>
+  <w:abstractNum w:abstractNumId="8" w15:restartNumberingAfterBreak="0">
+    <w:nsid w:val="4F1F24FA"/>
+    <w:multiLevelType w:val="hybridMultilevel"/>
+    <w:tmpl w:val="57BE699C"/>
+    <w:lvl w:ilvl="0" w:tplc="0810000F">
+      <w:start w:val="1"/>
+      <w:numFmt w:val="decimal"/>
+      <w:lvlText w:val="%1."/>
+      <w:lvlJc w:val="left"/>
+      <w:pPr>
+        <w:ind w:left="720" w:hanging="360"/>
+      </w:pPr>
+    </w:lvl>
+    <w:lvl w:ilvl="1" w:tplc="08100019" w:tentative="1">
+      <w:start w:val="1"/>
+      <w:numFmt w:val="lowerLetter"/>
+      <w:lvlText w:val="%2."/>
+      <w:lvlJc w:val="left"/>
+      <w:pPr>
+        <w:ind w:left="1440" w:hanging="360"/>
+      </w:pPr>
+    </w:lvl>
+    <w:lvl w:ilvl="2" w:tplc="0810001B" w:tentative="1">
+      <w:start w:val="1"/>
+      <w:numFmt w:val="lowerRoman"/>
+      <w:lvlText w:val="%3."/>
+      <w:lvlJc w:val="right"/>
+      <w:pPr>
+        <w:ind w:left="2160" w:hanging="180"/>
+      </w:pPr>
+    </w:lvl>
+    <w:lvl w:ilvl="3" w:tplc="0810000F" w:tentative="1">
+      <w:start w:val="1"/>
+      <w:numFmt w:val="decimal"/>
+      <w:lvlText w:val="%4."/>
+      <w:lvlJc w:val="left"/>
+      <w:pPr>
+        <w:ind w:left="2880" w:hanging="360"/>
+      </w:pPr>
+    </w:lvl>
+    <w:lvl w:ilvl="4" w:tplc="08100019" w:tentative="1">
+      <w:start w:val="1"/>
+      <w:numFmt w:val="lowerLetter"/>
+      <w:lvlText w:val="%5."/>
+      <w:lvlJc w:val="left"/>
+      <w:pPr>
+        <w:ind w:left="3600" w:hanging="360"/>
+      </w:pPr>
+    </w:lvl>
+    <w:lvl w:ilvl="5" w:tplc="0810001B" w:tentative="1">
+      <w:start w:val="1"/>
+      <w:numFmt w:val="lowerRoman"/>
+      <w:lvlText w:val="%6."/>
+      <w:lvlJc w:val="right"/>
+      <w:pPr>
+        <w:ind w:left="4320" w:hanging="180"/>
+      </w:pPr>
+    </w:lvl>
+    <w:lvl w:ilvl="6" w:tplc="0810000F" w:tentative="1">
+      <w:start w:val="1"/>
+      <w:numFmt w:val="decimal"/>
+      <w:lvlText w:val="%7."/>
+      <w:lvlJc w:val="left"/>
+      <w:pPr>
+        <w:ind w:left="5040" w:hanging="360"/>
+      </w:pPr>
+    </w:lvl>
+    <w:lvl w:ilvl="7" w:tplc="08100019" w:tentative="1">
+      <w:start w:val="1"/>
+      <w:numFmt w:val="lowerLetter"/>
+      <w:lvlText w:val="%8."/>
+      <w:lvlJc w:val="left"/>
+      <w:pPr>
+        <w:ind w:left="5760" w:hanging="360"/>
+      </w:pPr>
+    </w:lvl>
+    <w:lvl w:ilvl="8" w:tplc="0810001B" w:tentative="1">
+      <w:start w:val="1"/>
+      <w:numFmt w:val="lowerRoman"/>
+      <w:lvlText w:val="%9."/>
+      <w:lvlJc w:val="right"/>
+      <w:pPr>
+        <w:ind w:left="6480" w:hanging="180"/>
+      </w:pPr>
+    </w:lvl>
+  </w:abstractNum>
+  <w:abstractNum w:abstractNumId="9" w15:restartNumberingAfterBreak="0">
     <w:nsid w:val="4F361C72"/>
     <w:multiLevelType w:val="hybridMultilevel"/>
     <w:tmpl w:val="E88C01D8"/>
@@ -3046,7 +7514,179 @@
       </w:pPr>
     </w:lvl>
   </w:abstractNum>
-  <w:abstractNum w:abstractNumId="5" w15:restartNumberingAfterBreak="0">
+  <w:abstractNum w:abstractNumId="10" w15:restartNumberingAfterBreak="0">
+    <w:nsid w:val="50F03F2E"/>
+    <w:multiLevelType w:val="hybridMultilevel"/>
+    <w:tmpl w:val="57BE699C"/>
+    <w:lvl w:ilvl="0" w:tplc="0810000F">
+      <w:start w:val="1"/>
+      <w:numFmt w:val="decimal"/>
+      <w:lvlText w:val="%1."/>
+      <w:lvlJc w:val="left"/>
+      <w:pPr>
+        <w:ind w:left="720" w:hanging="360"/>
+      </w:pPr>
+    </w:lvl>
+    <w:lvl w:ilvl="1" w:tplc="08100019" w:tentative="1">
+      <w:start w:val="1"/>
+      <w:numFmt w:val="lowerLetter"/>
+      <w:lvlText w:val="%2."/>
+      <w:lvlJc w:val="left"/>
+      <w:pPr>
+        <w:ind w:left="1440" w:hanging="360"/>
+      </w:pPr>
+    </w:lvl>
+    <w:lvl w:ilvl="2" w:tplc="0810001B" w:tentative="1">
+      <w:start w:val="1"/>
+      <w:numFmt w:val="lowerRoman"/>
+      <w:lvlText w:val="%3."/>
+      <w:lvlJc w:val="right"/>
+      <w:pPr>
+        <w:ind w:left="2160" w:hanging="180"/>
+      </w:pPr>
+    </w:lvl>
+    <w:lvl w:ilvl="3" w:tplc="0810000F" w:tentative="1">
+      <w:start w:val="1"/>
+      <w:numFmt w:val="decimal"/>
+      <w:lvlText w:val="%4."/>
+      <w:lvlJc w:val="left"/>
+      <w:pPr>
+        <w:ind w:left="2880" w:hanging="360"/>
+      </w:pPr>
+    </w:lvl>
+    <w:lvl w:ilvl="4" w:tplc="08100019" w:tentative="1">
+      <w:start w:val="1"/>
+      <w:numFmt w:val="lowerLetter"/>
+      <w:lvlText w:val="%5."/>
+      <w:lvlJc w:val="left"/>
+      <w:pPr>
+        <w:ind w:left="3600" w:hanging="360"/>
+      </w:pPr>
+    </w:lvl>
+    <w:lvl w:ilvl="5" w:tplc="0810001B" w:tentative="1">
+      <w:start w:val="1"/>
+      <w:numFmt w:val="lowerRoman"/>
+      <w:lvlText w:val="%6."/>
+      <w:lvlJc w:val="right"/>
+      <w:pPr>
+        <w:ind w:left="4320" w:hanging="180"/>
+      </w:pPr>
+    </w:lvl>
+    <w:lvl w:ilvl="6" w:tplc="0810000F" w:tentative="1">
+      <w:start w:val="1"/>
+      <w:numFmt w:val="decimal"/>
+      <w:lvlText w:val="%7."/>
+      <w:lvlJc w:val="left"/>
+      <w:pPr>
+        <w:ind w:left="5040" w:hanging="360"/>
+      </w:pPr>
+    </w:lvl>
+    <w:lvl w:ilvl="7" w:tplc="08100019" w:tentative="1">
+      <w:start w:val="1"/>
+      <w:numFmt w:val="lowerLetter"/>
+      <w:lvlText w:val="%8."/>
+      <w:lvlJc w:val="left"/>
+      <w:pPr>
+        <w:ind w:left="5760" w:hanging="360"/>
+      </w:pPr>
+    </w:lvl>
+    <w:lvl w:ilvl="8" w:tplc="0810001B" w:tentative="1">
+      <w:start w:val="1"/>
+      <w:numFmt w:val="lowerRoman"/>
+      <w:lvlText w:val="%9."/>
+      <w:lvlJc w:val="right"/>
+      <w:pPr>
+        <w:ind w:left="6480" w:hanging="180"/>
+      </w:pPr>
+    </w:lvl>
+  </w:abstractNum>
+  <w:abstractNum w:abstractNumId="11" w15:restartNumberingAfterBreak="0">
+    <w:nsid w:val="58F73537"/>
+    <w:multiLevelType w:val="hybridMultilevel"/>
+    <w:tmpl w:val="E88C01D8"/>
+    <w:lvl w:ilvl="0" w:tplc="0810000F">
+      <w:start w:val="1"/>
+      <w:numFmt w:val="decimal"/>
+      <w:lvlText w:val="%1."/>
+      <w:lvlJc w:val="left"/>
+      <w:pPr>
+        <w:ind w:left="720" w:hanging="360"/>
+      </w:pPr>
+    </w:lvl>
+    <w:lvl w:ilvl="1" w:tplc="08100019" w:tentative="1">
+      <w:start w:val="1"/>
+      <w:numFmt w:val="lowerLetter"/>
+      <w:lvlText w:val="%2."/>
+      <w:lvlJc w:val="left"/>
+      <w:pPr>
+        <w:ind w:left="1440" w:hanging="360"/>
+      </w:pPr>
+    </w:lvl>
+    <w:lvl w:ilvl="2" w:tplc="0810001B" w:tentative="1">
+      <w:start w:val="1"/>
+      <w:numFmt w:val="lowerRoman"/>
+      <w:lvlText w:val="%3."/>
+      <w:lvlJc w:val="right"/>
+      <w:pPr>
+        <w:ind w:left="2160" w:hanging="180"/>
+      </w:pPr>
+    </w:lvl>
+    <w:lvl w:ilvl="3" w:tplc="0810000F" w:tentative="1">
+      <w:start w:val="1"/>
+      <w:numFmt w:val="decimal"/>
+      <w:lvlText w:val="%4."/>
+      <w:lvlJc w:val="left"/>
+      <w:pPr>
+        <w:ind w:left="2880" w:hanging="360"/>
+      </w:pPr>
+    </w:lvl>
+    <w:lvl w:ilvl="4" w:tplc="08100019" w:tentative="1">
+      <w:start w:val="1"/>
+      <w:numFmt w:val="lowerLetter"/>
+      <w:lvlText w:val="%5."/>
+      <w:lvlJc w:val="left"/>
+      <w:pPr>
+        <w:ind w:left="3600" w:hanging="360"/>
+      </w:pPr>
+    </w:lvl>
+    <w:lvl w:ilvl="5" w:tplc="0810001B" w:tentative="1">
+      <w:start w:val="1"/>
+      <w:numFmt w:val="lowerRoman"/>
+      <w:lvlText w:val="%6."/>
+      <w:lvlJc w:val="right"/>
+      <w:pPr>
+        <w:ind w:left="4320" w:hanging="180"/>
+      </w:pPr>
+    </w:lvl>
+    <w:lvl w:ilvl="6" w:tplc="0810000F" w:tentative="1">
+      <w:start w:val="1"/>
+      <w:numFmt w:val="decimal"/>
+      <w:lvlText w:val="%7."/>
+      <w:lvlJc w:val="left"/>
+      <w:pPr>
+        <w:ind w:left="5040" w:hanging="360"/>
+      </w:pPr>
+    </w:lvl>
+    <w:lvl w:ilvl="7" w:tplc="08100019" w:tentative="1">
+      <w:start w:val="1"/>
+      <w:numFmt w:val="lowerLetter"/>
+      <w:lvlText w:val="%8."/>
+      <w:lvlJc w:val="left"/>
+      <w:pPr>
+        <w:ind w:left="5760" w:hanging="360"/>
+      </w:pPr>
+    </w:lvl>
+    <w:lvl w:ilvl="8" w:tplc="0810001B" w:tentative="1">
+      <w:start w:val="1"/>
+      <w:numFmt w:val="lowerRoman"/>
+      <w:lvlText w:val="%9."/>
+      <w:lvlJc w:val="right"/>
+      <w:pPr>
+        <w:ind w:left="6480" w:hanging="180"/>
+      </w:pPr>
+    </w:lvl>
+  </w:abstractNum>
+  <w:abstractNum w:abstractNumId="12" w15:restartNumberingAfterBreak="0">
     <w:nsid w:val="5C4812BE"/>
     <w:multiLevelType w:val="hybridMultilevel"/>
     <w:tmpl w:val="5D76F6D0"/>
@@ -3132,7 +7772,93 @@
       </w:pPr>
     </w:lvl>
   </w:abstractNum>
-  <w:abstractNum w:abstractNumId="6" w15:restartNumberingAfterBreak="0">
+  <w:abstractNum w:abstractNumId="13" w15:restartNumberingAfterBreak="0">
+    <w:nsid w:val="64002B5C"/>
+    <w:multiLevelType w:val="hybridMultilevel"/>
+    <w:tmpl w:val="57BE699C"/>
+    <w:lvl w:ilvl="0" w:tplc="0810000F">
+      <w:start w:val="1"/>
+      <w:numFmt w:val="decimal"/>
+      <w:lvlText w:val="%1."/>
+      <w:lvlJc w:val="left"/>
+      <w:pPr>
+        <w:ind w:left="720" w:hanging="360"/>
+      </w:pPr>
+    </w:lvl>
+    <w:lvl w:ilvl="1" w:tplc="08100019" w:tentative="1">
+      <w:start w:val="1"/>
+      <w:numFmt w:val="lowerLetter"/>
+      <w:lvlText w:val="%2."/>
+      <w:lvlJc w:val="left"/>
+      <w:pPr>
+        <w:ind w:left="1440" w:hanging="360"/>
+      </w:pPr>
+    </w:lvl>
+    <w:lvl w:ilvl="2" w:tplc="0810001B" w:tentative="1">
+      <w:start w:val="1"/>
+      <w:numFmt w:val="lowerRoman"/>
+      <w:lvlText w:val="%3."/>
+      <w:lvlJc w:val="right"/>
+      <w:pPr>
+        <w:ind w:left="2160" w:hanging="180"/>
+      </w:pPr>
+    </w:lvl>
+    <w:lvl w:ilvl="3" w:tplc="0810000F" w:tentative="1">
+      <w:start w:val="1"/>
+      <w:numFmt w:val="decimal"/>
+      <w:lvlText w:val="%4."/>
+      <w:lvlJc w:val="left"/>
+      <w:pPr>
+        <w:ind w:left="2880" w:hanging="360"/>
+      </w:pPr>
+    </w:lvl>
+    <w:lvl w:ilvl="4" w:tplc="08100019" w:tentative="1">
+      <w:start w:val="1"/>
+      <w:numFmt w:val="lowerLetter"/>
+      <w:lvlText w:val="%5."/>
+      <w:lvlJc w:val="left"/>
+      <w:pPr>
+        <w:ind w:left="3600" w:hanging="360"/>
+      </w:pPr>
+    </w:lvl>
+    <w:lvl w:ilvl="5" w:tplc="0810001B" w:tentative="1">
+      <w:start w:val="1"/>
+      <w:numFmt w:val="lowerRoman"/>
+      <w:lvlText w:val="%6."/>
+      <w:lvlJc w:val="right"/>
+      <w:pPr>
+        <w:ind w:left="4320" w:hanging="180"/>
+      </w:pPr>
+    </w:lvl>
+    <w:lvl w:ilvl="6" w:tplc="0810000F" w:tentative="1">
+      <w:start w:val="1"/>
+      <w:numFmt w:val="decimal"/>
+      <w:lvlText w:val="%7."/>
+      <w:lvlJc w:val="left"/>
+      <w:pPr>
+        <w:ind w:left="5040" w:hanging="360"/>
+      </w:pPr>
+    </w:lvl>
+    <w:lvl w:ilvl="7" w:tplc="08100019" w:tentative="1">
+      <w:start w:val="1"/>
+      <w:numFmt w:val="lowerLetter"/>
+      <w:lvlText w:val="%8."/>
+      <w:lvlJc w:val="left"/>
+      <w:pPr>
+        <w:ind w:left="5760" w:hanging="360"/>
+      </w:pPr>
+    </w:lvl>
+    <w:lvl w:ilvl="8" w:tplc="0810001B" w:tentative="1">
+      <w:start w:val="1"/>
+      <w:numFmt w:val="lowerRoman"/>
+      <w:lvlText w:val="%9."/>
+      <w:lvlJc w:val="right"/>
+      <w:pPr>
+        <w:ind w:left="6480" w:hanging="180"/>
+      </w:pPr>
+    </w:lvl>
+  </w:abstractNum>
+  <w:abstractNum w:abstractNumId="14" w15:restartNumberingAfterBreak="0">
     <w:nsid w:val="75813439"/>
     <w:multiLevelType w:val="hybridMultilevel"/>
     <w:tmpl w:val="5D76F6D0"/>
@@ -3219,25 +7945,49 @@
     </w:lvl>
   </w:abstractNum>
   <w:num w:numId="1">
+    <w:abstractNumId w:val="14"/>
+  </w:num>
+  <w:num w:numId="2">
+    <w:abstractNumId w:val="12"/>
+  </w:num>
+  <w:num w:numId="3">
+    <w:abstractNumId w:val="2"/>
+  </w:num>
+  <w:num w:numId="4">
     <w:abstractNumId w:val="6"/>
   </w:num>
-  <w:num w:numId="2">
+  <w:num w:numId="5">
+    <w:abstractNumId w:val="9"/>
+  </w:num>
+  <w:num w:numId="6">
     <w:abstractNumId w:val="5"/>
   </w:num>
-  <w:num w:numId="3">
+  <w:num w:numId="7">
     <w:abstractNumId w:val="1"/>
   </w:num>
-  <w:num w:numId="4">
+  <w:num w:numId="8">
+    <w:abstractNumId w:val="11"/>
+  </w:num>
+  <w:num w:numId="9">
+    <w:abstractNumId w:val="13"/>
+  </w:num>
+  <w:num w:numId="10">
+    <w:abstractNumId w:val="8"/>
+  </w:num>
+  <w:num w:numId="11">
+    <w:abstractNumId w:val="10"/>
+  </w:num>
+  <w:num w:numId="12">
     <w:abstractNumId w:val="3"/>
   </w:num>
-  <w:num w:numId="5">
+  <w:num w:numId="13">
+    <w:abstractNumId w:val="7"/>
+  </w:num>
+  <w:num w:numId="14">
+    <w:abstractNumId w:val="0"/>
+  </w:num>
+  <w:num w:numId="15">
     <w:abstractNumId w:val="4"/>
-  </w:num>
-  <w:num w:numId="6">
-    <w:abstractNumId w:val="2"/>
-  </w:num>
-  <w:num w:numId="7">
-    <w:abstractNumId w:val="0"/>
   </w:num>
 </w:numbering>
 </file>
@@ -3282,7 +8032,7 @@
     <w:lsdException w:name="toc 1" w:semiHidden="1" w:uiPriority="39" w:unhideWhenUsed="1"/>
     <w:lsdException w:name="toc 2" w:semiHidden="1" w:uiPriority="39" w:unhideWhenUsed="1"/>
     <w:lsdException w:name="toc 3" w:semiHidden="1" w:uiPriority="39" w:unhideWhenUsed="1"/>
-    <w:lsdException w:name="toc 4" w:semiHidden="1" w:uiPriority="39" w:unhideWhenUsed="1"/>
+    <w:lsdException w:name="toc 4" w:semiHidden="1" w:uiPriority="0" w:unhideWhenUsed="1"/>
     <w:lsdException w:name="toc 5" w:semiHidden="1" w:uiPriority="39" w:unhideWhenUsed="1"/>
     <w:lsdException w:name="toc 6" w:semiHidden="1" w:uiPriority="39" w:unhideWhenUsed="1"/>
     <w:lsdException w:name="toc 7" w:semiHidden="1" w:uiPriority="39" w:unhideWhenUsed="1"/>
@@ -3992,6 +8742,24 @@
       <w:contextualSpacing/>
     </w:pPr>
   </w:style>
+  <w:style w:type="paragraph" w:styleId="Sommario4">
+    <w:name w:val="toc 4"/>
+    <w:basedOn w:val="Normale"/>
+    <w:next w:val="Normale"/>
+    <w:autoRedefine/>
+    <w:semiHidden/>
+    <w:rsid w:val="007652AC"/>
+    <w:pPr>
+      <w:spacing w:after="0" w:line="240" w:lineRule="auto"/>
+      <w:ind w:left="600"/>
+    </w:pPr>
+    <w:rPr>
+      <w:rFonts w:ascii="Arial" w:eastAsia="Times New Roman" w:hAnsi="Arial" w:cs="Times New Roman"/>
+      <w:sz w:val="20"/>
+      <w:szCs w:val="20"/>
+      <w:lang w:eastAsia="it-IT"/>
+    </w:rPr>
+  </w:style>
 </w:styles>
 </file>
 
@@ -4314,7 +9082,7 @@
 </file>
 
 <file path=customXml/itemProps2.xml><?xml version="1.0" encoding="utf-8"?>
-<ds:datastoreItem xmlns:ds="http://schemas.openxmlformats.org/officeDocument/2006/customXml" ds:itemID="{35575AE0-9DFA-4EB7-A654-B245622C11D3}">
+<ds:datastoreItem xmlns:ds="http://schemas.openxmlformats.org/officeDocument/2006/customXml" ds:itemID="{700D608F-9D71-4BF1-AFA1-876ADCC74350}">
   <ds:schemaRefs>
     <ds:schemaRef ds:uri="http://schemas.openxmlformats.org/officeDocument/2006/bibliography"/>
   </ds:schemaRefs>

--- a/3_Documentazione/Documentazione_Sprint2.docx
+++ b/3_Documentazione/Documentazione_Sprint2.docx
@@ -2773,6 +2773,13 @@
           <w:u w:val="single"/>
         </w:rPr>
       </w:pPr>
+      <w:r>
+        <w:rPr>
+          <w:b/>
+          <w:u w:val="single"/>
+        </w:rPr>
+        <w:br w:type="page"/>
+      </w:r>
     </w:p>
     <w:tbl>
       <w:tblPr>
@@ -2821,6 +2828,7 @@
                 <w:szCs w:val="18"/>
                 <w:lang w:val="it-CH"/>
               </w:rPr>
+              <w:lastRenderedPageBreak/>
               <w:t>Test Case:</w:t>
             </w:r>
           </w:p>
@@ -3075,7 +3083,6 @@
                 <w:szCs w:val="18"/>
                 <w:lang w:val="it-CH"/>
               </w:rPr>
-              <w:lastRenderedPageBreak/>
               <w:t>Prerequisiti:</w:t>
             </w:r>
           </w:p>
@@ -3453,8 +3460,6 @@
           <w:u w:val="single"/>
         </w:rPr>
       </w:pPr>
-      <w:bookmarkStart w:id="16" w:name="_GoBack"/>
-      <w:bookmarkEnd w:id="16"/>
     </w:p>
     <w:tbl>
       <w:tblPr>
@@ -3704,25 +3709,7 @@
                 <w:szCs w:val="18"/>
                 <w:lang w:val="it-CH"/>
               </w:rPr>
-              <w:t xml:space="preserve">Il test consiste nel modificare il titolo di una nota, il </w:t>
-            </w:r>
-            <w:proofErr w:type="spellStart"/>
-            <w:r>
-              <w:rPr>
-                <w:sz w:val="18"/>
-                <w:szCs w:val="18"/>
-                <w:lang w:val="it-CH"/>
-              </w:rPr>
-              <w:t>db</w:t>
-            </w:r>
-            <w:proofErr w:type="spellEnd"/>
-            <w:r>
-              <w:rPr>
-                <w:sz w:val="18"/>
-                <w:szCs w:val="18"/>
-                <w:lang w:val="it-CH"/>
-              </w:rPr>
-              <w:t xml:space="preserve"> dovrebbe aggiornare il titolo, di conseguenza l’elenco delle note dovrebbe mostrare il nuovo titolo della nota aggiornata.</w:t>
+              <w:t>Il test consiste nel modificare il titolo di una nota, incluso aggiornamento data, di conseguenza l’elenco delle note dovrebbe mostrare il nuovo titolo della nota aggiornata.</w:t>
             </w:r>
           </w:p>
         </w:tc>
@@ -4019,7 +4006,16 @@
                 <w:sz w:val="18"/>
                 <w:lang w:eastAsia="en-US"/>
               </w:rPr>
-              <w:t xml:space="preserve"> titolo alla nota </w:t>
+              <w:t xml:space="preserve"> t</w:t>
+            </w:r>
+            <w:bookmarkStart w:id="16" w:name="_GoBack"/>
+            <w:bookmarkEnd w:id="16"/>
+            <w:r>
+              <w:rPr>
+                <w:sz w:val="18"/>
+                <w:lang w:eastAsia="en-US"/>
+              </w:rPr>
+              <w:t xml:space="preserve">itolo alla nota </w:t>
             </w:r>
           </w:p>
           <w:p>
@@ -4166,6 +4162,7 @@
             <w:pPr>
               <w:spacing w:after="120"/>
               <w:rPr>
+                <w:rFonts w:ascii="Arial" w:hAnsi="Arial" w:cs="Arial"/>
                 <w:b/>
                 <w:sz w:val="18"/>
                 <w:szCs w:val="18"/>
@@ -4173,6 +4170,7 @@
             </w:pPr>
             <w:r>
               <w:rPr>
+                <w:rFonts w:ascii="Arial" w:hAnsi="Arial" w:cs="Arial"/>
                 <w:b/>
                 <w:sz w:val="18"/>
                 <w:szCs w:val="18"/>
@@ -4184,12 +4182,14 @@
             <w:pPr>
               <w:spacing w:after="120"/>
               <w:rPr>
-                <w:sz w:val="18"/>
-                <w:szCs w:val="18"/>
-              </w:rPr>
-            </w:pPr>
-            <w:r>
-              <w:rPr>
+                <w:rFonts w:ascii="Arial" w:hAnsi="Arial" w:cs="Arial"/>
+                <w:sz w:val="18"/>
+                <w:szCs w:val="18"/>
+              </w:rPr>
+            </w:pPr>
+            <w:r>
+              <w:rPr>
+                <w:rFonts w:ascii="Arial" w:hAnsi="Arial" w:cs="Arial"/>
                 <w:b/>
                 <w:sz w:val="18"/>
                 <w:szCs w:val="18"/>
@@ -4198,6 +4198,7 @@
             </w:r>
             <w:r>
               <w:rPr>
+                <w:rFonts w:ascii="Arial" w:hAnsi="Arial" w:cs="Arial"/>
                 <w:sz w:val="18"/>
                 <w:szCs w:val="18"/>
               </w:rPr>
@@ -4218,12 +4219,14 @@
             <w:pPr>
               <w:spacing w:after="120"/>
               <w:rPr>
-                <w:sz w:val="18"/>
-                <w:szCs w:val="18"/>
-              </w:rPr>
-            </w:pPr>
-            <w:r>
-              <w:rPr>
+                <w:rFonts w:ascii="Arial" w:hAnsi="Arial" w:cs="Arial"/>
+                <w:sz w:val="18"/>
+                <w:szCs w:val="18"/>
+              </w:rPr>
+            </w:pPr>
+            <w:r>
+              <w:rPr>
+                <w:rFonts w:ascii="Arial" w:hAnsi="Arial" w:cs="Arial"/>
                 <w:sz w:val="18"/>
                 <w:szCs w:val="18"/>
               </w:rPr>
@@ -4233,12 +4236,14 @@
           <w:p>
             <w:pPr>
               <w:rPr>
-                <w:sz w:val="18"/>
-                <w:szCs w:val="18"/>
-              </w:rPr>
-            </w:pPr>
-            <w:r>
-              <w:rPr>
+                <w:rFonts w:ascii="Arial" w:hAnsi="Arial" w:cs="Arial"/>
+                <w:sz w:val="18"/>
+                <w:szCs w:val="18"/>
+              </w:rPr>
+            </w:pPr>
+            <w:r>
+              <w:rPr>
+                <w:rFonts w:ascii="Arial" w:hAnsi="Arial" w:cs="Arial"/>
                 <w:sz w:val="18"/>
                 <w:szCs w:val="18"/>
               </w:rPr>
@@ -4248,12 +4253,14 @@
           <w:p>
             <w:pPr>
               <w:rPr>
-                <w:sz w:val="18"/>
-                <w:szCs w:val="18"/>
-              </w:rPr>
-            </w:pPr>
-            <w:r>
-              <w:rPr>
+                <w:rFonts w:ascii="Arial" w:hAnsi="Arial" w:cs="Arial"/>
+                <w:sz w:val="18"/>
+                <w:szCs w:val="18"/>
+              </w:rPr>
+            </w:pPr>
+            <w:r>
+              <w:rPr>
+                <w:rFonts w:ascii="Arial" w:hAnsi="Arial" w:cs="Arial"/>
                 <w:sz w:val="18"/>
                 <w:szCs w:val="18"/>
               </w:rPr>
@@ -4275,6 +4282,7 @@
             <w:pPr>
               <w:spacing w:after="120"/>
               <w:rPr>
+                <w:rFonts w:ascii="Arial" w:hAnsi="Arial" w:cs="Arial"/>
                 <w:b/>
                 <w:sz w:val="18"/>
                 <w:szCs w:val="18"/>
@@ -4282,6 +4290,7 @@
             </w:pPr>
             <w:r>
               <w:rPr>
+                <w:rFonts w:ascii="Arial" w:hAnsi="Arial" w:cs="Arial"/>
                 <w:b/>
                 <w:sz w:val="18"/>
                 <w:szCs w:val="18"/>
@@ -4302,12 +4311,14 @@
             <w:pPr>
               <w:spacing w:after="120"/>
               <w:rPr>
-                <w:sz w:val="18"/>
-                <w:szCs w:val="18"/>
-              </w:rPr>
-            </w:pPr>
-            <w:r>
-              <w:rPr>
+                <w:rFonts w:ascii="Arial" w:hAnsi="Arial" w:cs="Arial"/>
+                <w:sz w:val="18"/>
+                <w:szCs w:val="18"/>
+              </w:rPr>
+            </w:pPr>
+            <w:r>
+              <w:rPr>
+                <w:rFonts w:ascii="Arial" w:hAnsi="Arial" w:cs="Arial"/>
                 <w:sz w:val="18"/>
                 <w:szCs w:val="18"/>
               </w:rPr>
@@ -4329,6 +4340,7 @@
             <w:pPr>
               <w:spacing w:after="120"/>
               <w:rPr>
+                <w:rFonts w:ascii="Arial" w:hAnsi="Arial" w:cs="Arial"/>
                 <w:b/>
                 <w:sz w:val="18"/>
                 <w:szCs w:val="18"/>
@@ -4336,6 +4348,7 @@
             </w:pPr>
             <w:r>
               <w:rPr>
+                <w:rFonts w:ascii="Arial" w:hAnsi="Arial" w:cs="Arial"/>
                 <w:b/>
                 <w:sz w:val="18"/>
                 <w:szCs w:val="18"/>
@@ -4356,12 +4369,14 @@
             <w:pPr>
               <w:spacing w:after="120"/>
               <w:rPr>
-                <w:sz w:val="18"/>
-                <w:szCs w:val="18"/>
-              </w:rPr>
-            </w:pPr>
-            <w:r>
-              <w:rPr>
+                <w:rFonts w:ascii="Arial" w:hAnsi="Arial" w:cs="Arial"/>
+                <w:sz w:val="18"/>
+                <w:szCs w:val="18"/>
+              </w:rPr>
+            </w:pPr>
+            <w:r>
+              <w:rPr>
+                <w:rFonts w:ascii="Arial" w:hAnsi="Arial" w:cs="Arial"/>
                 <w:sz w:val="18"/>
                 <w:szCs w:val="18"/>
               </w:rPr>
@@ -4370,6 +4385,7 @@
             <w:proofErr w:type="spellStart"/>
             <w:r>
               <w:rPr>
+                <w:rFonts w:ascii="Arial" w:hAnsi="Arial" w:cs="Arial"/>
                 <w:sz w:val="18"/>
                 <w:szCs w:val="18"/>
               </w:rPr>
@@ -4378,6 +4394,7 @@
             <w:proofErr w:type="spellEnd"/>
             <w:r>
               <w:rPr>
+                <w:rFonts w:ascii="Arial" w:hAnsi="Arial" w:cs="Arial"/>
                 <w:sz w:val="18"/>
                 <w:szCs w:val="18"/>
               </w:rPr>
@@ -4399,6 +4416,7 @@
             <w:pPr>
               <w:spacing w:after="120"/>
               <w:rPr>
+                <w:rFonts w:ascii="Arial" w:hAnsi="Arial" w:cs="Arial"/>
                 <w:b/>
                 <w:sz w:val="18"/>
                 <w:szCs w:val="18"/>
@@ -4406,6 +4424,7 @@
             </w:pPr>
             <w:r>
               <w:rPr>
+                <w:rFonts w:ascii="Arial" w:hAnsi="Arial" w:cs="Arial"/>
                 <w:b/>
                 <w:sz w:val="18"/>
                 <w:szCs w:val="18"/>
@@ -4426,12 +4445,14 @@
             <w:pPr>
               <w:spacing w:after="120"/>
               <w:rPr>
-                <w:sz w:val="18"/>
-                <w:szCs w:val="18"/>
-              </w:rPr>
-            </w:pPr>
-            <w:r>
-              <w:rPr>
+                <w:rFonts w:ascii="Arial" w:hAnsi="Arial" w:cs="Arial"/>
+                <w:sz w:val="18"/>
+                <w:szCs w:val="18"/>
+              </w:rPr>
+            </w:pPr>
+            <w:r>
+              <w:rPr>
+                <w:rFonts w:ascii="Arial" w:hAnsi="Arial" w:cs="Arial"/>
                 <w:sz w:val="18"/>
                 <w:szCs w:val="18"/>
               </w:rPr>
@@ -4440,6 +4461,7 @@
             <w:proofErr w:type="spellStart"/>
             <w:r>
               <w:rPr>
+                <w:rFonts w:ascii="Arial" w:hAnsi="Arial" w:cs="Arial"/>
                 <w:sz w:val="18"/>
                 <w:szCs w:val="18"/>
               </w:rPr>
@@ -4448,6 +4470,7 @@
             <w:proofErr w:type="spellEnd"/>
             <w:r>
               <w:rPr>
+                <w:rFonts w:ascii="Arial" w:hAnsi="Arial" w:cs="Arial"/>
                 <w:sz w:val="18"/>
                 <w:szCs w:val="18"/>
               </w:rPr>
@@ -4469,6 +4492,7 @@
             <w:pPr>
               <w:spacing w:after="120"/>
               <w:rPr>
+                <w:rFonts w:ascii="Arial" w:hAnsi="Arial" w:cs="Arial"/>
                 <w:b/>
                 <w:sz w:val="18"/>
                 <w:szCs w:val="18"/>
@@ -4476,6 +4500,7 @@
             </w:pPr>
             <w:r>
               <w:rPr>
+                <w:rFonts w:ascii="Arial" w:hAnsi="Arial" w:cs="Arial"/>
                 <w:b/>
                 <w:sz w:val="18"/>
                 <w:szCs w:val="18"/>
@@ -4500,6 +4525,7 @@
               </w:numPr>
               <w:spacing w:after="120"/>
               <w:rPr>
+                <w:rFonts w:ascii="Arial" w:hAnsi="Arial" w:cs="Arial"/>
                 <w:sz w:val="18"/>
                 <w:szCs w:val="21"/>
                 <w:lang w:val="en-GB"/>
@@ -4508,6 +4534,7 @@
             <w:proofErr w:type="spellStart"/>
             <w:r>
               <w:rPr>
+                <w:rFonts w:ascii="Arial" w:hAnsi="Arial" w:cs="Arial"/>
                 <w:sz w:val="18"/>
                 <w:szCs w:val="21"/>
                 <w:lang w:val="en-GB"/>
@@ -4517,6 +4544,7 @@
             <w:proofErr w:type="spellEnd"/>
             <w:r>
               <w:rPr>
+                <w:rFonts w:ascii="Arial" w:hAnsi="Arial" w:cs="Arial"/>
                 <w:sz w:val="18"/>
                 <w:szCs w:val="21"/>
                 <w:lang w:val="en-GB"/>
@@ -4526,6 +4554,7 @@
             <w:proofErr w:type="spellStart"/>
             <w:r>
               <w:rPr>
+                <w:rFonts w:ascii="Arial" w:hAnsi="Arial" w:cs="Arial"/>
                 <w:sz w:val="18"/>
                 <w:szCs w:val="21"/>
                 <w:lang w:val="en-GB"/>
@@ -4535,6 +4564,7 @@
             <w:proofErr w:type="spellEnd"/>
             <w:r>
               <w:rPr>
+                <w:rFonts w:ascii="Arial" w:hAnsi="Arial" w:cs="Arial"/>
                 <w:sz w:val="18"/>
                 <w:szCs w:val="21"/>
                 <w:lang w:val="en-GB"/>
@@ -4544,6 +4574,7 @@
             <w:proofErr w:type="spellStart"/>
             <w:r>
               <w:rPr>
+                <w:rFonts w:ascii="Arial" w:hAnsi="Arial" w:cs="Arial"/>
                 <w:sz w:val="18"/>
                 <w:szCs w:val="21"/>
                 <w:lang w:val="en-GB"/>
@@ -4553,6 +4584,7 @@
             <w:proofErr w:type="spellEnd"/>
             <w:r>
               <w:rPr>
+                <w:rFonts w:ascii="Arial" w:hAnsi="Arial" w:cs="Arial"/>
                 <w:sz w:val="18"/>
                 <w:szCs w:val="21"/>
                 <w:lang w:val="en-GB"/>
@@ -4562,6 +4594,7 @@
             <w:proofErr w:type="spellStart"/>
             <w:r>
               <w:rPr>
+                <w:rFonts w:ascii="Arial" w:hAnsi="Arial" w:cs="Arial"/>
                 <w:sz w:val="18"/>
                 <w:szCs w:val="21"/>
                 <w:lang w:val="en-GB"/>
@@ -4571,6 +4604,7 @@
             <w:proofErr w:type="spellEnd"/>
             <w:r>
               <w:rPr>
+                <w:rFonts w:ascii="Arial" w:hAnsi="Arial" w:cs="Arial"/>
                 <w:sz w:val="18"/>
                 <w:szCs w:val="21"/>
                 <w:lang w:val="en-GB"/>
@@ -4580,6 +4614,7 @@
             <w:proofErr w:type="spellStart"/>
             <w:r>
               <w:rPr>
+                <w:rFonts w:ascii="Arial" w:hAnsi="Arial" w:cs="Arial"/>
                 <w:sz w:val="18"/>
                 <w:szCs w:val="21"/>
                 <w:lang w:val="en-GB"/>
@@ -4589,6 +4624,7 @@
             <w:proofErr w:type="spellEnd"/>
             <w:r>
               <w:rPr>
+                <w:rFonts w:ascii="Arial" w:hAnsi="Arial" w:cs="Arial"/>
                 <w:sz w:val="18"/>
                 <w:szCs w:val="21"/>
                 <w:lang w:val="en-GB"/>
@@ -4598,6 +4634,7 @@
             <w:proofErr w:type="spellStart"/>
             <w:r>
               <w:rPr>
+                <w:rFonts w:ascii="Arial" w:hAnsi="Arial" w:cs="Arial"/>
                 <w:sz w:val="18"/>
                 <w:szCs w:val="21"/>
                 <w:lang w:val="en-GB"/>
@@ -4607,6 +4644,7 @@
             <w:proofErr w:type="spellEnd"/>
             <w:r>
               <w:rPr>
+                <w:rFonts w:ascii="Arial" w:hAnsi="Arial" w:cs="Arial"/>
                 <w:sz w:val="18"/>
                 <w:szCs w:val="21"/>
                 <w:lang w:val="en-GB"/>
@@ -4622,6 +4660,7 @@
               </w:numPr>
               <w:spacing w:after="120"/>
               <w:rPr>
+                <w:rFonts w:ascii="Arial" w:hAnsi="Arial" w:cs="Arial"/>
                 <w:sz w:val="18"/>
                 <w:szCs w:val="21"/>
                 <w:lang w:val="en-GB"/>
@@ -4629,6 +4668,7 @@
             </w:pPr>
             <w:r>
               <w:rPr>
+                <w:rFonts w:ascii="Arial" w:hAnsi="Arial" w:cs="Arial"/>
                 <w:sz w:val="18"/>
                 <w:szCs w:val="18"/>
               </w:rPr>
@@ -4650,6 +4690,7 @@
             <w:pPr>
               <w:spacing w:after="120"/>
               <w:rPr>
+                <w:rFonts w:ascii="Arial" w:hAnsi="Arial" w:cs="Arial"/>
                 <w:b/>
                 <w:sz w:val="18"/>
                 <w:szCs w:val="18"/>
@@ -4657,6 +4698,7 @@
             </w:pPr>
             <w:r>
               <w:rPr>
+                <w:rFonts w:ascii="Arial" w:hAnsi="Arial" w:cs="Arial"/>
                 <w:b/>
                 <w:sz w:val="18"/>
                 <w:szCs w:val="18"/>
@@ -4677,12 +4719,14 @@
             <w:pPr>
               <w:spacing w:after="120"/>
               <w:rPr>
-                <w:sz w:val="18"/>
-                <w:szCs w:val="18"/>
-              </w:rPr>
-            </w:pPr>
-            <w:r>
-              <w:rPr>
+                <w:rFonts w:ascii="Arial" w:hAnsi="Arial" w:cs="Arial"/>
+                <w:sz w:val="18"/>
+                <w:szCs w:val="18"/>
+              </w:rPr>
+            </w:pPr>
+            <w:r>
+              <w:rPr>
+                <w:rFonts w:ascii="Arial" w:hAnsi="Arial" w:cs="Arial"/>
                 <w:sz w:val="18"/>
                 <w:szCs w:val="18"/>
               </w:rPr>
@@ -9082,7 +9126,7 @@
 </file>
 
 <file path=customXml/itemProps2.xml><?xml version="1.0" encoding="utf-8"?>
-<ds:datastoreItem xmlns:ds="http://schemas.openxmlformats.org/officeDocument/2006/customXml" ds:itemID="{700D608F-9D71-4BF1-AFA1-876ADCC74350}">
+<ds:datastoreItem xmlns:ds="http://schemas.openxmlformats.org/officeDocument/2006/customXml" ds:itemID="{13C6779E-8C21-4BE2-A466-1BBFB0B32D3F}">
   <ds:schemaRefs>
     <ds:schemaRef ds:uri="http://schemas.openxmlformats.org/officeDocument/2006/bibliography"/>
   </ds:schemaRefs>

--- a/3_Documentazione/Documentazione_Sprint2.docx
+++ b/3_Documentazione/Documentazione_Sprint2.docx
@@ -3709,7 +3709,17 @@
                 <w:szCs w:val="18"/>
                 <w:lang w:val="it-CH"/>
               </w:rPr>
-              <w:t>Il test consiste nel modificare il titolo di una nota, incluso aggiornamento data, di conseguenza l’elenco delle note dovrebbe mostrare il nuovo titolo della nota aggiornata.</w:t>
+              <w:t>Il test consiste nel modificare il titolo di una nota</w:t>
+            </w:r>
+            <w:bookmarkStart w:id="16" w:name="_GoBack"/>
+            <w:bookmarkEnd w:id="16"/>
+            <w:r>
+              <w:rPr>
+                <w:sz w:val="18"/>
+                <w:szCs w:val="18"/>
+                <w:lang w:val="it-CH"/>
+              </w:rPr>
+              <w:t>, di conseguenza l’elenco delle note dovrebbe mostrare il nuovo titolo della nota aggiornata.</w:t>
             </w:r>
           </w:p>
         </w:tc>
@@ -4006,16 +4016,7 @@
                 <w:sz w:val="18"/>
                 <w:lang w:eastAsia="en-US"/>
               </w:rPr>
-              <w:t xml:space="preserve"> t</w:t>
-            </w:r>
-            <w:bookmarkStart w:id="16" w:name="_GoBack"/>
-            <w:bookmarkEnd w:id="16"/>
-            <w:r>
-              <w:rPr>
-                <w:sz w:val="18"/>
-                <w:lang w:eastAsia="en-US"/>
-              </w:rPr>
-              <w:t xml:space="preserve">itolo alla nota </w:t>
+              <w:t xml:space="preserve"> titolo alla nota </w:t>
             </w:r>
           </w:p>
           <w:p>
@@ -9126,7 +9127,7 @@
 </file>
 
 <file path=customXml/itemProps2.xml><?xml version="1.0" encoding="utf-8"?>
-<ds:datastoreItem xmlns:ds="http://schemas.openxmlformats.org/officeDocument/2006/customXml" ds:itemID="{13C6779E-8C21-4BE2-A466-1BBFB0B32D3F}">
+<ds:datastoreItem xmlns:ds="http://schemas.openxmlformats.org/officeDocument/2006/customXml" ds:itemID="{E1521D3B-7408-44D7-A654-FDA3696CF300}">
   <ds:schemaRefs>
     <ds:schemaRef ds:uri="http://schemas.openxmlformats.org/officeDocument/2006/bibliography"/>
   </ds:schemaRefs>
